--- a/resources/Grade 6 Araling Panlipunan Learning Competencies.docx
+++ b/resources/Grade 6 Araling Panlipunan Learning Competencies.docx
@@ -26,11 +26,122 @@
           <w:szCs w:val="48"/>
           <w14:ligatures w14:val="none"/>
         </w:rPr>
-        <w:t>Grade 6 Araling Panlipunan Learning Competencies</w:t>
+        <w:t>Grade 4, 6, 10 and 11 (NAT)</w:t>
       </w:r>
     </w:p>
     <w:p>
       <w:pPr>
+        <w:pStyle w:val="ListParagraph"/>
+        <w:numPr>
+          <w:ilvl w:val="0"/>
+          <w:numId w:val="15"/>
+        </w:numPr>
+        <w:spacing w:before="100" w:beforeAutospacing="1" w:after="100" w:afterAutospacing="1" w:line="240" w:lineRule="auto"/>
+        <w:outlineLvl w:val="0"/>
+        <w:rPr>
+          <w:rFonts w:ascii="Times New Roman" w:eastAsia="Times New Roman" w:hAnsi="Times New Roman" w:cs="Times New Roman"/>
+          <w:b/>
+          <w:bCs/>
+          <w:kern w:val="36"/>
+          <w:sz w:val="48"/>
+          <w:szCs w:val="48"/>
+          <w14:ligatures w14:val="none"/>
+        </w:rPr>
+      </w:pPr>
+      <w:r>
+        <w:rPr>
+          <w:rFonts w:ascii="Times New Roman" w:eastAsia="Times New Roman" w:hAnsi="Times New Roman" w:cs="Times New Roman"/>
+          <w:b/>
+          <w:bCs/>
+          <w:kern w:val="36"/>
+          <w:sz w:val="48"/>
+          <w:szCs w:val="48"/>
+          <w14:ligatures w14:val="none"/>
+        </w:rPr>
+        <w:t>School/teacher can modify the lesson plan for enrichment (duplicate feature)</w:t>
+      </w:r>
+    </w:p>
+    <w:p>
+      <w:pPr>
+        <w:spacing w:before="100" w:beforeAutospacing="1" w:after="100" w:afterAutospacing="1" w:line="240" w:lineRule="auto"/>
+        <w:outlineLvl w:val="0"/>
+        <w:rPr>
+          <w:rFonts w:ascii="Times New Roman" w:eastAsia="Times New Roman" w:hAnsi="Times New Roman" w:cs="Times New Roman"/>
+          <w:b/>
+          <w:bCs/>
+          <w:kern w:val="36"/>
+          <w:sz w:val="48"/>
+          <w:szCs w:val="48"/>
+          <w14:ligatures w14:val="none"/>
+        </w:rPr>
+      </w:pPr>
+      <w:r>
+        <w:rPr>
+          <w:rFonts w:ascii="Times New Roman" w:eastAsia="Times New Roman" w:hAnsi="Times New Roman" w:cs="Times New Roman"/>
+          <w:b/>
+          <w:bCs/>
+          <w:kern w:val="36"/>
+          <w:sz w:val="48"/>
+          <w:szCs w:val="48"/>
+          <w14:ligatures w14:val="none"/>
+        </w:rPr>
+        <w:t xml:space="preserve">Grade 6 </w:t>
+      </w:r>
+      <w:proofErr w:type="spellStart"/>
+      <w:r>
+        <w:rPr>
+          <w:rFonts w:ascii="Times New Roman" w:eastAsia="Times New Roman" w:hAnsi="Times New Roman" w:cs="Times New Roman"/>
+          <w:b/>
+          <w:bCs/>
+          <w:kern w:val="36"/>
+          <w:sz w:val="48"/>
+          <w:szCs w:val="48"/>
+          <w14:ligatures w14:val="none"/>
+        </w:rPr>
+        <w:t>Araling</w:t>
+      </w:r>
+      <w:proofErr w:type="spellEnd"/>
+      <w:r>
+        <w:rPr>
+          <w:rFonts w:ascii="Times New Roman" w:eastAsia="Times New Roman" w:hAnsi="Times New Roman" w:cs="Times New Roman"/>
+          <w:b/>
+          <w:bCs/>
+          <w:kern w:val="36"/>
+          <w:sz w:val="48"/>
+          <w:szCs w:val="48"/>
+          <w14:ligatures w14:val="none"/>
+        </w:rPr>
+        <w:t xml:space="preserve"> </w:t>
+      </w:r>
+      <w:proofErr w:type="spellStart"/>
+      <w:r>
+        <w:rPr>
+          <w:rFonts w:ascii="Times New Roman" w:eastAsia="Times New Roman" w:hAnsi="Times New Roman" w:cs="Times New Roman"/>
+          <w:b/>
+          <w:bCs/>
+          <w:kern w:val="36"/>
+          <w:sz w:val="48"/>
+          <w:szCs w:val="48"/>
+          <w14:ligatures w14:val="none"/>
+        </w:rPr>
+        <w:t>Panlipunan</w:t>
+      </w:r>
+      <w:proofErr w:type="spellEnd"/>
+      <w:r>
+        <w:rPr>
+          <w:rFonts w:ascii="Times New Roman" w:eastAsia="Times New Roman" w:hAnsi="Times New Roman" w:cs="Times New Roman"/>
+          <w:b/>
+          <w:bCs/>
+          <w:kern w:val="36"/>
+          <w:sz w:val="48"/>
+          <w:szCs w:val="48"/>
+          <w14:ligatures w14:val="none"/>
+        </w:rPr>
+        <w:t xml:space="preserve"> Learning Competencies</w:t>
+      </w:r>
+    </w:p>
+    <w:p>
+      <w:pPr>
         <w:spacing w:before="100" w:beforeAutospacing="1" w:after="100" w:afterAutospacing="1" w:line="240" w:lineRule="auto"/>
         <w:outlineLvl w:val="2"/>
         <w:rPr>
@@ -53,7 +164,59 @@
           <w:szCs w:val="27"/>
           <w14:ligatures w14:val="none"/>
         </w:rPr>
-        <w:t>TERM 1 – Tungo sa Kalayaan ng Pilipinas</w:t>
+        <w:t xml:space="preserve">TERM 1 – </w:t>
+      </w:r>
+      <w:proofErr w:type="spellStart"/>
+      <w:r>
+        <w:rPr>
+          <w:rFonts w:ascii="Times New Roman" w:eastAsia="Times New Roman" w:hAnsi="Times New Roman" w:cs="Times New Roman"/>
+          <w:b/>
+          <w:bCs/>
+          <w:kern w:val="0"/>
+          <w:sz w:val="27"/>
+          <w:szCs w:val="27"/>
+          <w14:ligatures w14:val="none"/>
+        </w:rPr>
+        <w:t>Tungo</w:t>
+      </w:r>
+      <w:proofErr w:type="spellEnd"/>
+      <w:r>
+        <w:rPr>
+          <w:rFonts w:ascii="Times New Roman" w:eastAsia="Times New Roman" w:hAnsi="Times New Roman" w:cs="Times New Roman"/>
+          <w:b/>
+          <w:bCs/>
+          <w:kern w:val="0"/>
+          <w:sz w:val="27"/>
+          <w:szCs w:val="27"/>
+          <w14:ligatures w14:val="none"/>
+        </w:rPr>
+        <w:t xml:space="preserve"> </w:t>
+      </w:r>
+      <w:proofErr w:type="spellStart"/>
+      <w:r>
+        <w:rPr>
+          <w:rFonts w:ascii="Times New Roman" w:eastAsia="Times New Roman" w:hAnsi="Times New Roman" w:cs="Times New Roman"/>
+          <w:b/>
+          <w:bCs/>
+          <w:kern w:val="0"/>
+          <w:sz w:val="27"/>
+          <w:szCs w:val="27"/>
+          <w14:ligatures w14:val="none"/>
+        </w:rPr>
+        <w:t>sa</w:t>
+      </w:r>
+      <w:proofErr w:type="spellEnd"/>
+      <w:r>
+        <w:rPr>
+          <w:rFonts w:ascii="Times New Roman" w:eastAsia="Times New Roman" w:hAnsi="Times New Roman" w:cs="Times New Roman"/>
+          <w:b/>
+          <w:bCs/>
+          <w:kern w:val="0"/>
+          <w:sz w:val="27"/>
+          <w:szCs w:val="27"/>
+          <w14:ligatures w14:val="none"/>
+        </w:rPr>
+        <w:t xml:space="preserve"> Kalayaan ng Pilipinas</w:t>
       </w:r>
     </w:p>
     <w:p>
@@ -89,13 +252,113 @@
           <w14:ligatures w14:val="none"/>
         </w:rPr>
       </w:pPr>
-      <w:r>
-        <w:rPr>
-          <w:rFonts w:ascii="Times New Roman" w:eastAsia="Times New Roman" w:hAnsi="Times New Roman" w:cs="Times New Roman"/>
-          <w:kern w:val="0"/>
-          <w14:ligatures w14:val="none"/>
-        </w:rPr>
-        <w:t xml:space="preserve">Nasusuri ang mga kalagayang nagbunsod sa pagtatatag ng Katipunan. </w:t>
+      <w:proofErr w:type="spellStart"/>
+      <w:r>
+        <w:rPr>
+          <w:rFonts w:ascii="Times New Roman" w:eastAsia="Times New Roman" w:hAnsi="Times New Roman" w:cs="Times New Roman"/>
+          <w:kern w:val="0"/>
+          <w14:ligatures w14:val="none"/>
+        </w:rPr>
+        <w:t>Nasusuri</w:t>
+      </w:r>
+      <w:proofErr w:type="spellEnd"/>
+      <w:r>
+        <w:rPr>
+          <w:rFonts w:ascii="Times New Roman" w:eastAsia="Times New Roman" w:hAnsi="Times New Roman" w:cs="Times New Roman"/>
+          <w:kern w:val="0"/>
+          <w14:ligatures w14:val="none"/>
+        </w:rPr>
+        <w:t xml:space="preserve"> ang </w:t>
+      </w:r>
+      <w:proofErr w:type="spellStart"/>
+      <w:r>
+        <w:rPr>
+          <w:rFonts w:ascii="Times New Roman" w:eastAsia="Times New Roman" w:hAnsi="Times New Roman" w:cs="Times New Roman"/>
+          <w:kern w:val="0"/>
+          <w14:ligatures w14:val="none"/>
+        </w:rPr>
+        <w:t>mga</w:t>
+      </w:r>
+      <w:proofErr w:type="spellEnd"/>
+      <w:r>
+        <w:rPr>
+          <w:rFonts w:ascii="Times New Roman" w:eastAsia="Times New Roman" w:hAnsi="Times New Roman" w:cs="Times New Roman"/>
+          <w:kern w:val="0"/>
+          <w14:ligatures w14:val="none"/>
+        </w:rPr>
+        <w:t xml:space="preserve"> </w:t>
+      </w:r>
+      <w:proofErr w:type="spellStart"/>
+      <w:r>
+        <w:rPr>
+          <w:rFonts w:ascii="Times New Roman" w:eastAsia="Times New Roman" w:hAnsi="Times New Roman" w:cs="Times New Roman"/>
+          <w:kern w:val="0"/>
+          <w14:ligatures w14:val="none"/>
+        </w:rPr>
+        <w:t>kalagayang</w:t>
+      </w:r>
+      <w:proofErr w:type="spellEnd"/>
+      <w:r>
+        <w:rPr>
+          <w:rFonts w:ascii="Times New Roman" w:eastAsia="Times New Roman" w:hAnsi="Times New Roman" w:cs="Times New Roman"/>
+          <w:kern w:val="0"/>
+          <w14:ligatures w14:val="none"/>
+        </w:rPr>
+        <w:t xml:space="preserve"> </w:t>
+      </w:r>
+      <w:proofErr w:type="spellStart"/>
+      <w:r>
+        <w:rPr>
+          <w:rFonts w:ascii="Times New Roman" w:eastAsia="Times New Roman" w:hAnsi="Times New Roman" w:cs="Times New Roman"/>
+          <w:kern w:val="0"/>
+          <w14:ligatures w14:val="none"/>
+        </w:rPr>
+        <w:t>nagbunsod</w:t>
+      </w:r>
+      <w:proofErr w:type="spellEnd"/>
+      <w:r>
+        <w:rPr>
+          <w:rFonts w:ascii="Times New Roman" w:eastAsia="Times New Roman" w:hAnsi="Times New Roman" w:cs="Times New Roman"/>
+          <w:kern w:val="0"/>
+          <w14:ligatures w14:val="none"/>
+        </w:rPr>
+        <w:t xml:space="preserve"> </w:t>
+      </w:r>
+      <w:proofErr w:type="spellStart"/>
+      <w:r>
+        <w:rPr>
+          <w:rFonts w:ascii="Times New Roman" w:eastAsia="Times New Roman" w:hAnsi="Times New Roman" w:cs="Times New Roman"/>
+          <w:kern w:val="0"/>
+          <w14:ligatures w14:val="none"/>
+        </w:rPr>
+        <w:t>sa</w:t>
+      </w:r>
+      <w:proofErr w:type="spellEnd"/>
+      <w:r>
+        <w:rPr>
+          <w:rFonts w:ascii="Times New Roman" w:eastAsia="Times New Roman" w:hAnsi="Times New Roman" w:cs="Times New Roman"/>
+          <w:kern w:val="0"/>
+          <w14:ligatures w14:val="none"/>
+        </w:rPr>
+        <w:t xml:space="preserve"> </w:t>
+      </w:r>
+      <w:proofErr w:type="spellStart"/>
+      <w:r>
+        <w:rPr>
+          <w:rFonts w:ascii="Times New Roman" w:eastAsia="Times New Roman" w:hAnsi="Times New Roman" w:cs="Times New Roman"/>
+          <w:kern w:val="0"/>
+          <w14:ligatures w14:val="none"/>
+        </w:rPr>
+        <w:t>pagtatatag</w:t>
+      </w:r>
+      <w:proofErr w:type="spellEnd"/>
+      <w:r>
+        <w:rPr>
+          <w:rFonts w:ascii="Times New Roman" w:eastAsia="Times New Roman" w:hAnsi="Times New Roman" w:cs="Times New Roman"/>
+          <w:kern w:val="0"/>
+          <w14:ligatures w14:val="none"/>
+        </w:rPr>
+        <w:t xml:space="preserve"> ng Katipunan. </w:t>
       </w:r>
     </w:p>
     <w:p>
@@ -111,13 +374,95 @@
           <w14:ligatures w14:val="none"/>
         </w:rPr>
       </w:pPr>
-      <w:r>
-        <w:rPr>
-          <w:rFonts w:ascii="Times New Roman" w:eastAsia="Times New Roman" w:hAnsi="Times New Roman" w:cs="Times New Roman"/>
-          <w:kern w:val="0"/>
-          <w14:ligatures w14:val="none"/>
-        </w:rPr>
-        <w:t xml:space="preserve">Naipaliliwanag ang layunin, aral, estruktura, at pamamaraan ng Katipunan. </w:t>
+      <w:proofErr w:type="spellStart"/>
+      <w:r>
+        <w:rPr>
+          <w:rFonts w:ascii="Times New Roman" w:eastAsia="Times New Roman" w:hAnsi="Times New Roman" w:cs="Times New Roman"/>
+          <w:kern w:val="0"/>
+          <w14:ligatures w14:val="none"/>
+        </w:rPr>
+        <w:t>Naipaliliwanag</w:t>
+      </w:r>
+      <w:proofErr w:type="spellEnd"/>
+      <w:r>
+        <w:rPr>
+          <w:rFonts w:ascii="Times New Roman" w:eastAsia="Times New Roman" w:hAnsi="Times New Roman" w:cs="Times New Roman"/>
+          <w:kern w:val="0"/>
+          <w14:ligatures w14:val="none"/>
+        </w:rPr>
+        <w:t xml:space="preserve"> ang </w:t>
+      </w:r>
+      <w:proofErr w:type="spellStart"/>
+      <w:r>
+        <w:rPr>
+          <w:rFonts w:ascii="Times New Roman" w:eastAsia="Times New Roman" w:hAnsi="Times New Roman" w:cs="Times New Roman"/>
+          <w:kern w:val="0"/>
+          <w14:ligatures w14:val="none"/>
+        </w:rPr>
+        <w:t>layunin</w:t>
+      </w:r>
+      <w:proofErr w:type="spellEnd"/>
+      <w:r>
+        <w:rPr>
+          <w:rFonts w:ascii="Times New Roman" w:eastAsia="Times New Roman" w:hAnsi="Times New Roman" w:cs="Times New Roman"/>
+          <w:kern w:val="0"/>
+          <w14:ligatures w14:val="none"/>
+        </w:rPr>
+        <w:t xml:space="preserve">, </w:t>
+      </w:r>
+      <w:proofErr w:type="spellStart"/>
+      <w:r>
+        <w:rPr>
+          <w:rFonts w:ascii="Times New Roman" w:eastAsia="Times New Roman" w:hAnsi="Times New Roman" w:cs="Times New Roman"/>
+          <w:kern w:val="0"/>
+          <w14:ligatures w14:val="none"/>
+        </w:rPr>
+        <w:t>aral</w:t>
+      </w:r>
+      <w:proofErr w:type="spellEnd"/>
+      <w:r>
+        <w:rPr>
+          <w:rFonts w:ascii="Times New Roman" w:eastAsia="Times New Roman" w:hAnsi="Times New Roman" w:cs="Times New Roman"/>
+          <w:kern w:val="0"/>
+          <w14:ligatures w14:val="none"/>
+        </w:rPr>
+        <w:t xml:space="preserve">, </w:t>
+      </w:r>
+      <w:proofErr w:type="spellStart"/>
+      <w:r>
+        <w:rPr>
+          <w:rFonts w:ascii="Times New Roman" w:eastAsia="Times New Roman" w:hAnsi="Times New Roman" w:cs="Times New Roman"/>
+          <w:kern w:val="0"/>
+          <w14:ligatures w14:val="none"/>
+        </w:rPr>
+        <w:t>estruktura</w:t>
+      </w:r>
+      <w:proofErr w:type="spellEnd"/>
+      <w:r>
+        <w:rPr>
+          <w:rFonts w:ascii="Times New Roman" w:eastAsia="Times New Roman" w:hAnsi="Times New Roman" w:cs="Times New Roman"/>
+          <w:kern w:val="0"/>
+          <w14:ligatures w14:val="none"/>
+        </w:rPr>
+        <w:t xml:space="preserve">, at </w:t>
+      </w:r>
+      <w:proofErr w:type="spellStart"/>
+      <w:r>
+        <w:rPr>
+          <w:rFonts w:ascii="Times New Roman" w:eastAsia="Times New Roman" w:hAnsi="Times New Roman" w:cs="Times New Roman"/>
+          <w:kern w:val="0"/>
+          <w14:ligatures w14:val="none"/>
+        </w:rPr>
+        <w:t>pamamaraan</w:t>
+      </w:r>
+      <w:proofErr w:type="spellEnd"/>
+      <w:r>
+        <w:rPr>
+          <w:rFonts w:ascii="Times New Roman" w:eastAsia="Times New Roman" w:hAnsi="Times New Roman" w:cs="Times New Roman"/>
+          <w:kern w:val="0"/>
+          <w14:ligatures w14:val="none"/>
+        </w:rPr>
+        <w:t xml:space="preserve"> ng Katipunan. </w:t>
       </w:r>
     </w:p>
     <w:p>
@@ -133,13 +478,113 @@
           <w14:ligatures w14:val="none"/>
         </w:rPr>
       </w:pPr>
-      <w:r>
-        <w:rPr>
-          <w:rFonts w:ascii="Times New Roman" w:eastAsia="Times New Roman" w:hAnsi="Times New Roman" w:cs="Times New Roman"/>
-          <w:kern w:val="0"/>
-          <w14:ligatures w14:val="none"/>
-        </w:rPr>
-        <w:t xml:space="preserve">Nasusuri ang pagpapalaganap ng Katipunan sa iba't ibang lalawigan. </w:t>
+      <w:proofErr w:type="spellStart"/>
+      <w:r>
+        <w:rPr>
+          <w:rFonts w:ascii="Times New Roman" w:eastAsia="Times New Roman" w:hAnsi="Times New Roman" w:cs="Times New Roman"/>
+          <w:kern w:val="0"/>
+          <w14:ligatures w14:val="none"/>
+        </w:rPr>
+        <w:t>Nasusuri</w:t>
+      </w:r>
+      <w:proofErr w:type="spellEnd"/>
+      <w:r>
+        <w:rPr>
+          <w:rFonts w:ascii="Times New Roman" w:eastAsia="Times New Roman" w:hAnsi="Times New Roman" w:cs="Times New Roman"/>
+          <w:kern w:val="0"/>
+          <w14:ligatures w14:val="none"/>
+        </w:rPr>
+        <w:t xml:space="preserve"> ang </w:t>
+      </w:r>
+      <w:proofErr w:type="spellStart"/>
+      <w:r>
+        <w:rPr>
+          <w:rFonts w:ascii="Times New Roman" w:eastAsia="Times New Roman" w:hAnsi="Times New Roman" w:cs="Times New Roman"/>
+          <w:kern w:val="0"/>
+          <w14:ligatures w14:val="none"/>
+        </w:rPr>
+        <w:t>pagpapalaganap</w:t>
+      </w:r>
+      <w:proofErr w:type="spellEnd"/>
+      <w:r>
+        <w:rPr>
+          <w:rFonts w:ascii="Times New Roman" w:eastAsia="Times New Roman" w:hAnsi="Times New Roman" w:cs="Times New Roman"/>
+          <w:kern w:val="0"/>
+          <w14:ligatures w14:val="none"/>
+        </w:rPr>
+        <w:t xml:space="preserve"> ng Katipunan </w:t>
+      </w:r>
+      <w:proofErr w:type="spellStart"/>
+      <w:r>
+        <w:rPr>
+          <w:rFonts w:ascii="Times New Roman" w:eastAsia="Times New Roman" w:hAnsi="Times New Roman" w:cs="Times New Roman"/>
+          <w:kern w:val="0"/>
+          <w14:ligatures w14:val="none"/>
+        </w:rPr>
+        <w:t>sa</w:t>
+      </w:r>
+      <w:proofErr w:type="spellEnd"/>
+      <w:r>
+        <w:rPr>
+          <w:rFonts w:ascii="Times New Roman" w:eastAsia="Times New Roman" w:hAnsi="Times New Roman" w:cs="Times New Roman"/>
+          <w:kern w:val="0"/>
+          <w14:ligatures w14:val="none"/>
+        </w:rPr>
+        <w:t xml:space="preserve"> </w:t>
+      </w:r>
+      <w:proofErr w:type="spellStart"/>
+      <w:r>
+        <w:rPr>
+          <w:rFonts w:ascii="Times New Roman" w:eastAsia="Times New Roman" w:hAnsi="Times New Roman" w:cs="Times New Roman"/>
+          <w:kern w:val="0"/>
+          <w14:ligatures w14:val="none"/>
+        </w:rPr>
+        <w:t>iba't</w:t>
+      </w:r>
+      <w:proofErr w:type="spellEnd"/>
+      <w:r>
+        <w:rPr>
+          <w:rFonts w:ascii="Times New Roman" w:eastAsia="Times New Roman" w:hAnsi="Times New Roman" w:cs="Times New Roman"/>
+          <w:kern w:val="0"/>
+          <w14:ligatures w14:val="none"/>
+        </w:rPr>
+        <w:t xml:space="preserve"> </w:t>
+      </w:r>
+      <w:proofErr w:type="spellStart"/>
+      <w:r>
+        <w:rPr>
+          <w:rFonts w:ascii="Times New Roman" w:eastAsia="Times New Roman" w:hAnsi="Times New Roman" w:cs="Times New Roman"/>
+          <w:kern w:val="0"/>
+          <w14:ligatures w14:val="none"/>
+        </w:rPr>
+        <w:t>ibang</w:t>
+      </w:r>
+      <w:proofErr w:type="spellEnd"/>
+      <w:r>
+        <w:rPr>
+          <w:rFonts w:ascii="Times New Roman" w:eastAsia="Times New Roman" w:hAnsi="Times New Roman" w:cs="Times New Roman"/>
+          <w:kern w:val="0"/>
+          <w14:ligatures w14:val="none"/>
+        </w:rPr>
+        <w:t xml:space="preserve"> </w:t>
+      </w:r>
+      <w:proofErr w:type="spellStart"/>
+      <w:r>
+        <w:rPr>
+          <w:rFonts w:ascii="Times New Roman" w:eastAsia="Times New Roman" w:hAnsi="Times New Roman" w:cs="Times New Roman"/>
+          <w:kern w:val="0"/>
+          <w14:ligatures w14:val="none"/>
+        </w:rPr>
+        <w:t>lalawigan</w:t>
+      </w:r>
+      <w:proofErr w:type="spellEnd"/>
+      <w:r>
+        <w:rPr>
+          <w:rFonts w:ascii="Times New Roman" w:eastAsia="Times New Roman" w:hAnsi="Times New Roman" w:cs="Times New Roman"/>
+          <w:kern w:val="0"/>
+          <w14:ligatures w14:val="none"/>
+        </w:rPr>
+        <w:t xml:space="preserve">. </w:t>
       </w:r>
     </w:p>
     <w:p>
@@ -159,7 +604,29 @@
           <w:kern w:val="0"/>
           <w14:ligatures w14:val="none"/>
         </w:rPr>
-        <w:t>Unit 2: Himagsikang Pilipino</w:t>
+        <w:t xml:space="preserve">Unit 2: </w:t>
+      </w:r>
+      <w:proofErr w:type="spellStart"/>
+      <w:r>
+        <w:rPr>
+          <w:rFonts w:ascii="Times New Roman" w:eastAsia="Times New Roman" w:hAnsi="Times New Roman" w:cs="Times New Roman"/>
+          <w:b/>
+          <w:bCs/>
+          <w:kern w:val="0"/>
+          <w14:ligatures w14:val="none"/>
+        </w:rPr>
+        <w:t>Himagsikang</w:t>
+      </w:r>
+      <w:proofErr w:type="spellEnd"/>
+      <w:r>
+        <w:rPr>
+          <w:rFonts w:ascii="Times New Roman" w:eastAsia="Times New Roman" w:hAnsi="Times New Roman" w:cs="Times New Roman"/>
+          <w:b/>
+          <w:bCs/>
+          <w:kern w:val="0"/>
+          <w14:ligatures w14:val="none"/>
+        </w:rPr>
+        <w:t xml:space="preserve"> Pilipino</w:t>
       </w:r>
     </w:p>
     <w:p>
@@ -175,13 +642,95 @@
           <w14:ligatures w14:val="none"/>
         </w:rPr>
       </w:pPr>
-      <w:r>
-        <w:rPr>
-          <w:rFonts w:ascii="Times New Roman" w:eastAsia="Times New Roman" w:hAnsi="Times New Roman" w:cs="Times New Roman"/>
-          <w:kern w:val="0"/>
-          <w14:ligatures w14:val="none"/>
-        </w:rPr>
-        <w:t xml:space="preserve">Nasusuri ang mahahalagang pangyayari sa Himagsikang Pilipino (1892–1898). </w:t>
+      <w:proofErr w:type="spellStart"/>
+      <w:r>
+        <w:rPr>
+          <w:rFonts w:ascii="Times New Roman" w:eastAsia="Times New Roman" w:hAnsi="Times New Roman" w:cs="Times New Roman"/>
+          <w:kern w:val="0"/>
+          <w14:ligatures w14:val="none"/>
+        </w:rPr>
+        <w:t>Nasusuri</w:t>
+      </w:r>
+      <w:proofErr w:type="spellEnd"/>
+      <w:r>
+        <w:rPr>
+          <w:rFonts w:ascii="Times New Roman" w:eastAsia="Times New Roman" w:hAnsi="Times New Roman" w:cs="Times New Roman"/>
+          <w:kern w:val="0"/>
+          <w14:ligatures w14:val="none"/>
+        </w:rPr>
+        <w:t xml:space="preserve"> ang </w:t>
+      </w:r>
+      <w:proofErr w:type="spellStart"/>
+      <w:r>
+        <w:rPr>
+          <w:rFonts w:ascii="Times New Roman" w:eastAsia="Times New Roman" w:hAnsi="Times New Roman" w:cs="Times New Roman"/>
+          <w:kern w:val="0"/>
+          <w14:ligatures w14:val="none"/>
+        </w:rPr>
+        <w:t>mahahalagang</w:t>
+      </w:r>
+      <w:proofErr w:type="spellEnd"/>
+      <w:r>
+        <w:rPr>
+          <w:rFonts w:ascii="Times New Roman" w:eastAsia="Times New Roman" w:hAnsi="Times New Roman" w:cs="Times New Roman"/>
+          <w:kern w:val="0"/>
+          <w14:ligatures w14:val="none"/>
+        </w:rPr>
+        <w:t xml:space="preserve"> </w:t>
+      </w:r>
+      <w:proofErr w:type="spellStart"/>
+      <w:r>
+        <w:rPr>
+          <w:rFonts w:ascii="Times New Roman" w:eastAsia="Times New Roman" w:hAnsi="Times New Roman" w:cs="Times New Roman"/>
+          <w:kern w:val="0"/>
+          <w14:ligatures w14:val="none"/>
+        </w:rPr>
+        <w:t>pangyayari</w:t>
+      </w:r>
+      <w:proofErr w:type="spellEnd"/>
+      <w:r>
+        <w:rPr>
+          <w:rFonts w:ascii="Times New Roman" w:eastAsia="Times New Roman" w:hAnsi="Times New Roman" w:cs="Times New Roman"/>
+          <w:kern w:val="0"/>
+          <w14:ligatures w14:val="none"/>
+        </w:rPr>
+        <w:t xml:space="preserve"> </w:t>
+      </w:r>
+      <w:proofErr w:type="spellStart"/>
+      <w:r>
+        <w:rPr>
+          <w:rFonts w:ascii="Times New Roman" w:eastAsia="Times New Roman" w:hAnsi="Times New Roman" w:cs="Times New Roman"/>
+          <w:kern w:val="0"/>
+          <w14:ligatures w14:val="none"/>
+        </w:rPr>
+        <w:t>sa</w:t>
+      </w:r>
+      <w:proofErr w:type="spellEnd"/>
+      <w:r>
+        <w:rPr>
+          <w:rFonts w:ascii="Times New Roman" w:eastAsia="Times New Roman" w:hAnsi="Times New Roman" w:cs="Times New Roman"/>
+          <w:kern w:val="0"/>
+          <w14:ligatures w14:val="none"/>
+        </w:rPr>
+        <w:t xml:space="preserve"> </w:t>
+      </w:r>
+      <w:proofErr w:type="spellStart"/>
+      <w:r>
+        <w:rPr>
+          <w:rFonts w:ascii="Times New Roman" w:eastAsia="Times New Roman" w:hAnsi="Times New Roman" w:cs="Times New Roman"/>
+          <w:kern w:val="0"/>
+          <w14:ligatures w14:val="none"/>
+        </w:rPr>
+        <w:t>Himagsikang</w:t>
+      </w:r>
+      <w:proofErr w:type="spellEnd"/>
+      <w:r>
+        <w:rPr>
+          <w:rFonts w:ascii="Times New Roman" w:eastAsia="Times New Roman" w:hAnsi="Times New Roman" w:cs="Times New Roman"/>
+          <w:kern w:val="0"/>
+          <w14:ligatures w14:val="none"/>
+        </w:rPr>
+        <w:t xml:space="preserve"> Pilipino (1892–1898). </w:t>
       </w:r>
     </w:p>
     <w:p>
@@ -197,13 +746,131 @@
           <w14:ligatures w14:val="none"/>
         </w:rPr>
       </w:pPr>
-      <w:r>
-        <w:rPr>
-          <w:rFonts w:ascii="Times New Roman" w:eastAsia="Times New Roman" w:hAnsi="Times New Roman" w:cs="Times New Roman"/>
-          <w:kern w:val="0"/>
-          <w14:ligatures w14:val="none"/>
-        </w:rPr>
-        <w:t xml:space="preserve">Naipaliliwanag ang papel ng mga pangkat na Magdalo at Magdiwang. </w:t>
+      <w:proofErr w:type="spellStart"/>
+      <w:r>
+        <w:rPr>
+          <w:rFonts w:ascii="Times New Roman" w:eastAsia="Times New Roman" w:hAnsi="Times New Roman" w:cs="Times New Roman"/>
+          <w:kern w:val="0"/>
+          <w14:ligatures w14:val="none"/>
+        </w:rPr>
+        <w:t>Naipaliliwanag</w:t>
+      </w:r>
+      <w:proofErr w:type="spellEnd"/>
+      <w:r>
+        <w:rPr>
+          <w:rFonts w:ascii="Times New Roman" w:eastAsia="Times New Roman" w:hAnsi="Times New Roman" w:cs="Times New Roman"/>
+          <w:kern w:val="0"/>
+          <w14:ligatures w14:val="none"/>
+        </w:rPr>
+        <w:t xml:space="preserve"> ang </w:t>
+      </w:r>
+      <w:proofErr w:type="spellStart"/>
+      <w:r>
+        <w:rPr>
+          <w:rFonts w:ascii="Times New Roman" w:eastAsia="Times New Roman" w:hAnsi="Times New Roman" w:cs="Times New Roman"/>
+          <w:kern w:val="0"/>
+          <w14:ligatures w14:val="none"/>
+        </w:rPr>
+        <w:t>papel</w:t>
+      </w:r>
+      <w:proofErr w:type="spellEnd"/>
+      <w:r>
+        <w:rPr>
+          <w:rFonts w:ascii="Times New Roman" w:eastAsia="Times New Roman" w:hAnsi="Times New Roman" w:cs="Times New Roman"/>
+          <w:kern w:val="0"/>
+          <w14:ligatures w14:val="none"/>
+        </w:rPr>
+        <w:t xml:space="preserve"> ng </w:t>
+      </w:r>
+      <w:proofErr w:type="spellStart"/>
+      <w:r>
+        <w:rPr>
+          <w:rFonts w:ascii="Times New Roman" w:eastAsia="Times New Roman" w:hAnsi="Times New Roman" w:cs="Times New Roman"/>
+          <w:kern w:val="0"/>
+          <w14:ligatures w14:val="none"/>
+        </w:rPr>
+        <w:t>mga</w:t>
+      </w:r>
+      <w:proofErr w:type="spellEnd"/>
+      <w:r>
+        <w:rPr>
+          <w:rFonts w:ascii="Times New Roman" w:eastAsia="Times New Roman" w:hAnsi="Times New Roman" w:cs="Times New Roman"/>
+          <w:kern w:val="0"/>
+          <w14:ligatures w14:val="none"/>
+        </w:rPr>
+        <w:t xml:space="preserve"> </w:t>
+      </w:r>
+      <w:proofErr w:type="spellStart"/>
+      <w:r>
+        <w:rPr>
+          <w:rFonts w:ascii="Times New Roman" w:eastAsia="Times New Roman" w:hAnsi="Times New Roman" w:cs="Times New Roman"/>
+          <w:kern w:val="0"/>
+          <w14:ligatures w14:val="none"/>
+        </w:rPr>
+        <w:t>pangkat</w:t>
+      </w:r>
+      <w:proofErr w:type="spellEnd"/>
+      <w:r>
+        <w:rPr>
+          <w:rFonts w:ascii="Times New Roman" w:eastAsia="Times New Roman" w:hAnsi="Times New Roman" w:cs="Times New Roman"/>
+          <w:kern w:val="0"/>
+          <w14:ligatures w14:val="none"/>
+        </w:rPr>
+        <w:t xml:space="preserve"> </w:t>
+      </w:r>
+      <w:proofErr w:type="spellStart"/>
+      <w:r>
+        <w:rPr>
+          <w:rFonts w:ascii="Times New Roman" w:eastAsia="Times New Roman" w:hAnsi="Times New Roman" w:cs="Times New Roman"/>
+          <w:kern w:val="0"/>
+          <w14:ligatures w14:val="none"/>
+        </w:rPr>
+        <w:t>na</w:t>
+      </w:r>
+      <w:proofErr w:type="spellEnd"/>
+      <w:r>
+        <w:rPr>
+          <w:rFonts w:ascii="Times New Roman" w:eastAsia="Times New Roman" w:hAnsi="Times New Roman" w:cs="Times New Roman"/>
+          <w:kern w:val="0"/>
+          <w14:ligatures w14:val="none"/>
+        </w:rPr>
+        <w:t xml:space="preserve"> </w:t>
+      </w:r>
+      <w:proofErr w:type="spellStart"/>
+      <w:r>
+        <w:rPr>
+          <w:rFonts w:ascii="Times New Roman" w:eastAsia="Times New Roman" w:hAnsi="Times New Roman" w:cs="Times New Roman"/>
+          <w:kern w:val="0"/>
+          <w14:ligatures w14:val="none"/>
+        </w:rPr>
+        <w:t>Magdalo</w:t>
+      </w:r>
+      <w:proofErr w:type="spellEnd"/>
+      <w:r>
+        <w:rPr>
+          <w:rFonts w:ascii="Times New Roman" w:eastAsia="Times New Roman" w:hAnsi="Times New Roman" w:cs="Times New Roman"/>
+          <w:kern w:val="0"/>
+          <w14:ligatures w14:val="none"/>
+        </w:rPr>
+        <w:t xml:space="preserve"> at </w:t>
+      </w:r>
+      <w:proofErr w:type="spellStart"/>
+      <w:r>
+        <w:rPr>
+          <w:rFonts w:ascii="Times New Roman" w:eastAsia="Times New Roman" w:hAnsi="Times New Roman" w:cs="Times New Roman"/>
+          <w:kern w:val="0"/>
+          <w14:ligatures w14:val="none"/>
+        </w:rPr>
+        <w:t>Magdiwang</w:t>
+      </w:r>
+      <w:proofErr w:type="spellEnd"/>
+      <w:r>
+        <w:rPr>
+          <w:rFonts w:ascii="Times New Roman" w:eastAsia="Times New Roman" w:hAnsi="Times New Roman" w:cs="Times New Roman"/>
+          <w:kern w:val="0"/>
+          <w14:ligatures w14:val="none"/>
+        </w:rPr>
+        <w:t xml:space="preserve">. </w:t>
       </w:r>
     </w:p>
     <w:p>
@@ -219,13 +886,113 @@
           <w14:ligatures w14:val="none"/>
         </w:rPr>
       </w:pPr>
-      <w:r>
-        <w:rPr>
-          <w:rFonts w:ascii="Times New Roman" w:eastAsia="Times New Roman" w:hAnsi="Times New Roman" w:cs="Times New Roman"/>
-          <w:kern w:val="0"/>
-          <w14:ligatures w14:val="none"/>
-        </w:rPr>
-        <w:t xml:space="preserve">Nasusuri ang kahalagahan ng Tejeros Convention at Kasunduan sa Biak-na-Bato. </w:t>
+      <w:proofErr w:type="spellStart"/>
+      <w:r>
+        <w:rPr>
+          <w:rFonts w:ascii="Times New Roman" w:eastAsia="Times New Roman" w:hAnsi="Times New Roman" w:cs="Times New Roman"/>
+          <w:kern w:val="0"/>
+          <w14:ligatures w14:val="none"/>
+        </w:rPr>
+        <w:t>Nasusuri</w:t>
+      </w:r>
+      <w:proofErr w:type="spellEnd"/>
+      <w:r>
+        <w:rPr>
+          <w:rFonts w:ascii="Times New Roman" w:eastAsia="Times New Roman" w:hAnsi="Times New Roman" w:cs="Times New Roman"/>
+          <w:kern w:val="0"/>
+          <w14:ligatures w14:val="none"/>
+        </w:rPr>
+        <w:t xml:space="preserve"> ang </w:t>
+      </w:r>
+      <w:proofErr w:type="spellStart"/>
+      <w:r>
+        <w:rPr>
+          <w:rFonts w:ascii="Times New Roman" w:eastAsia="Times New Roman" w:hAnsi="Times New Roman" w:cs="Times New Roman"/>
+          <w:kern w:val="0"/>
+          <w14:ligatures w14:val="none"/>
+        </w:rPr>
+        <w:t>kahalagahan</w:t>
+      </w:r>
+      <w:proofErr w:type="spellEnd"/>
+      <w:r>
+        <w:rPr>
+          <w:rFonts w:ascii="Times New Roman" w:eastAsia="Times New Roman" w:hAnsi="Times New Roman" w:cs="Times New Roman"/>
+          <w:kern w:val="0"/>
+          <w14:ligatures w14:val="none"/>
+        </w:rPr>
+        <w:t xml:space="preserve"> ng </w:t>
+      </w:r>
+      <w:proofErr w:type="spellStart"/>
+      <w:r>
+        <w:rPr>
+          <w:rFonts w:ascii="Times New Roman" w:eastAsia="Times New Roman" w:hAnsi="Times New Roman" w:cs="Times New Roman"/>
+          <w:kern w:val="0"/>
+          <w14:ligatures w14:val="none"/>
+        </w:rPr>
+        <w:t>Tejeros</w:t>
+      </w:r>
+      <w:proofErr w:type="spellEnd"/>
+      <w:r>
+        <w:rPr>
+          <w:rFonts w:ascii="Times New Roman" w:eastAsia="Times New Roman" w:hAnsi="Times New Roman" w:cs="Times New Roman"/>
+          <w:kern w:val="0"/>
+          <w14:ligatures w14:val="none"/>
+        </w:rPr>
+        <w:t xml:space="preserve"> Convention at </w:t>
+      </w:r>
+      <w:proofErr w:type="spellStart"/>
+      <w:r>
+        <w:rPr>
+          <w:rFonts w:ascii="Times New Roman" w:eastAsia="Times New Roman" w:hAnsi="Times New Roman" w:cs="Times New Roman"/>
+          <w:kern w:val="0"/>
+          <w14:ligatures w14:val="none"/>
+        </w:rPr>
+        <w:t>Kasunduan</w:t>
+      </w:r>
+      <w:proofErr w:type="spellEnd"/>
+      <w:r>
+        <w:rPr>
+          <w:rFonts w:ascii="Times New Roman" w:eastAsia="Times New Roman" w:hAnsi="Times New Roman" w:cs="Times New Roman"/>
+          <w:kern w:val="0"/>
+          <w14:ligatures w14:val="none"/>
+        </w:rPr>
+        <w:t xml:space="preserve"> </w:t>
+      </w:r>
+      <w:proofErr w:type="spellStart"/>
+      <w:r>
+        <w:rPr>
+          <w:rFonts w:ascii="Times New Roman" w:eastAsia="Times New Roman" w:hAnsi="Times New Roman" w:cs="Times New Roman"/>
+          <w:kern w:val="0"/>
+          <w14:ligatures w14:val="none"/>
+        </w:rPr>
+        <w:t>sa</w:t>
+      </w:r>
+      <w:proofErr w:type="spellEnd"/>
+      <w:r>
+        <w:rPr>
+          <w:rFonts w:ascii="Times New Roman" w:eastAsia="Times New Roman" w:hAnsi="Times New Roman" w:cs="Times New Roman"/>
+          <w:kern w:val="0"/>
+          <w14:ligatures w14:val="none"/>
+        </w:rPr>
+        <w:t xml:space="preserve"> Biak-</w:t>
+      </w:r>
+      <w:proofErr w:type="spellStart"/>
+      <w:r>
+        <w:rPr>
+          <w:rFonts w:ascii="Times New Roman" w:eastAsia="Times New Roman" w:hAnsi="Times New Roman" w:cs="Times New Roman"/>
+          <w:kern w:val="0"/>
+          <w14:ligatures w14:val="none"/>
+        </w:rPr>
+        <w:t>na</w:t>
+      </w:r>
+      <w:proofErr w:type="spellEnd"/>
+      <w:r>
+        <w:rPr>
+          <w:rFonts w:ascii="Times New Roman" w:eastAsia="Times New Roman" w:hAnsi="Times New Roman" w:cs="Times New Roman"/>
+          <w:kern w:val="0"/>
+          <w14:ligatures w14:val="none"/>
+        </w:rPr>
+        <w:t xml:space="preserve">-Bato. </w:t>
       </w:r>
     </w:p>
     <w:p>
@@ -245,8 +1012,42 @@
           <w:kern w:val="0"/>
           <w14:ligatures w14:val="none"/>
         </w:rPr>
-        <w:t>Unit 3: Deklarasyon ng Kasarinlan</w:t>
-      </w:r>
+        <w:t xml:space="preserve">Unit 3: </w:t>
+      </w:r>
+      <w:proofErr w:type="spellStart"/>
+      <w:r>
+        <w:rPr>
+          <w:rFonts w:ascii="Times New Roman" w:eastAsia="Times New Roman" w:hAnsi="Times New Roman" w:cs="Times New Roman"/>
+          <w:b/>
+          <w:bCs/>
+          <w:kern w:val="0"/>
+          <w14:ligatures w14:val="none"/>
+        </w:rPr>
+        <w:t>Deklarasyon</w:t>
+      </w:r>
+      <w:proofErr w:type="spellEnd"/>
+      <w:r>
+        <w:rPr>
+          <w:rFonts w:ascii="Times New Roman" w:eastAsia="Times New Roman" w:hAnsi="Times New Roman" w:cs="Times New Roman"/>
+          <w:b/>
+          <w:bCs/>
+          <w:kern w:val="0"/>
+          <w14:ligatures w14:val="none"/>
+        </w:rPr>
+        <w:t xml:space="preserve"> ng </w:t>
+      </w:r>
+      <w:proofErr w:type="spellStart"/>
+      <w:r>
+        <w:rPr>
+          <w:rFonts w:ascii="Times New Roman" w:eastAsia="Times New Roman" w:hAnsi="Times New Roman" w:cs="Times New Roman"/>
+          <w:b/>
+          <w:bCs/>
+          <w:kern w:val="0"/>
+          <w14:ligatures w14:val="none"/>
+        </w:rPr>
+        <w:t>Kasarinlan</w:t>
+      </w:r>
+      <w:proofErr w:type="spellEnd"/>
     </w:p>
     <w:p>
       <w:pPr>
@@ -261,13 +1062,131 @@
           <w14:ligatures w14:val="none"/>
         </w:rPr>
       </w:pPr>
-      <w:r>
-        <w:rPr>
-          <w:rFonts w:ascii="Times New Roman" w:eastAsia="Times New Roman" w:hAnsi="Times New Roman" w:cs="Times New Roman"/>
-          <w:kern w:val="0"/>
-          <w14:ligatures w14:val="none"/>
-        </w:rPr>
-        <w:t xml:space="preserve">Nasusuri ang mga pangyayaring humantong sa deklarasyon ng kalayaan. </w:t>
+      <w:proofErr w:type="spellStart"/>
+      <w:r>
+        <w:rPr>
+          <w:rFonts w:ascii="Times New Roman" w:eastAsia="Times New Roman" w:hAnsi="Times New Roman" w:cs="Times New Roman"/>
+          <w:kern w:val="0"/>
+          <w14:ligatures w14:val="none"/>
+        </w:rPr>
+        <w:t>Nasusuri</w:t>
+      </w:r>
+      <w:proofErr w:type="spellEnd"/>
+      <w:r>
+        <w:rPr>
+          <w:rFonts w:ascii="Times New Roman" w:eastAsia="Times New Roman" w:hAnsi="Times New Roman" w:cs="Times New Roman"/>
+          <w:kern w:val="0"/>
+          <w14:ligatures w14:val="none"/>
+        </w:rPr>
+        <w:t xml:space="preserve"> ang </w:t>
+      </w:r>
+      <w:proofErr w:type="spellStart"/>
+      <w:r>
+        <w:rPr>
+          <w:rFonts w:ascii="Times New Roman" w:eastAsia="Times New Roman" w:hAnsi="Times New Roman" w:cs="Times New Roman"/>
+          <w:kern w:val="0"/>
+          <w14:ligatures w14:val="none"/>
+        </w:rPr>
+        <w:t>mga</w:t>
+      </w:r>
+      <w:proofErr w:type="spellEnd"/>
+      <w:r>
+        <w:rPr>
+          <w:rFonts w:ascii="Times New Roman" w:eastAsia="Times New Roman" w:hAnsi="Times New Roman" w:cs="Times New Roman"/>
+          <w:kern w:val="0"/>
+          <w14:ligatures w14:val="none"/>
+        </w:rPr>
+        <w:t xml:space="preserve"> </w:t>
+      </w:r>
+      <w:proofErr w:type="spellStart"/>
+      <w:r>
+        <w:rPr>
+          <w:rFonts w:ascii="Times New Roman" w:eastAsia="Times New Roman" w:hAnsi="Times New Roman" w:cs="Times New Roman"/>
+          <w:kern w:val="0"/>
+          <w14:ligatures w14:val="none"/>
+        </w:rPr>
+        <w:t>pangyayaring</w:t>
+      </w:r>
+      <w:proofErr w:type="spellEnd"/>
+      <w:r>
+        <w:rPr>
+          <w:rFonts w:ascii="Times New Roman" w:eastAsia="Times New Roman" w:hAnsi="Times New Roman" w:cs="Times New Roman"/>
+          <w:kern w:val="0"/>
+          <w14:ligatures w14:val="none"/>
+        </w:rPr>
+        <w:t xml:space="preserve"> </w:t>
+      </w:r>
+      <w:proofErr w:type="spellStart"/>
+      <w:r>
+        <w:rPr>
+          <w:rFonts w:ascii="Times New Roman" w:eastAsia="Times New Roman" w:hAnsi="Times New Roman" w:cs="Times New Roman"/>
+          <w:kern w:val="0"/>
+          <w14:ligatures w14:val="none"/>
+        </w:rPr>
+        <w:t>humantong</w:t>
+      </w:r>
+      <w:proofErr w:type="spellEnd"/>
+      <w:r>
+        <w:rPr>
+          <w:rFonts w:ascii="Times New Roman" w:eastAsia="Times New Roman" w:hAnsi="Times New Roman" w:cs="Times New Roman"/>
+          <w:kern w:val="0"/>
+          <w14:ligatures w14:val="none"/>
+        </w:rPr>
+        <w:t xml:space="preserve"> </w:t>
+      </w:r>
+      <w:proofErr w:type="spellStart"/>
+      <w:r>
+        <w:rPr>
+          <w:rFonts w:ascii="Times New Roman" w:eastAsia="Times New Roman" w:hAnsi="Times New Roman" w:cs="Times New Roman"/>
+          <w:kern w:val="0"/>
+          <w14:ligatures w14:val="none"/>
+        </w:rPr>
+        <w:t>sa</w:t>
+      </w:r>
+      <w:proofErr w:type="spellEnd"/>
+      <w:r>
+        <w:rPr>
+          <w:rFonts w:ascii="Times New Roman" w:eastAsia="Times New Roman" w:hAnsi="Times New Roman" w:cs="Times New Roman"/>
+          <w:kern w:val="0"/>
+          <w14:ligatures w14:val="none"/>
+        </w:rPr>
+        <w:t xml:space="preserve"> </w:t>
+      </w:r>
+      <w:proofErr w:type="spellStart"/>
+      <w:r>
+        <w:rPr>
+          <w:rFonts w:ascii="Times New Roman" w:eastAsia="Times New Roman" w:hAnsi="Times New Roman" w:cs="Times New Roman"/>
+          <w:kern w:val="0"/>
+          <w14:ligatures w14:val="none"/>
+        </w:rPr>
+        <w:t>deklarasyon</w:t>
+      </w:r>
+      <w:proofErr w:type="spellEnd"/>
+      <w:r>
+        <w:rPr>
+          <w:rFonts w:ascii="Times New Roman" w:eastAsia="Times New Roman" w:hAnsi="Times New Roman" w:cs="Times New Roman"/>
+          <w:kern w:val="0"/>
+          <w14:ligatures w14:val="none"/>
+        </w:rPr>
+        <w:t xml:space="preserve"> ng </w:t>
+      </w:r>
+      <w:proofErr w:type="spellStart"/>
+      <w:r>
+        <w:rPr>
+          <w:rFonts w:ascii="Times New Roman" w:eastAsia="Times New Roman" w:hAnsi="Times New Roman" w:cs="Times New Roman"/>
+          <w:kern w:val="0"/>
+          <w14:ligatures w14:val="none"/>
+        </w:rPr>
+        <w:t>kalayaan</w:t>
+      </w:r>
+      <w:proofErr w:type="spellEnd"/>
+      <w:r>
+        <w:rPr>
+          <w:rFonts w:ascii="Times New Roman" w:eastAsia="Times New Roman" w:hAnsi="Times New Roman" w:cs="Times New Roman"/>
+          <w:kern w:val="0"/>
+          <w14:ligatures w14:val="none"/>
+        </w:rPr>
+        <w:t xml:space="preserve">. </w:t>
       </w:r>
     </w:p>
     <w:p>
@@ -283,13 +1202,95 @@
           <w14:ligatures w14:val="none"/>
         </w:rPr>
       </w:pPr>
-      <w:r>
-        <w:rPr>
-          <w:rFonts w:ascii="Times New Roman" w:eastAsia="Times New Roman" w:hAnsi="Times New Roman" w:cs="Times New Roman"/>
-          <w:kern w:val="0"/>
-          <w14:ligatures w14:val="none"/>
-        </w:rPr>
-        <w:t xml:space="preserve">Naipaliliwanag ang kahalagahan ng Proklamasyon ng Kalayaan noong Hunyo 12, 1898. </w:t>
+      <w:proofErr w:type="spellStart"/>
+      <w:r>
+        <w:rPr>
+          <w:rFonts w:ascii="Times New Roman" w:eastAsia="Times New Roman" w:hAnsi="Times New Roman" w:cs="Times New Roman"/>
+          <w:kern w:val="0"/>
+          <w14:ligatures w14:val="none"/>
+        </w:rPr>
+        <w:t>Naipaliliwanag</w:t>
+      </w:r>
+      <w:proofErr w:type="spellEnd"/>
+      <w:r>
+        <w:rPr>
+          <w:rFonts w:ascii="Times New Roman" w:eastAsia="Times New Roman" w:hAnsi="Times New Roman" w:cs="Times New Roman"/>
+          <w:kern w:val="0"/>
+          <w14:ligatures w14:val="none"/>
+        </w:rPr>
+        <w:t xml:space="preserve"> ang </w:t>
+      </w:r>
+      <w:proofErr w:type="spellStart"/>
+      <w:r>
+        <w:rPr>
+          <w:rFonts w:ascii="Times New Roman" w:eastAsia="Times New Roman" w:hAnsi="Times New Roman" w:cs="Times New Roman"/>
+          <w:kern w:val="0"/>
+          <w14:ligatures w14:val="none"/>
+        </w:rPr>
+        <w:t>kahalagahan</w:t>
+      </w:r>
+      <w:proofErr w:type="spellEnd"/>
+      <w:r>
+        <w:rPr>
+          <w:rFonts w:ascii="Times New Roman" w:eastAsia="Times New Roman" w:hAnsi="Times New Roman" w:cs="Times New Roman"/>
+          <w:kern w:val="0"/>
+          <w14:ligatures w14:val="none"/>
+        </w:rPr>
+        <w:t xml:space="preserve"> ng </w:t>
+      </w:r>
+      <w:proofErr w:type="spellStart"/>
+      <w:r>
+        <w:rPr>
+          <w:rFonts w:ascii="Times New Roman" w:eastAsia="Times New Roman" w:hAnsi="Times New Roman" w:cs="Times New Roman"/>
+          <w:kern w:val="0"/>
+          <w14:ligatures w14:val="none"/>
+        </w:rPr>
+        <w:t>Proklamasyon</w:t>
+      </w:r>
+      <w:proofErr w:type="spellEnd"/>
+      <w:r>
+        <w:rPr>
+          <w:rFonts w:ascii="Times New Roman" w:eastAsia="Times New Roman" w:hAnsi="Times New Roman" w:cs="Times New Roman"/>
+          <w:kern w:val="0"/>
+          <w14:ligatures w14:val="none"/>
+        </w:rPr>
+        <w:t xml:space="preserve"> ng Kalayaan </w:t>
+      </w:r>
+      <w:proofErr w:type="spellStart"/>
+      <w:r>
+        <w:rPr>
+          <w:rFonts w:ascii="Times New Roman" w:eastAsia="Times New Roman" w:hAnsi="Times New Roman" w:cs="Times New Roman"/>
+          <w:kern w:val="0"/>
+          <w14:ligatures w14:val="none"/>
+        </w:rPr>
+        <w:t>noong</w:t>
+      </w:r>
+      <w:proofErr w:type="spellEnd"/>
+      <w:r>
+        <w:rPr>
+          <w:rFonts w:ascii="Times New Roman" w:eastAsia="Times New Roman" w:hAnsi="Times New Roman" w:cs="Times New Roman"/>
+          <w:kern w:val="0"/>
+          <w14:ligatures w14:val="none"/>
+        </w:rPr>
+        <w:t xml:space="preserve"> </w:t>
+      </w:r>
+      <w:proofErr w:type="spellStart"/>
+      <w:r>
+        <w:rPr>
+          <w:rFonts w:ascii="Times New Roman" w:eastAsia="Times New Roman" w:hAnsi="Times New Roman" w:cs="Times New Roman"/>
+          <w:kern w:val="0"/>
+          <w14:ligatures w14:val="none"/>
+        </w:rPr>
+        <w:t>Hunyo</w:t>
+      </w:r>
+      <w:proofErr w:type="spellEnd"/>
+      <w:r>
+        <w:rPr>
+          <w:rFonts w:ascii="Times New Roman" w:eastAsia="Times New Roman" w:hAnsi="Times New Roman" w:cs="Times New Roman"/>
+          <w:kern w:val="0"/>
+          <w14:ligatures w14:val="none"/>
+        </w:rPr>
+        <w:t xml:space="preserve"> 12, 1898. </w:t>
       </w:r>
     </w:p>
     <w:p>
@@ -305,13 +1306,59 @@
           <w14:ligatures w14:val="none"/>
         </w:rPr>
       </w:pPr>
-      <w:r>
-        <w:rPr>
-          <w:rFonts w:ascii="Times New Roman" w:eastAsia="Times New Roman" w:hAnsi="Times New Roman" w:cs="Times New Roman"/>
-          <w:kern w:val="0"/>
-          <w14:ligatures w14:val="none"/>
-        </w:rPr>
-        <w:t xml:space="preserve">Nasusuri ang pagkakatatag ng Unang Republika ng Pilipinas. </w:t>
+      <w:proofErr w:type="spellStart"/>
+      <w:r>
+        <w:rPr>
+          <w:rFonts w:ascii="Times New Roman" w:eastAsia="Times New Roman" w:hAnsi="Times New Roman" w:cs="Times New Roman"/>
+          <w:kern w:val="0"/>
+          <w14:ligatures w14:val="none"/>
+        </w:rPr>
+        <w:t>Nasusuri</w:t>
+      </w:r>
+      <w:proofErr w:type="spellEnd"/>
+      <w:r>
+        <w:rPr>
+          <w:rFonts w:ascii="Times New Roman" w:eastAsia="Times New Roman" w:hAnsi="Times New Roman" w:cs="Times New Roman"/>
+          <w:kern w:val="0"/>
+          <w14:ligatures w14:val="none"/>
+        </w:rPr>
+        <w:t xml:space="preserve"> ang </w:t>
+      </w:r>
+      <w:proofErr w:type="spellStart"/>
+      <w:r>
+        <w:rPr>
+          <w:rFonts w:ascii="Times New Roman" w:eastAsia="Times New Roman" w:hAnsi="Times New Roman" w:cs="Times New Roman"/>
+          <w:kern w:val="0"/>
+          <w14:ligatures w14:val="none"/>
+        </w:rPr>
+        <w:t>pagkakatatag</w:t>
+      </w:r>
+      <w:proofErr w:type="spellEnd"/>
+      <w:r>
+        <w:rPr>
+          <w:rFonts w:ascii="Times New Roman" w:eastAsia="Times New Roman" w:hAnsi="Times New Roman" w:cs="Times New Roman"/>
+          <w:kern w:val="0"/>
+          <w14:ligatures w14:val="none"/>
+        </w:rPr>
+        <w:t xml:space="preserve"> ng Unang </w:t>
+      </w:r>
+      <w:proofErr w:type="spellStart"/>
+      <w:r>
+        <w:rPr>
+          <w:rFonts w:ascii="Times New Roman" w:eastAsia="Times New Roman" w:hAnsi="Times New Roman" w:cs="Times New Roman"/>
+          <w:kern w:val="0"/>
+          <w14:ligatures w14:val="none"/>
+        </w:rPr>
+        <w:t>Republika</w:t>
+      </w:r>
+      <w:proofErr w:type="spellEnd"/>
+      <w:r>
+        <w:rPr>
+          <w:rFonts w:ascii="Times New Roman" w:eastAsia="Times New Roman" w:hAnsi="Times New Roman" w:cs="Times New Roman"/>
+          <w:kern w:val="0"/>
+          <w14:ligatures w14:val="none"/>
+        </w:rPr>
+        <w:t xml:space="preserve"> ng Pilipinas. </w:t>
       </w:r>
     </w:p>
     <w:p>
@@ -331,7 +1378,29 @@
           <w:kern w:val="0"/>
           <w14:ligatures w14:val="none"/>
         </w:rPr>
-        <w:t>Unit 4: Kabayanihang Pilipino</w:t>
+        <w:t xml:space="preserve">Unit 4: </w:t>
+      </w:r>
+      <w:proofErr w:type="spellStart"/>
+      <w:r>
+        <w:rPr>
+          <w:rFonts w:ascii="Times New Roman" w:eastAsia="Times New Roman" w:hAnsi="Times New Roman" w:cs="Times New Roman"/>
+          <w:b/>
+          <w:bCs/>
+          <w:kern w:val="0"/>
+          <w14:ligatures w14:val="none"/>
+        </w:rPr>
+        <w:t>Kabayanihang</w:t>
+      </w:r>
+      <w:proofErr w:type="spellEnd"/>
+      <w:r>
+        <w:rPr>
+          <w:rFonts w:ascii="Times New Roman" w:eastAsia="Times New Roman" w:hAnsi="Times New Roman" w:cs="Times New Roman"/>
+          <w:b/>
+          <w:bCs/>
+          <w:kern w:val="0"/>
+          <w14:ligatures w14:val="none"/>
+        </w:rPr>
+        <w:t xml:space="preserve"> Pilipino</w:t>
       </w:r>
     </w:p>
     <w:p>
@@ -347,13 +1416,131 @@
           <w14:ligatures w14:val="none"/>
         </w:rPr>
       </w:pPr>
-      <w:r>
-        <w:rPr>
-          <w:rFonts w:ascii="Times New Roman" w:eastAsia="Times New Roman" w:hAnsi="Times New Roman" w:cs="Times New Roman"/>
-          <w:kern w:val="0"/>
-          <w14:ligatures w14:val="none"/>
-        </w:rPr>
-        <w:t xml:space="preserve">Napahahalagahan ang ambag ng mga bayaning Pilipino sa pagkamit ng kalayaan. </w:t>
+      <w:proofErr w:type="spellStart"/>
+      <w:r>
+        <w:rPr>
+          <w:rFonts w:ascii="Times New Roman" w:eastAsia="Times New Roman" w:hAnsi="Times New Roman" w:cs="Times New Roman"/>
+          <w:kern w:val="0"/>
+          <w14:ligatures w14:val="none"/>
+        </w:rPr>
+        <w:t>Napahahalagahan</w:t>
+      </w:r>
+      <w:proofErr w:type="spellEnd"/>
+      <w:r>
+        <w:rPr>
+          <w:rFonts w:ascii="Times New Roman" w:eastAsia="Times New Roman" w:hAnsi="Times New Roman" w:cs="Times New Roman"/>
+          <w:kern w:val="0"/>
+          <w14:ligatures w14:val="none"/>
+        </w:rPr>
+        <w:t xml:space="preserve"> ang </w:t>
+      </w:r>
+      <w:proofErr w:type="spellStart"/>
+      <w:r>
+        <w:rPr>
+          <w:rFonts w:ascii="Times New Roman" w:eastAsia="Times New Roman" w:hAnsi="Times New Roman" w:cs="Times New Roman"/>
+          <w:kern w:val="0"/>
+          <w14:ligatures w14:val="none"/>
+        </w:rPr>
+        <w:t>ambag</w:t>
+      </w:r>
+      <w:proofErr w:type="spellEnd"/>
+      <w:r>
+        <w:rPr>
+          <w:rFonts w:ascii="Times New Roman" w:eastAsia="Times New Roman" w:hAnsi="Times New Roman" w:cs="Times New Roman"/>
+          <w:kern w:val="0"/>
+          <w14:ligatures w14:val="none"/>
+        </w:rPr>
+        <w:t xml:space="preserve"> ng </w:t>
+      </w:r>
+      <w:proofErr w:type="spellStart"/>
+      <w:r>
+        <w:rPr>
+          <w:rFonts w:ascii="Times New Roman" w:eastAsia="Times New Roman" w:hAnsi="Times New Roman" w:cs="Times New Roman"/>
+          <w:kern w:val="0"/>
+          <w14:ligatures w14:val="none"/>
+        </w:rPr>
+        <w:t>mga</w:t>
+      </w:r>
+      <w:proofErr w:type="spellEnd"/>
+      <w:r>
+        <w:rPr>
+          <w:rFonts w:ascii="Times New Roman" w:eastAsia="Times New Roman" w:hAnsi="Times New Roman" w:cs="Times New Roman"/>
+          <w:kern w:val="0"/>
+          <w14:ligatures w14:val="none"/>
+        </w:rPr>
+        <w:t xml:space="preserve"> </w:t>
+      </w:r>
+      <w:proofErr w:type="spellStart"/>
+      <w:r>
+        <w:rPr>
+          <w:rFonts w:ascii="Times New Roman" w:eastAsia="Times New Roman" w:hAnsi="Times New Roman" w:cs="Times New Roman"/>
+          <w:kern w:val="0"/>
+          <w14:ligatures w14:val="none"/>
+        </w:rPr>
+        <w:t>bayaning</w:t>
+      </w:r>
+      <w:proofErr w:type="spellEnd"/>
+      <w:r>
+        <w:rPr>
+          <w:rFonts w:ascii="Times New Roman" w:eastAsia="Times New Roman" w:hAnsi="Times New Roman" w:cs="Times New Roman"/>
+          <w:kern w:val="0"/>
+          <w14:ligatures w14:val="none"/>
+        </w:rPr>
+        <w:t xml:space="preserve"> Pilipino </w:t>
+      </w:r>
+      <w:proofErr w:type="spellStart"/>
+      <w:r>
+        <w:rPr>
+          <w:rFonts w:ascii="Times New Roman" w:eastAsia="Times New Roman" w:hAnsi="Times New Roman" w:cs="Times New Roman"/>
+          <w:kern w:val="0"/>
+          <w14:ligatures w14:val="none"/>
+        </w:rPr>
+        <w:t>sa</w:t>
+      </w:r>
+      <w:proofErr w:type="spellEnd"/>
+      <w:r>
+        <w:rPr>
+          <w:rFonts w:ascii="Times New Roman" w:eastAsia="Times New Roman" w:hAnsi="Times New Roman" w:cs="Times New Roman"/>
+          <w:kern w:val="0"/>
+          <w14:ligatures w14:val="none"/>
+        </w:rPr>
+        <w:t xml:space="preserve"> </w:t>
+      </w:r>
+      <w:proofErr w:type="spellStart"/>
+      <w:r>
+        <w:rPr>
+          <w:rFonts w:ascii="Times New Roman" w:eastAsia="Times New Roman" w:hAnsi="Times New Roman" w:cs="Times New Roman"/>
+          <w:kern w:val="0"/>
+          <w14:ligatures w14:val="none"/>
+        </w:rPr>
+        <w:t>pagkamit</w:t>
+      </w:r>
+      <w:proofErr w:type="spellEnd"/>
+      <w:r>
+        <w:rPr>
+          <w:rFonts w:ascii="Times New Roman" w:eastAsia="Times New Roman" w:hAnsi="Times New Roman" w:cs="Times New Roman"/>
+          <w:kern w:val="0"/>
+          <w14:ligatures w14:val="none"/>
+        </w:rPr>
+        <w:t xml:space="preserve"> ng </w:t>
+      </w:r>
+      <w:proofErr w:type="spellStart"/>
+      <w:r>
+        <w:rPr>
+          <w:rFonts w:ascii="Times New Roman" w:eastAsia="Times New Roman" w:hAnsi="Times New Roman" w:cs="Times New Roman"/>
+          <w:kern w:val="0"/>
+          <w14:ligatures w14:val="none"/>
+        </w:rPr>
+        <w:t>kalayaan</w:t>
+      </w:r>
+      <w:proofErr w:type="spellEnd"/>
+      <w:r>
+        <w:rPr>
+          <w:rFonts w:ascii="Times New Roman" w:eastAsia="Times New Roman" w:hAnsi="Times New Roman" w:cs="Times New Roman"/>
+          <w:kern w:val="0"/>
+          <w14:ligatures w14:val="none"/>
+        </w:rPr>
+        <w:t xml:space="preserve">. </w:t>
       </w:r>
     </w:p>
     <w:p>
@@ -369,13 +1556,113 @@
           <w14:ligatures w14:val="none"/>
         </w:rPr>
       </w:pPr>
-      <w:r>
-        <w:rPr>
-          <w:rFonts w:ascii="Times New Roman" w:eastAsia="Times New Roman" w:hAnsi="Times New Roman" w:cs="Times New Roman"/>
-          <w:kern w:val="0"/>
-          <w14:ligatures w14:val="none"/>
-        </w:rPr>
-        <w:t xml:space="preserve">Nasusuri ang epekto ng nasyonalismo sa paghubog ng pagkabansa. </w:t>
+      <w:proofErr w:type="spellStart"/>
+      <w:r>
+        <w:rPr>
+          <w:rFonts w:ascii="Times New Roman" w:eastAsia="Times New Roman" w:hAnsi="Times New Roman" w:cs="Times New Roman"/>
+          <w:kern w:val="0"/>
+          <w14:ligatures w14:val="none"/>
+        </w:rPr>
+        <w:t>Nasusuri</w:t>
+      </w:r>
+      <w:proofErr w:type="spellEnd"/>
+      <w:r>
+        <w:rPr>
+          <w:rFonts w:ascii="Times New Roman" w:eastAsia="Times New Roman" w:hAnsi="Times New Roman" w:cs="Times New Roman"/>
+          <w:kern w:val="0"/>
+          <w14:ligatures w14:val="none"/>
+        </w:rPr>
+        <w:t xml:space="preserve"> ang </w:t>
+      </w:r>
+      <w:proofErr w:type="spellStart"/>
+      <w:r>
+        <w:rPr>
+          <w:rFonts w:ascii="Times New Roman" w:eastAsia="Times New Roman" w:hAnsi="Times New Roman" w:cs="Times New Roman"/>
+          <w:kern w:val="0"/>
+          <w14:ligatures w14:val="none"/>
+        </w:rPr>
+        <w:t>epekto</w:t>
+      </w:r>
+      <w:proofErr w:type="spellEnd"/>
+      <w:r>
+        <w:rPr>
+          <w:rFonts w:ascii="Times New Roman" w:eastAsia="Times New Roman" w:hAnsi="Times New Roman" w:cs="Times New Roman"/>
+          <w:kern w:val="0"/>
+          <w14:ligatures w14:val="none"/>
+        </w:rPr>
+        <w:t xml:space="preserve"> ng </w:t>
+      </w:r>
+      <w:proofErr w:type="spellStart"/>
+      <w:r>
+        <w:rPr>
+          <w:rFonts w:ascii="Times New Roman" w:eastAsia="Times New Roman" w:hAnsi="Times New Roman" w:cs="Times New Roman"/>
+          <w:kern w:val="0"/>
+          <w14:ligatures w14:val="none"/>
+        </w:rPr>
+        <w:t>nasyonalismo</w:t>
+      </w:r>
+      <w:proofErr w:type="spellEnd"/>
+      <w:r>
+        <w:rPr>
+          <w:rFonts w:ascii="Times New Roman" w:eastAsia="Times New Roman" w:hAnsi="Times New Roman" w:cs="Times New Roman"/>
+          <w:kern w:val="0"/>
+          <w14:ligatures w14:val="none"/>
+        </w:rPr>
+        <w:t xml:space="preserve"> </w:t>
+      </w:r>
+      <w:proofErr w:type="spellStart"/>
+      <w:r>
+        <w:rPr>
+          <w:rFonts w:ascii="Times New Roman" w:eastAsia="Times New Roman" w:hAnsi="Times New Roman" w:cs="Times New Roman"/>
+          <w:kern w:val="0"/>
+          <w14:ligatures w14:val="none"/>
+        </w:rPr>
+        <w:t>sa</w:t>
+      </w:r>
+      <w:proofErr w:type="spellEnd"/>
+      <w:r>
+        <w:rPr>
+          <w:rFonts w:ascii="Times New Roman" w:eastAsia="Times New Roman" w:hAnsi="Times New Roman" w:cs="Times New Roman"/>
+          <w:kern w:val="0"/>
+          <w14:ligatures w14:val="none"/>
+        </w:rPr>
+        <w:t xml:space="preserve"> </w:t>
+      </w:r>
+      <w:proofErr w:type="spellStart"/>
+      <w:r>
+        <w:rPr>
+          <w:rFonts w:ascii="Times New Roman" w:eastAsia="Times New Roman" w:hAnsi="Times New Roman" w:cs="Times New Roman"/>
+          <w:kern w:val="0"/>
+          <w14:ligatures w14:val="none"/>
+        </w:rPr>
+        <w:t>paghubog</w:t>
+      </w:r>
+      <w:proofErr w:type="spellEnd"/>
+      <w:r>
+        <w:rPr>
+          <w:rFonts w:ascii="Times New Roman" w:eastAsia="Times New Roman" w:hAnsi="Times New Roman" w:cs="Times New Roman"/>
+          <w:kern w:val="0"/>
+          <w14:ligatures w14:val="none"/>
+        </w:rPr>
+        <w:t xml:space="preserve"> ng </w:t>
+      </w:r>
+      <w:proofErr w:type="spellStart"/>
+      <w:r>
+        <w:rPr>
+          <w:rFonts w:ascii="Times New Roman" w:eastAsia="Times New Roman" w:hAnsi="Times New Roman" w:cs="Times New Roman"/>
+          <w:kern w:val="0"/>
+          <w14:ligatures w14:val="none"/>
+        </w:rPr>
+        <w:t>pagkabansa</w:t>
+      </w:r>
+      <w:proofErr w:type="spellEnd"/>
+      <w:r>
+        <w:rPr>
+          <w:rFonts w:ascii="Times New Roman" w:eastAsia="Times New Roman" w:hAnsi="Times New Roman" w:cs="Times New Roman"/>
+          <w:kern w:val="0"/>
+          <w14:ligatures w14:val="none"/>
+        </w:rPr>
+        <w:t xml:space="preserve">. </w:t>
       </w:r>
     </w:p>
     <w:p>
@@ -402,8 +1689,100 @@
           <w:szCs w:val="48"/>
           <w14:ligatures w14:val="none"/>
         </w:rPr>
-        <w:t>TERM 2 – Pilipinas sa Harap ng Imperyalismong Amerikano at Hapones</w:t>
-      </w:r>
+        <w:t xml:space="preserve">TERM 2 – Pilipinas </w:t>
+      </w:r>
+      <w:proofErr w:type="spellStart"/>
+      <w:r>
+        <w:rPr>
+          <w:rFonts w:ascii="Times New Roman" w:eastAsia="Times New Roman" w:hAnsi="Times New Roman" w:cs="Times New Roman"/>
+          <w:b/>
+          <w:bCs/>
+          <w:kern w:val="36"/>
+          <w:sz w:val="48"/>
+          <w:szCs w:val="48"/>
+          <w14:ligatures w14:val="none"/>
+        </w:rPr>
+        <w:t>sa</w:t>
+      </w:r>
+      <w:proofErr w:type="spellEnd"/>
+      <w:r>
+        <w:rPr>
+          <w:rFonts w:ascii="Times New Roman" w:eastAsia="Times New Roman" w:hAnsi="Times New Roman" w:cs="Times New Roman"/>
+          <w:b/>
+          <w:bCs/>
+          <w:kern w:val="36"/>
+          <w:sz w:val="48"/>
+          <w:szCs w:val="48"/>
+          <w14:ligatures w14:val="none"/>
+        </w:rPr>
+        <w:t xml:space="preserve"> Harap ng </w:t>
+      </w:r>
+      <w:proofErr w:type="spellStart"/>
+      <w:r>
+        <w:rPr>
+          <w:rFonts w:ascii="Times New Roman" w:eastAsia="Times New Roman" w:hAnsi="Times New Roman" w:cs="Times New Roman"/>
+          <w:b/>
+          <w:bCs/>
+          <w:kern w:val="36"/>
+          <w:sz w:val="48"/>
+          <w:szCs w:val="48"/>
+          <w14:ligatures w14:val="none"/>
+        </w:rPr>
+        <w:t>Imperyalismong</w:t>
+      </w:r>
+      <w:proofErr w:type="spellEnd"/>
+      <w:r>
+        <w:rPr>
+          <w:rFonts w:ascii="Times New Roman" w:eastAsia="Times New Roman" w:hAnsi="Times New Roman" w:cs="Times New Roman"/>
+          <w:b/>
+          <w:bCs/>
+          <w:kern w:val="36"/>
+          <w:sz w:val="48"/>
+          <w:szCs w:val="48"/>
+          <w14:ligatures w14:val="none"/>
+        </w:rPr>
+        <w:t xml:space="preserve"> </w:t>
+      </w:r>
+      <w:proofErr w:type="spellStart"/>
+      <w:r>
+        <w:rPr>
+          <w:rFonts w:ascii="Times New Roman" w:eastAsia="Times New Roman" w:hAnsi="Times New Roman" w:cs="Times New Roman"/>
+          <w:b/>
+          <w:bCs/>
+          <w:kern w:val="36"/>
+          <w:sz w:val="48"/>
+          <w:szCs w:val="48"/>
+          <w14:ligatures w14:val="none"/>
+        </w:rPr>
+        <w:t>Amerikano</w:t>
+      </w:r>
+      <w:proofErr w:type="spellEnd"/>
+      <w:r>
+        <w:rPr>
+          <w:rFonts w:ascii="Times New Roman" w:eastAsia="Times New Roman" w:hAnsi="Times New Roman" w:cs="Times New Roman"/>
+          <w:b/>
+          <w:bCs/>
+          <w:kern w:val="36"/>
+          <w:sz w:val="48"/>
+          <w:szCs w:val="48"/>
+          <w14:ligatures w14:val="none"/>
+        </w:rPr>
+        <w:t xml:space="preserve"> at </w:t>
+      </w:r>
+      <w:proofErr w:type="spellStart"/>
+      <w:r>
+        <w:rPr>
+          <w:rFonts w:ascii="Times New Roman" w:eastAsia="Times New Roman" w:hAnsi="Times New Roman" w:cs="Times New Roman"/>
+          <w:b/>
+          <w:bCs/>
+          <w:kern w:val="36"/>
+          <w:sz w:val="48"/>
+          <w:szCs w:val="48"/>
+          <w14:ligatures w14:val="none"/>
+        </w:rPr>
+        <w:t>Hapones</w:t>
+      </w:r>
+      <w:proofErr w:type="spellEnd"/>
     </w:p>
     <w:p>
       <w:pPr>
@@ -422,8 +1801,42 @@
           <w:kern w:val="0"/>
           <w14:ligatures w14:val="none"/>
         </w:rPr>
-        <w:t>Unit 1: Konsepto ng Imperyalismo</w:t>
-      </w:r>
+        <w:t xml:space="preserve">Unit 1: </w:t>
+      </w:r>
+      <w:proofErr w:type="spellStart"/>
+      <w:r>
+        <w:rPr>
+          <w:rFonts w:ascii="Times New Roman" w:eastAsia="Times New Roman" w:hAnsi="Times New Roman" w:cs="Times New Roman"/>
+          <w:b/>
+          <w:bCs/>
+          <w:kern w:val="0"/>
+          <w14:ligatures w14:val="none"/>
+        </w:rPr>
+        <w:t>Konsepto</w:t>
+      </w:r>
+      <w:proofErr w:type="spellEnd"/>
+      <w:r>
+        <w:rPr>
+          <w:rFonts w:ascii="Times New Roman" w:eastAsia="Times New Roman" w:hAnsi="Times New Roman" w:cs="Times New Roman"/>
+          <w:b/>
+          <w:bCs/>
+          <w:kern w:val="0"/>
+          <w14:ligatures w14:val="none"/>
+        </w:rPr>
+        <w:t xml:space="preserve"> ng </w:t>
+      </w:r>
+      <w:proofErr w:type="spellStart"/>
+      <w:r>
+        <w:rPr>
+          <w:rFonts w:ascii="Times New Roman" w:eastAsia="Times New Roman" w:hAnsi="Times New Roman" w:cs="Times New Roman"/>
+          <w:b/>
+          <w:bCs/>
+          <w:kern w:val="0"/>
+          <w14:ligatures w14:val="none"/>
+        </w:rPr>
+        <w:t>Imperyalismo</w:t>
+      </w:r>
+      <w:proofErr w:type="spellEnd"/>
     </w:p>
     <w:p>
       <w:pPr>
@@ -438,13 +1851,77 @@
           <w14:ligatures w14:val="none"/>
         </w:rPr>
       </w:pPr>
-      <w:r>
-        <w:rPr>
-          <w:rFonts w:ascii="Times New Roman" w:eastAsia="Times New Roman" w:hAnsi="Times New Roman" w:cs="Times New Roman"/>
-          <w:kern w:val="0"/>
-          <w14:ligatures w14:val="none"/>
-        </w:rPr>
-        <w:t xml:space="preserve">Naipaliliwanag ang konsepto ng imperyalismo at kolonyalismo. </w:t>
+      <w:proofErr w:type="spellStart"/>
+      <w:r>
+        <w:rPr>
+          <w:rFonts w:ascii="Times New Roman" w:eastAsia="Times New Roman" w:hAnsi="Times New Roman" w:cs="Times New Roman"/>
+          <w:kern w:val="0"/>
+          <w14:ligatures w14:val="none"/>
+        </w:rPr>
+        <w:t>Naipaliliwanag</w:t>
+      </w:r>
+      <w:proofErr w:type="spellEnd"/>
+      <w:r>
+        <w:rPr>
+          <w:rFonts w:ascii="Times New Roman" w:eastAsia="Times New Roman" w:hAnsi="Times New Roman" w:cs="Times New Roman"/>
+          <w:kern w:val="0"/>
+          <w14:ligatures w14:val="none"/>
+        </w:rPr>
+        <w:t xml:space="preserve"> ang </w:t>
+      </w:r>
+      <w:proofErr w:type="spellStart"/>
+      <w:r>
+        <w:rPr>
+          <w:rFonts w:ascii="Times New Roman" w:eastAsia="Times New Roman" w:hAnsi="Times New Roman" w:cs="Times New Roman"/>
+          <w:kern w:val="0"/>
+          <w14:ligatures w14:val="none"/>
+        </w:rPr>
+        <w:t>konsepto</w:t>
+      </w:r>
+      <w:proofErr w:type="spellEnd"/>
+      <w:r>
+        <w:rPr>
+          <w:rFonts w:ascii="Times New Roman" w:eastAsia="Times New Roman" w:hAnsi="Times New Roman" w:cs="Times New Roman"/>
+          <w:kern w:val="0"/>
+          <w14:ligatures w14:val="none"/>
+        </w:rPr>
+        <w:t xml:space="preserve"> ng </w:t>
+      </w:r>
+      <w:proofErr w:type="spellStart"/>
+      <w:r>
+        <w:rPr>
+          <w:rFonts w:ascii="Times New Roman" w:eastAsia="Times New Roman" w:hAnsi="Times New Roman" w:cs="Times New Roman"/>
+          <w:kern w:val="0"/>
+          <w14:ligatures w14:val="none"/>
+        </w:rPr>
+        <w:t>imperyalismo</w:t>
+      </w:r>
+      <w:proofErr w:type="spellEnd"/>
+      <w:r>
+        <w:rPr>
+          <w:rFonts w:ascii="Times New Roman" w:eastAsia="Times New Roman" w:hAnsi="Times New Roman" w:cs="Times New Roman"/>
+          <w:kern w:val="0"/>
+          <w14:ligatures w14:val="none"/>
+        </w:rPr>
+        <w:t xml:space="preserve"> at </w:t>
+      </w:r>
+      <w:proofErr w:type="spellStart"/>
+      <w:r>
+        <w:rPr>
+          <w:rFonts w:ascii="Times New Roman" w:eastAsia="Times New Roman" w:hAnsi="Times New Roman" w:cs="Times New Roman"/>
+          <w:kern w:val="0"/>
+          <w14:ligatures w14:val="none"/>
+        </w:rPr>
+        <w:t>kolonyalismo</w:t>
+      </w:r>
+      <w:proofErr w:type="spellEnd"/>
+      <w:r>
+        <w:rPr>
+          <w:rFonts w:ascii="Times New Roman" w:eastAsia="Times New Roman" w:hAnsi="Times New Roman" w:cs="Times New Roman"/>
+          <w:kern w:val="0"/>
+          <w14:ligatures w14:val="none"/>
+        </w:rPr>
+        <w:t xml:space="preserve">. </w:t>
       </w:r>
     </w:p>
     <w:p>
@@ -460,13 +1937,132 @@
           <w14:ligatures w14:val="none"/>
         </w:rPr>
       </w:pPr>
-      <w:r>
-        <w:rPr>
-          <w:rFonts w:ascii="Times New Roman" w:eastAsia="Times New Roman" w:hAnsi="Times New Roman" w:cs="Times New Roman"/>
-          <w:kern w:val="0"/>
-          <w14:ligatures w14:val="none"/>
-        </w:rPr>
-        <w:t xml:space="preserve">Nasusuri ang mga dahilan ng pananakop ng mga makapangyarihang bansa. </w:t>
+      <w:proofErr w:type="spellStart"/>
+      <w:r>
+        <w:rPr>
+          <w:rFonts w:ascii="Times New Roman" w:eastAsia="Times New Roman" w:hAnsi="Times New Roman" w:cs="Times New Roman"/>
+          <w:kern w:val="0"/>
+          <w14:ligatures w14:val="none"/>
+        </w:rPr>
+        <w:lastRenderedPageBreak/>
+        <w:t>Nasusuri</w:t>
+      </w:r>
+      <w:proofErr w:type="spellEnd"/>
+      <w:r>
+        <w:rPr>
+          <w:rFonts w:ascii="Times New Roman" w:eastAsia="Times New Roman" w:hAnsi="Times New Roman" w:cs="Times New Roman"/>
+          <w:kern w:val="0"/>
+          <w14:ligatures w14:val="none"/>
+        </w:rPr>
+        <w:t xml:space="preserve"> ang </w:t>
+      </w:r>
+      <w:proofErr w:type="spellStart"/>
+      <w:r>
+        <w:rPr>
+          <w:rFonts w:ascii="Times New Roman" w:eastAsia="Times New Roman" w:hAnsi="Times New Roman" w:cs="Times New Roman"/>
+          <w:kern w:val="0"/>
+          <w14:ligatures w14:val="none"/>
+        </w:rPr>
+        <w:t>mga</w:t>
+      </w:r>
+      <w:proofErr w:type="spellEnd"/>
+      <w:r>
+        <w:rPr>
+          <w:rFonts w:ascii="Times New Roman" w:eastAsia="Times New Roman" w:hAnsi="Times New Roman" w:cs="Times New Roman"/>
+          <w:kern w:val="0"/>
+          <w14:ligatures w14:val="none"/>
+        </w:rPr>
+        <w:t xml:space="preserve"> </w:t>
+      </w:r>
+      <w:proofErr w:type="spellStart"/>
+      <w:r>
+        <w:rPr>
+          <w:rFonts w:ascii="Times New Roman" w:eastAsia="Times New Roman" w:hAnsi="Times New Roman" w:cs="Times New Roman"/>
+          <w:kern w:val="0"/>
+          <w14:ligatures w14:val="none"/>
+        </w:rPr>
+        <w:t>dahilan</w:t>
+      </w:r>
+      <w:proofErr w:type="spellEnd"/>
+      <w:r>
+        <w:rPr>
+          <w:rFonts w:ascii="Times New Roman" w:eastAsia="Times New Roman" w:hAnsi="Times New Roman" w:cs="Times New Roman"/>
+          <w:kern w:val="0"/>
+          <w14:ligatures w14:val="none"/>
+        </w:rPr>
+        <w:t xml:space="preserve"> ng </w:t>
+      </w:r>
+      <w:proofErr w:type="spellStart"/>
+      <w:r>
+        <w:rPr>
+          <w:rFonts w:ascii="Times New Roman" w:eastAsia="Times New Roman" w:hAnsi="Times New Roman" w:cs="Times New Roman"/>
+          <w:kern w:val="0"/>
+          <w14:ligatures w14:val="none"/>
+        </w:rPr>
+        <w:t>pananakop</w:t>
+      </w:r>
+      <w:proofErr w:type="spellEnd"/>
+      <w:r>
+        <w:rPr>
+          <w:rFonts w:ascii="Times New Roman" w:eastAsia="Times New Roman" w:hAnsi="Times New Roman" w:cs="Times New Roman"/>
+          <w:kern w:val="0"/>
+          <w14:ligatures w14:val="none"/>
+        </w:rPr>
+        <w:t xml:space="preserve"> ng </w:t>
+      </w:r>
+      <w:proofErr w:type="spellStart"/>
+      <w:r>
+        <w:rPr>
+          <w:rFonts w:ascii="Times New Roman" w:eastAsia="Times New Roman" w:hAnsi="Times New Roman" w:cs="Times New Roman"/>
+          <w:kern w:val="0"/>
+          <w14:ligatures w14:val="none"/>
+        </w:rPr>
+        <w:t>mga</w:t>
+      </w:r>
+      <w:proofErr w:type="spellEnd"/>
+      <w:r>
+        <w:rPr>
+          <w:rFonts w:ascii="Times New Roman" w:eastAsia="Times New Roman" w:hAnsi="Times New Roman" w:cs="Times New Roman"/>
+          <w:kern w:val="0"/>
+          <w14:ligatures w14:val="none"/>
+        </w:rPr>
+        <w:t xml:space="preserve"> </w:t>
+      </w:r>
+      <w:proofErr w:type="spellStart"/>
+      <w:r>
+        <w:rPr>
+          <w:rFonts w:ascii="Times New Roman" w:eastAsia="Times New Roman" w:hAnsi="Times New Roman" w:cs="Times New Roman"/>
+          <w:kern w:val="0"/>
+          <w14:ligatures w14:val="none"/>
+        </w:rPr>
+        <w:t>makapangyarihang</w:t>
+      </w:r>
+      <w:proofErr w:type="spellEnd"/>
+      <w:r>
+        <w:rPr>
+          <w:rFonts w:ascii="Times New Roman" w:eastAsia="Times New Roman" w:hAnsi="Times New Roman" w:cs="Times New Roman"/>
+          <w:kern w:val="0"/>
+          <w14:ligatures w14:val="none"/>
+        </w:rPr>
+        <w:t xml:space="preserve"> </w:t>
+      </w:r>
+      <w:proofErr w:type="spellStart"/>
+      <w:r>
+        <w:rPr>
+          <w:rFonts w:ascii="Times New Roman" w:eastAsia="Times New Roman" w:hAnsi="Times New Roman" w:cs="Times New Roman"/>
+          <w:kern w:val="0"/>
+          <w14:ligatures w14:val="none"/>
+        </w:rPr>
+        <w:t>bansa</w:t>
+      </w:r>
+      <w:proofErr w:type="spellEnd"/>
+      <w:r>
+        <w:rPr>
+          <w:rFonts w:ascii="Times New Roman" w:eastAsia="Times New Roman" w:hAnsi="Times New Roman" w:cs="Times New Roman"/>
+          <w:kern w:val="0"/>
+          <w14:ligatures w14:val="none"/>
+        </w:rPr>
+        <w:t xml:space="preserve">. </w:t>
       </w:r>
     </w:p>
     <w:p>
@@ -486,8 +2082,64 @@
           <w:kern w:val="0"/>
           <w14:ligatures w14:val="none"/>
         </w:rPr>
-        <w:t>Unit 2: Pananakop ng mga Amerikano</w:t>
-      </w:r>
+        <w:t xml:space="preserve">Unit 2: </w:t>
+      </w:r>
+      <w:proofErr w:type="spellStart"/>
+      <w:r>
+        <w:rPr>
+          <w:rFonts w:ascii="Times New Roman" w:eastAsia="Times New Roman" w:hAnsi="Times New Roman" w:cs="Times New Roman"/>
+          <w:b/>
+          <w:bCs/>
+          <w:kern w:val="0"/>
+          <w14:ligatures w14:val="none"/>
+        </w:rPr>
+        <w:t>Pananakop</w:t>
+      </w:r>
+      <w:proofErr w:type="spellEnd"/>
+      <w:r>
+        <w:rPr>
+          <w:rFonts w:ascii="Times New Roman" w:eastAsia="Times New Roman" w:hAnsi="Times New Roman" w:cs="Times New Roman"/>
+          <w:b/>
+          <w:bCs/>
+          <w:kern w:val="0"/>
+          <w14:ligatures w14:val="none"/>
+        </w:rPr>
+        <w:t xml:space="preserve"> ng </w:t>
+      </w:r>
+      <w:proofErr w:type="spellStart"/>
+      <w:r>
+        <w:rPr>
+          <w:rFonts w:ascii="Times New Roman" w:eastAsia="Times New Roman" w:hAnsi="Times New Roman" w:cs="Times New Roman"/>
+          <w:b/>
+          <w:bCs/>
+          <w:kern w:val="0"/>
+          <w14:ligatures w14:val="none"/>
+        </w:rPr>
+        <w:t>mga</w:t>
+      </w:r>
+      <w:proofErr w:type="spellEnd"/>
+      <w:r>
+        <w:rPr>
+          <w:rFonts w:ascii="Times New Roman" w:eastAsia="Times New Roman" w:hAnsi="Times New Roman" w:cs="Times New Roman"/>
+          <w:b/>
+          <w:bCs/>
+          <w:kern w:val="0"/>
+          <w14:ligatures w14:val="none"/>
+        </w:rPr>
+        <w:t xml:space="preserve"> </w:t>
+      </w:r>
+      <w:proofErr w:type="spellStart"/>
+      <w:r>
+        <w:rPr>
+          <w:rFonts w:ascii="Times New Roman" w:eastAsia="Times New Roman" w:hAnsi="Times New Roman" w:cs="Times New Roman"/>
+          <w:b/>
+          <w:bCs/>
+          <w:kern w:val="0"/>
+          <w14:ligatures w14:val="none"/>
+        </w:rPr>
+        <w:t>Amerikano</w:t>
+      </w:r>
+      <w:proofErr w:type="spellEnd"/>
     </w:p>
     <w:p>
       <w:pPr>
@@ -502,13 +2154,113 @@
           <w14:ligatures w14:val="none"/>
         </w:rPr>
       </w:pPr>
-      <w:r>
-        <w:rPr>
-          <w:rFonts w:ascii="Times New Roman" w:eastAsia="Times New Roman" w:hAnsi="Times New Roman" w:cs="Times New Roman"/>
-          <w:kern w:val="0"/>
-          <w14:ligatures w14:val="none"/>
-        </w:rPr>
-        <w:t xml:space="preserve">Nasusuri ang mga patakaran at programang Amerikano sa Pilipinas. </w:t>
+      <w:proofErr w:type="spellStart"/>
+      <w:r>
+        <w:rPr>
+          <w:rFonts w:ascii="Times New Roman" w:eastAsia="Times New Roman" w:hAnsi="Times New Roman" w:cs="Times New Roman"/>
+          <w:kern w:val="0"/>
+          <w14:ligatures w14:val="none"/>
+        </w:rPr>
+        <w:t>Nasusuri</w:t>
+      </w:r>
+      <w:proofErr w:type="spellEnd"/>
+      <w:r>
+        <w:rPr>
+          <w:rFonts w:ascii="Times New Roman" w:eastAsia="Times New Roman" w:hAnsi="Times New Roman" w:cs="Times New Roman"/>
+          <w:kern w:val="0"/>
+          <w14:ligatures w14:val="none"/>
+        </w:rPr>
+        <w:t xml:space="preserve"> ang </w:t>
+      </w:r>
+      <w:proofErr w:type="spellStart"/>
+      <w:r>
+        <w:rPr>
+          <w:rFonts w:ascii="Times New Roman" w:eastAsia="Times New Roman" w:hAnsi="Times New Roman" w:cs="Times New Roman"/>
+          <w:kern w:val="0"/>
+          <w14:ligatures w14:val="none"/>
+        </w:rPr>
+        <w:t>mga</w:t>
+      </w:r>
+      <w:proofErr w:type="spellEnd"/>
+      <w:r>
+        <w:rPr>
+          <w:rFonts w:ascii="Times New Roman" w:eastAsia="Times New Roman" w:hAnsi="Times New Roman" w:cs="Times New Roman"/>
+          <w:kern w:val="0"/>
+          <w14:ligatures w14:val="none"/>
+        </w:rPr>
+        <w:t xml:space="preserve"> </w:t>
+      </w:r>
+      <w:proofErr w:type="spellStart"/>
+      <w:r>
+        <w:rPr>
+          <w:rFonts w:ascii="Times New Roman" w:eastAsia="Times New Roman" w:hAnsi="Times New Roman" w:cs="Times New Roman"/>
+          <w:kern w:val="0"/>
+          <w14:ligatures w14:val="none"/>
+        </w:rPr>
+        <w:t>patakaran</w:t>
+      </w:r>
+      <w:proofErr w:type="spellEnd"/>
+      <w:r>
+        <w:rPr>
+          <w:rFonts w:ascii="Times New Roman" w:eastAsia="Times New Roman" w:hAnsi="Times New Roman" w:cs="Times New Roman"/>
+          <w:kern w:val="0"/>
+          <w14:ligatures w14:val="none"/>
+        </w:rPr>
+        <w:t xml:space="preserve"> at </w:t>
+      </w:r>
+      <w:proofErr w:type="spellStart"/>
+      <w:r>
+        <w:rPr>
+          <w:rFonts w:ascii="Times New Roman" w:eastAsia="Times New Roman" w:hAnsi="Times New Roman" w:cs="Times New Roman"/>
+          <w:kern w:val="0"/>
+          <w14:ligatures w14:val="none"/>
+        </w:rPr>
+        <w:t>programang</w:t>
+      </w:r>
+      <w:proofErr w:type="spellEnd"/>
+      <w:r>
+        <w:rPr>
+          <w:rFonts w:ascii="Times New Roman" w:eastAsia="Times New Roman" w:hAnsi="Times New Roman" w:cs="Times New Roman"/>
+          <w:kern w:val="0"/>
+          <w14:ligatures w14:val="none"/>
+        </w:rPr>
+        <w:t xml:space="preserve"> </w:t>
+      </w:r>
+      <w:proofErr w:type="spellStart"/>
+      <w:r>
+        <w:rPr>
+          <w:rFonts w:ascii="Times New Roman" w:eastAsia="Times New Roman" w:hAnsi="Times New Roman" w:cs="Times New Roman"/>
+          <w:kern w:val="0"/>
+          <w14:ligatures w14:val="none"/>
+        </w:rPr>
+        <w:t>Amerikano</w:t>
+      </w:r>
+      <w:proofErr w:type="spellEnd"/>
+      <w:r>
+        <w:rPr>
+          <w:rFonts w:ascii="Times New Roman" w:eastAsia="Times New Roman" w:hAnsi="Times New Roman" w:cs="Times New Roman"/>
+          <w:kern w:val="0"/>
+          <w14:ligatures w14:val="none"/>
+        </w:rPr>
+        <w:t xml:space="preserve"> </w:t>
+      </w:r>
+      <w:proofErr w:type="spellStart"/>
+      <w:r>
+        <w:rPr>
+          <w:rFonts w:ascii="Times New Roman" w:eastAsia="Times New Roman" w:hAnsi="Times New Roman" w:cs="Times New Roman"/>
+          <w:kern w:val="0"/>
+          <w14:ligatures w14:val="none"/>
+        </w:rPr>
+        <w:t>sa</w:t>
+      </w:r>
+      <w:proofErr w:type="spellEnd"/>
+      <w:r>
+        <w:rPr>
+          <w:rFonts w:ascii="Times New Roman" w:eastAsia="Times New Roman" w:hAnsi="Times New Roman" w:cs="Times New Roman"/>
+          <w:kern w:val="0"/>
+          <w14:ligatures w14:val="none"/>
+        </w:rPr>
+        <w:t xml:space="preserve"> Pilipinas. </w:t>
       </w:r>
     </w:p>
     <w:p>
@@ -524,13 +2276,167 @@
           <w14:ligatures w14:val="none"/>
         </w:rPr>
       </w:pPr>
-      <w:r>
-        <w:rPr>
-          <w:rFonts w:ascii="Times New Roman" w:eastAsia="Times New Roman" w:hAnsi="Times New Roman" w:cs="Times New Roman"/>
-          <w:kern w:val="0"/>
-          <w14:ligatures w14:val="none"/>
-        </w:rPr>
-        <w:t xml:space="preserve">Naipaliliwanag ang mga pagbabagong pampolitika, panlipunan, at pang-ekonomiya sa panahon ng Amerikano. </w:t>
+      <w:proofErr w:type="spellStart"/>
+      <w:r>
+        <w:rPr>
+          <w:rFonts w:ascii="Times New Roman" w:eastAsia="Times New Roman" w:hAnsi="Times New Roman" w:cs="Times New Roman"/>
+          <w:kern w:val="0"/>
+          <w14:ligatures w14:val="none"/>
+        </w:rPr>
+        <w:t>Naipaliliwanag</w:t>
+      </w:r>
+      <w:proofErr w:type="spellEnd"/>
+      <w:r>
+        <w:rPr>
+          <w:rFonts w:ascii="Times New Roman" w:eastAsia="Times New Roman" w:hAnsi="Times New Roman" w:cs="Times New Roman"/>
+          <w:kern w:val="0"/>
+          <w14:ligatures w14:val="none"/>
+        </w:rPr>
+        <w:t xml:space="preserve"> ang </w:t>
+      </w:r>
+      <w:proofErr w:type="spellStart"/>
+      <w:r>
+        <w:rPr>
+          <w:rFonts w:ascii="Times New Roman" w:eastAsia="Times New Roman" w:hAnsi="Times New Roman" w:cs="Times New Roman"/>
+          <w:kern w:val="0"/>
+          <w14:ligatures w14:val="none"/>
+        </w:rPr>
+        <w:t>mga</w:t>
+      </w:r>
+      <w:proofErr w:type="spellEnd"/>
+      <w:r>
+        <w:rPr>
+          <w:rFonts w:ascii="Times New Roman" w:eastAsia="Times New Roman" w:hAnsi="Times New Roman" w:cs="Times New Roman"/>
+          <w:kern w:val="0"/>
+          <w14:ligatures w14:val="none"/>
+        </w:rPr>
+        <w:t xml:space="preserve"> </w:t>
+      </w:r>
+      <w:proofErr w:type="spellStart"/>
+      <w:r>
+        <w:rPr>
+          <w:rFonts w:ascii="Times New Roman" w:eastAsia="Times New Roman" w:hAnsi="Times New Roman" w:cs="Times New Roman"/>
+          <w:kern w:val="0"/>
+          <w14:ligatures w14:val="none"/>
+        </w:rPr>
+        <w:t>pagbabagong</w:t>
+      </w:r>
+      <w:proofErr w:type="spellEnd"/>
+      <w:r>
+        <w:rPr>
+          <w:rFonts w:ascii="Times New Roman" w:eastAsia="Times New Roman" w:hAnsi="Times New Roman" w:cs="Times New Roman"/>
+          <w:kern w:val="0"/>
+          <w14:ligatures w14:val="none"/>
+        </w:rPr>
+        <w:t xml:space="preserve"> </w:t>
+      </w:r>
+      <w:proofErr w:type="spellStart"/>
+      <w:r>
+        <w:rPr>
+          <w:rFonts w:ascii="Times New Roman" w:eastAsia="Times New Roman" w:hAnsi="Times New Roman" w:cs="Times New Roman"/>
+          <w:kern w:val="0"/>
+          <w14:ligatures w14:val="none"/>
+        </w:rPr>
+        <w:t>pampolitika</w:t>
+      </w:r>
+      <w:proofErr w:type="spellEnd"/>
+      <w:r>
+        <w:rPr>
+          <w:rFonts w:ascii="Times New Roman" w:eastAsia="Times New Roman" w:hAnsi="Times New Roman" w:cs="Times New Roman"/>
+          <w:kern w:val="0"/>
+          <w14:ligatures w14:val="none"/>
+        </w:rPr>
+        <w:t xml:space="preserve">, </w:t>
+      </w:r>
+      <w:proofErr w:type="spellStart"/>
+      <w:r>
+        <w:rPr>
+          <w:rFonts w:ascii="Times New Roman" w:eastAsia="Times New Roman" w:hAnsi="Times New Roman" w:cs="Times New Roman"/>
+          <w:kern w:val="0"/>
+          <w14:ligatures w14:val="none"/>
+        </w:rPr>
+        <w:t>panlipunan</w:t>
+      </w:r>
+      <w:proofErr w:type="spellEnd"/>
+      <w:r>
+        <w:rPr>
+          <w:rFonts w:ascii="Times New Roman" w:eastAsia="Times New Roman" w:hAnsi="Times New Roman" w:cs="Times New Roman"/>
+          <w:kern w:val="0"/>
+          <w14:ligatures w14:val="none"/>
+        </w:rPr>
+        <w:t>, at pang-</w:t>
+      </w:r>
+      <w:proofErr w:type="spellStart"/>
+      <w:r>
+        <w:rPr>
+          <w:rFonts w:ascii="Times New Roman" w:eastAsia="Times New Roman" w:hAnsi="Times New Roman" w:cs="Times New Roman"/>
+          <w:kern w:val="0"/>
+          <w14:ligatures w14:val="none"/>
+        </w:rPr>
+        <w:t>ekonomiya</w:t>
+      </w:r>
+      <w:proofErr w:type="spellEnd"/>
+      <w:r>
+        <w:rPr>
+          <w:rFonts w:ascii="Times New Roman" w:eastAsia="Times New Roman" w:hAnsi="Times New Roman" w:cs="Times New Roman"/>
+          <w:kern w:val="0"/>
+          <w14:ligatures w14:val="none"/>
+        </w:rPr>
+        <w:t xml:space="preserve"> </w:t>
+      </w:r>
+      <w:proofErr w:type="spellStart"/>
+      <w:r>
+        <w:rPr>
+          <w:rFonts w:ascii="Times New Roman" w:eastAsia="Times New Roman" w:hAnsi="Times New Roman" w:cs="Times New Roman"/>
+          <w:kern w:val="0"/>
+          <w14:ligatures w14:val="none"/>
+        </w:rPr>
+        <w:t>sa</w:t>
+      </w:r>
+      <w:proofErr w:type="spellEnd"/>
+      <w:r>
+        <w:rPr>
+          <w:rFonts w:ascii="Times New Roman" w:eastAsia="Times New Roman" w:hAnsi="Times New Roman" w:cs="Times New Roman"/>
+          <w:kern w:val="0"/>
+          <w14:ligatures w14:val="none"/>
+        </w:rPr>
+        <w:t xml:space="preserve"> </w:t>
+      </w:r>
+      <w:proofErr w:type="spellStart"/>
+      <w:r>
+        <w:rPr>
+          <w:rFonts w:ascii="Times New Roman" w:eastAsia="Times New Roman" w:hAnsi="Times New Roman" w:cs="Times New Roman"/>
+          <w:kern w:val="0"/>
+          <w14:ligatures w14:val="none"/>
+        </w:rPr>
+        <w:t>panahon</w:t>
+      </w:r>
+      <w:proofErr w:type="spellEnd"/>
+      <w:r>
+        <w:rPr>
+          <w:rFonts w:ascii="Times New Roman" w:eastAsia="Times New Roman" w:hAnsi="Times New Roman" w:cs="Times New Roman"/>
+          <w:kern w:val="0"/>
+          <w14:ligatures w14:val="none"/>
+        </w:rPr>
+        <w:t xml:space="preserve"> ng </w:t>
+      </w:r>
+      <w:proofErr w:type="spellStart"/>
+      <w:r>
+        <w:rPr>
+          <w:rFonts w:ascii="Times New Roman" w:eastAsia="Times New Roman" w:hAnsi="Times New Roman" w:cs="Times New Roman"/>
+          <w:kern w:val="0"/>
+          <w14:ligatures w14:val="none"/>
+        </w:rPr>
+        <w:t>Amerikano</w:t>
+      </w:r>
+      <w:proofErr w:type="spellEnd"/>
+      <w:r>
+        <w:rPr>
+          <w:rFonts w:ascii="Times New Roman" w:eastAsia="Times New Roman" w:hAnsi="Times New Roman" w:cs="Times New Roman"/>
+          <w:kern w:val="0"/>
+          <w14:ligatures w14:val="none"/>
+        </w:rPr>
+        <w:t xml:space="preserve">. </w:t>
       </w:r>
     </w:p>
     <w:p>
@@ -550,9 +2456,64 @@
           <w:kern w:val="0"/>
           <w14:ligatures w14:val="none"/>
         </w:rPr>
-        <w:lastRenderedPageBreak/>
-        <w:t>Unit 3: Pananakop ng mga Hapones</w:t>
-      </w:r>
+        <w:t xml:space="preserve">Unit 3: </w:t>
+      </w:r>
+      <w:proofErr w:type="spellStart"/>
+      <w:r>
+        <w:rPr>
+          <w:rFonts w:ascii="Times New Roman" w:eastAsia="Times New Roman" w:hAnsi="Times New Roman" w:cs="Times New Roman"/>
+          <w:b/>
+          <w:bCs/>
+          <w:kern w:val="0"/>
+          <w14:ligatures w14:val="none"/>
+        </w:rPr>
+        <w:t>Pananakop</w:t>
+      </w:r>
+      <w:proofErr w:type="spellEnd"/>
+      <w:r>
+        <w:rPr>
+          <w:rFonts w:ascii="Times New Roman" w:eastAsia="Times New Roman" w:hAnsi="Times New Roman" w:cs="Times New Roman"/>
+          <w:b/>
+          <w:bCs/>
+          <w:kern w:val="0"/>
+          <w14:ligatures w14:val="none"/>
+        </w:rPr>
+        <w:t xml:space="preserve"> ng </w:t>
+      </w:r>
+      <w:proofErr w:type="spellStart"/>
+      <w:r>
+        <w:rPr>
+          <w:rFonts w:ascii="Times New Roman" w:eastAsia="Times New Roman" w:hAnsi="Times New Roman" w:cs="Times New Roman"/>
+          <w:b/>
+          <w:bCs/>
+          <w:kern w:val="0"/>
+          <w14:ligatures w14:val="none"/>
+        </w:rPr>
+        <w:t>mga</w:t>
+      </w:r>
+      <w:proofErr w:type="spellEnd"/>
+      <w:r>
+        <w:rPr>
+          <w:rFonts w:ascii="Times New Roman" w:eastAsia="Times New Roman" w:hAnsi="Times New Roman" w:cs="Times New Roman"/>
+          <w:b/>
+          <w:bCs/>
+          <w:kern w:val="0"/>
+          <w14:ligatures w14:val="none"/>
+        </w:rPr>
+        <w:t xml:space="preserve"> </w:t>
+      </w:r>
+      <w:proofErr w:type="spellStart"/>
+      <w:r>
+        <w:rPr>
+          <w:rFonts w:ascii="Times New Roman" w:eastAsia="Times New Roman" w:hAnsi="Times New Roman" w:cs="Times New Roman"/>
+          <w:b/>
+          <w:bCs/>
+          <w:kern w:val="0"/>
+          <w14:ligatures w14:val="none"/>
+        </w:rPr>
+        <w:t>Hapones</w:t>
+      </w:r>
+      <w:proofErr w:type="spellEnd"/>
     </w:p>
     <w:p>
       <w:pPr>
@@ -567,13 +2528,149 @@
           <w14:ligatures w14:val="none"/>
         </w:rPr>
       </w:pPr>
-      <w:r>
-        <w:rPr>
-          <w:rFonts w:ascii="Times New Roman" w:eastAsia="Times New Roman" w:hAnsi="Times New Roman" w:cs="Times New Roman"/>
-          <w:kern w:val="0"/>
-          <w14:ligatures w14:val="none"/>
-        </w:rPr>
-        <w:t xml:space="preserve">Nasusuri ang mga pangyayari noong Ikalawang Digmaang Pandaigdig sa Pilipinas. </w:t>
+      <w:proofErr w:type="spellStart"/>
+      <w:r>
+        <w:rPr>
+          <w:rFonts w:ascii="Times New Roman" w:eastAsia="Times New Roman" w:hAnsi="Times New Roman" w:cs="Times New Roman"/>
+          <w:kern w:val="0"/>
+          <w14:ligatures w14:val="none"/>
+        </w:rPr>
+        <w:t>Nasusuri</w:t>
+      </w:r>
+      <w:proofErr w:type="spellEnd"/>
+      <w:r>
+        <w:rPr>
+          <w:rFonts w:ascii="Times New Roman" w:eastAsia="Times New Roman" w:hAnsi="Times New Roman" w:cs="Times New Roman"/>
+          <w:kern w:val="0"/>
+          <w14:ligatures w14:val="none"/>
+        </w:rPr>
+        <w:t xml:space="preserve"> ang </w:t>
+      </w:r>
+      <w:proofErr w:type="spellStart"/>
+      <w:r>
+        <w:rPr>
+          <w:rFonts w:ascii="Times New Roman" w:eastAsia="Times New Roman" w:hAnsi="Times New Roman" w:cs="Times New Roman"/>
+          <w:kern w:val="0"/>
+          <w14:ligatures w14:val="none"/>
+        </w:rPr>
+        <w:t>mga</w:t>
+      </w:r>
+      <w:proofErr w:type="spellEnd"/>
+      <w:r>
+        <w:rPr>
+          <w:rFonts w:ascii="Times New Roman" w:eastAsia="Times New Roman" w:hAnsi="Times New Roman" w:cs="Times New Roman"/>
+          <w:kern w:val="0"/>
+          <w14:ligatures w14:val="none"/>
+        </w:rPr>
+        <w:t xml:space="preserve"> </w:t>
+      </w:r>
+      <w:proofErr w:type="spellStart"/>
+      <w:r>
+        <w:rPr>
+          <w:rFonts w:ascii="Times New Roman" w:eastAsia="Times New Roman" w:hAnsi="Times New Roman" w:cs="Times New Roman"/>
+          <w:kern w:val="0"/>
+          <w14:ligatures w14:val="none"/>
+        </w:rPr>
+        <w:t>pangyayari</w:t>
+      </w:r>
+      <w:proofErr w:type="spellEnd"/>
+      <w:r>
+        <w:rPr>
+          <w:rFonts w:ascii="Times New Roman" w:eastAsia="Times New Roman" w:hAnsi="Times New Roman" w:cs="Times New Roman"/>
+          <w:kern w:val="0"/>
+          <w14:ligatures w14:val="none"/>
+        </w:rPr>
+        <w:t xml:space="preserve"> </w:t>
+      </w:r>
+      <w:proofErr w:type="spellStart"/>
+      <w:r>
+        <w:rPr>
+          <w:rFonts w:ascii="Times New Roman" w:eastAsia="Times New Roman" w:hAnsi="Times New Roman" w:cs="Times New Roman"/>
+          <w:kern w:val="0"/>
+          <w14:ligatures w14:val="none"/>
+        </w:rPr>
+        <w:t>noong</w:t>
+      </w:r>
+      <w:proofErr w:type="spellEnd"/>
+      <w:r>
+        <w:rPr>
+          <w:rFonts w:ascii="Times New Roman" w:eastAsia="Times New Roman" w:hAnsi="Times New Roman" w:cs="Times New Roman"/>
+          <w:kern w:val="0"/>
+          <w14:ligatures w14:val="none"/>
+        </w:rPr>
+        <w:t xml:space="preserve"> </w:t>
+      </w:r>
+      <w:proofErr w:type="spellStart"/>
+      <w:r>
+        <w:rPr>
+          <w:rFonts w:ascii="Times New Roman" w:eastAsia="Times New Roman" w:hAnsi="Times New Roman" w:cs="Times New Roman"/>
+          <w:kern w:val="0"/>
+          <w14:ligatures w14:val="none"/>
+        </w:rPr>
+        <w:t>Ikalawang</w:t>
+      </w:r>
+      <w:proofErr w:type="spellEnd"/>
+      <w:r>
+        <w:rPr>
+          <w:rFonts w:ascii="Times New Roman" w:eastAsia="Times New Roman" w:hAnsi="Times New Roman" w:cs="Times New Roman"/>
+          <w:kern w:val="0"/>
+          <w14:ligatures w14:val="none"/>
+        </w:rPr>
+        <w:t xml:space="preserve"> </w:t>
+      </w:r>
+      <w:proofErr w:type="spellStart"/>
+      <w:r>
+        <w:rPr>
+          <w:rFonts w:ascii="Times New Roman" w:eastAsia="Times New Roman" w:hAnsi="Times New Roman" w:cs="Times New Roman"/>
+          <w:kern w:val="0"/>
+          <w14:ligatures w14:val="none"/>
+        </w:rPr>
+        <w:t>Digmaang</w:t>
+      </w:r>
+      <w:proofErr w:type="spellEnd"/>
+      <w:r>
+        <w:rPr>
+          <w:rFonts w:ascii="Times New Roman" w:eastAsia="Times New Roman" w:hAnsi="Times New Roman" w:cs="Times New Roman"/>
+          <w:kern w:val="0"/>
+          <w14:ligatures w14:val="none"/>
+        </w:rPr>
+        <w:t xml:space="preserve"> </w:t>
+      </w:r>
+      <w:proofErr w:type="spellStart"/>
+      <w:r>
+        <w:rPr>
+          <w:rFonts w:ascii="Times New Roman" w:eastAsia="Times New Roman" w:hAnsi="Times New Roman" w:cs="Times New Roman"/>
+          <w:kern w:val="0"/>
+          <w14:ligatures w14:val="none"/>
+        </w:rPr>
+        <w:t>Pandaigdig</w:t>
+      </w:r>
+      <w:proofErr w:type="spellEnd"/>
+      <w:r>
+        <w:rPr>
+          <w:rFonts w:ascii="Times New Roman" w:eastAsia="Times New Roman" w:hAnsi="Times New Roman" w:cs="Times New Roman"/>
+          <w:kern w:val="0"/>
+          <w14:ligatures w14:val="none"/>
+        </w:rPr>
+        <w:t xml:space="preserve"> </w:t>
+      </w:r>
+      <w:proofErr w:type="spellStart"/>
+      <w:r>
+        <w:rPr>
+          <w:rFonts w:ascii="Times New Roman" w:eastAsia="Times New Roman" w:hAnsi="Times New Roman" w:cs="Times New Roman"/>
+          <w:kern w:val="0"/>
+          <w14:ligatures w14:val="none"/>
+        </w:rPr>
+        <w:t>sa</w:t>
+      </w:r>
+      <w:proofErr w:type="spellEnd"/>
+      <w:r>
+        <w:rPr>
+          <w:rFonts w:ascii="Times New Roman" w:eastAsia="Times New Roman" w:hAnsi="Times New Roman" w:cs="Times New Roman"/>
+          <w:kern w:val="0"/>
+          <w14:ligatures w14:val="none"/>
+        </w:rPr>
+        <w:t xml:space="preserve"> Pilipinas. </w:t>
       </w:r>
     </w:p>
     <w:p>
@@ -589,13 +2686,113 @@
           <w14:ligatures w14:val="none"/>
         </w:rPr>
       </w:pPr>
-      <w:r>
-        <w:rPr>
-          <w:rFonts w:ascii="Times New Roman" w:eastAsia="Times New Roman" w:hAnsi="Times New Roman" w:cs="Times New Roman"/>
-          <w:kern w:val="0"/>
-          <w14:ligatures w14:val="none"/>
-        </w:rPr>
-        <w:t xml:space="preserve">Naipaliliwanag ang epekto ng pananakop ng Hapon sa mga Pilipino. </w:t>
+      <w:proofErr w:type="spellStart"/>
+      <w:r>
+        <w:rPr>
+          <w:rFonts w:ascii="Times New Roman" w:eastAsia="Times New Roman" w:hAnsi="Times New Roman" w:cs="Times New Roman"/>
+          <w:kern w:val="0"/>
+          <w14:ligatures w14:val="none"/>
+        </w:rPr>
+        <w:t>Naipaliliwanag</w:t>
+      </w:r>
+      <w:proofErr w:type="spellEnd"/>
+      <w:r>
+        <w:rPr>
+          <w:rFonts w:ascii="Times New Roman" w:eastAsia="Times New Roman" w:hAnsi="Times New Roman" w:cs="Times New Roman"/>
+          <w:kern w:val="0"/>
+          <w14:ligatures w14:val="none"/>
+        </w:rPr>
+        <w:t xml:space="preserve"> ang </w:t>
+      </w:r>
+      <w:proofErr w:type="spellStart"/>
+      <w:r>
+        <w:rPr>
+          <w:rFonts w:ascii="Times New Roman" w:eastAsia="Times New Roman" w:hAnsi="Times New Roman" w:cs="Times New Roman"/>
+          <w:kern w:val="0"/>
+          <w14:ligatures w14:val="none"/>
+        </w:rPr>
+        <w:t>epekto</w:t>
+      </w:r>
+      <w:proofErr w:type="spellEnd"/>
+      <w:r>
+        <w:rPr>
+          <w:rFonts w:ascii="Times New Roman" w:eastAsia="Times New Roman" w:hAnsi="Times New Roman" w:cs="Times New Roman"/>
+          <w:kern w:val="0"/>
+          <w14:ligatures w14:val="none"/>
+        </w:rPr>
+        <w:t xml:space="preserve"> ng </w:t>
+      </w:r>
+      <w:proofErr w:type="spellStart"/>
+      <w:r>
+        <w:rPr>
+          <w:rFonts w:ascii="Times New Roman" w:eastAsia="Times New Roman" w:hAnsi="Times New Roman" w:cs="Times New Roman"/>
+          <w:kern w:val="0"/>
+          <w14:ligatures w14:val="none"/>
+        </w:rPr>
+        <w:t>pananakop</w:t>
+      </w:r>
+      <w:proofErr w:type="spellEnd"/>
+      <w:r>
+        <w:rPr>
+          <w:rFonts w:ascii="Times New Roman" w:eastAsia="Times New Roman" w:hAnsi="Times New Roman" w:cs="Times New Roman"/>
+          <w:kern w:val="0"/>
+          <w14:ligatures w14:val="none"/>
+        </w:rPr>
+        <w:t xml:space="preserve"> ng </w:t>
+      </w:r>
+      <w:proofErr w:type="spellStart"/>
+      <w:r>
+        <w:rPr>
+          <w:rFonts w:ascii="Times New Roman" w:eastAsia="Times New Roman" w:hAnsi="Times New Roman" w:cs="Times New Roman"/>
+          <w:kern w:val="0"/>
+          <w14:ligatures w14:val="none"/>
+        </w:rPr>
+        <w:t>Hapon</w:t>
+      </w:r>
+      <w:proofErr w:type="spellEnd"/>
+      <w:r>
+        <w:rPr>
+          <w:rFonts w:ascii="Times New Roman" w:eastAsia="Times New Roman" w:hAnsi="Times New Roman" w:cs="Times New Roman"/>
+          <w:kern w:val="0"/>
+          <w14:ligatures w14:val="none"/>
+        </w:rPr>
+        <w:t xml:space="preserve"> </w:t>
+      </w:r>
+      <w:proofErr w:type="spellStart"/>
+      <w:r>
+        <w:rPr>
+          <w:rFonts w:ascii="Times New Roman" w:eastAsia="Times New Roman" w:hAnsi="Times New Roman" w:cs="Times New Roman"/>
+          <w:kern w:val="0"/>
+          <w14:ligatures w14:val="none"/>
+        </w:rPr>
+        <w:t>sa</w:t>
+      </w:r>
+      <w:proofErr w:type="spellEnd"/>
+      <w:r>
+        <w:rPr>
+          <w:rFonts w:ascii="Times New Roman" w:eastAsia="Times New Roman" w:hAnsi="Times New Roman" w:cs="Times New Roman"/>
+          <w:kern w:val="0"/>
+          <w14:ligatures w14:val="none"/>
+        </w:rPr>
+        <w:t xml:space="preserve"> </w:t>
+      </w:r>
+      <w:proofErr w:type="spellStart"/>
+      <w:r>
+        <w:rPr>
+          <w:rFonts w:ascii="Times New Roman" w:eastAsia="Times New Roman" w:hAnsi="Times New Roman" w:cs="Times New Roman"/>
+          <w:kern w:val="0"/>
+          <w14:ligatures w14:val="none"/>
+        </w:rPr>
+        <w:t>mga</w:t>
+      </w:r>
+      <w:proofErr w:type="spellEnd"/>
+      <w:r>
+        <w:rPr>
+          <w:rFonts w:ascii="Times New Roman" w:eastAsia="Times New Roman" w:hAnsi="Times New Roman" w:cs="Times New Roman"/>
+          <w:kern w:val="0"/>
+          <w14:ligatures w14:val="none"/>
+        </w:rPr>
+        <w:t xml:space="preserve"> Pilipino. </w:t>
       </w:r>
     </w:p>
     <w:p>
@@ -615,8 +2812,64 @@
           <w:kern w:val="0"/>
           <w14:ligatures w14:val="none"/>
         </w:rPr>
-        <w:t>Unit 4: Kabayanihan sa Panahon ng Digmaan</w:t>
-      </w:r>
+        <w:t xml:space="preserve">Unit 4: </w:t>
+      </w:r>
+      <w:proofErr w:type="spellStart"/>
+      <w:r>
+        <w:rPr>
+          <w:rFonts w:ascii="Times New Roman" w:eastAsia="Times New Roman" w:hAnsi="Times New Roman" w:cs="Times New Roman"/>
+          <w:b/>
+          <w:bCs/>
+          <w:kern w:val="0"/>
+          <w14:ligatures w14:val="none"/>
+        </w:rPr>
+        <w:t>Kabayanihan</w:t>
+      </w:r>
+      <w:proofErr w:type="spellEnd"/>
+      <w:r>
+        <w:rPr>
+          <w:rFonts w:ascii="Times New Roman" w:eastAsia="Times New Roman" w:hAnsi="Times New Roman" w:cs="Times New Roman"/>
+          <w:b/>
+          <w:bCs/>
+          <w:kern w:val="0"/>
+          <w14:ligatures w14:val="none"/>
+        </w:rPr>
+        <w:t xml:space="preserve"> </w:t>
+      </w:r>
+      <w:proofErr w:type="spellStart"/>
+      <w:r>
+        <w:rPr>
+          <w:rFonts w:ascii="Times New Roman" w:eastAsia="Times New Roman" w:hAnsi="Times New Roman" w:cs="Times New Roman"/>
+          <w:b/>
+          <w:bCs/>
+          <w:kern w:val="0"/>
+          <w14:ligatures w14:val="none"/>
+        </w:rPr>
+        <w:t>sa</w:t>
+      </w:r>
+      <w:proofErr w:type="spellEnd"/>
+      <w:r>
+        <w:rPr>
+          <w:rFonts w:ascii="Times New Roman" w:eastAsia="Times New Roman" w:hAnsi="Times New Roman" w:cs="Times New Roman"/>
+          <w:b/>
+          <w:bCs/>
+          <w:kern w:val="0"/>
+          <w14:ligatures w14:val="none"/>
+        </w:rPr>
+        <w:t xml:space="preserve"> Panahon ng </w:t>
+      </w:r>
+      <w:proofErr w:type="spellStart"/>
+      <w:r>
+        <w:rPr>
+          <w:rFonts w:ascii="Times New Roman" w:eastAsia="Times New Roman" w:hAnsi="Times New Roman" w:cs="Times New Roman"/>
+          <w:b/>
+          <w:bCs/>
+          <w:kern w:val="0"/>
+          <w14:ligatures w14:val="none"/>
+        </w:rPr>
+        <w:t>Digmaan</w:t>
+      </w:r>
+      <w:proofErr w:type="spellEnd"/>
     </w:p>
     <w:p>
       <w:pPr>
@@ -631,13 +2884,149 @@
           <w14:ligatures w14:val="none"/>
         </w:rPr>
       </w:pPr>
-      <w:r>
-        <w:rPr>
-          <w:rFonts w:ascii="Times New Roman" w:eastAsia="Times New Roman" w:hAnsi="Times New Roman" w:cs="Times New Roman"/>
-          <w:kern w:val="0"/>
-          <w14:ligatures w14:val="none"/>
-        </w:rPr>
-        <w:t xml:space="preserve">Napahahalagahan ang naging ambag ng mga Pilipino sa pakikibaka para sa kalayaan. </w:t>
+      <w:proofErr w:type="spellStart"/>
+      <w:r>
+        <w:rPr>
+          <w:rFonts w:ascii="Times New Roman" w:eastAsia="Times New Roman" w:hAnsi="Times New Roman" w:cs="Times New Roman"/>
+          <w:kern w:val="0"/>
+          <w14:ligatures w14:val="none"/>
+        </w:rPr>
+        <w:t>Napahahalagahan</w:t>
+      </w:r>
+      <w:proofErr w:type="spellEnd"/>
+      <w:r>
+        <w:rPr>
+          <w:rFonts w:ascii="Times New Roman" w:eastAsia="Times New Roman" w:hAnsi="Times New Roman" w:cs="Times New Roman"/>
+          <w:kern w:val="0"/>
+          <w14:ligatures w14:val="none"/>
+        </w:rPr>
+        <w:t xml:space="preserve"> ang </w:t>
+      </w:r>
+      <w:proofErr w:type="spellStart"/>
+      <w:r>
+        <w:rPr>
+          <w:rFonts w:ascii="Times New Roman" w:eastAsia="Times New Roman" w:hAnsi="Times New Roman" w:cs="Times New Roman"/>
+          <w:kern w:val="0"/>
+          <w14:ligatures w14:val="none"/>
+        </w:rPr>
+        <w:t>naging</w:t>
+      </w:r>
+      <w:proofErr w:type="spellEnd"/>
+      <w:r>
+        <w:rPr>
+          <w:rFonts w:ascii="Times New Roman" w:eastAsia="Times New Roman" w:hAnsi="Times New Roman" w:cs="Times New Roman"/>
+          <w:kern w:val="0"/>
+          <w14:ligatures w14:val="none"/>
+        </w:rPr>
+        <w:t xml:space="preserve"> </w:t>
+      </w:r>
+      <w:proofErr w:type="spellStart"/>
+      <w:r>
+        <w:rPr>
+          <w:rFonts w:ascii="Times New Roman" w:eastAsia="Times New Roman" w:hAnsi="Times New Roman" w:cs="Times New Roman"/>
+          <w:kern w:val="0"/>
+          <w14:ligatures w14:val="none"/>
+        </w:rPr>
+        <w:t>ambag</w:t>
+      </w:r>
+      <w:proofErr w:type="spellEnd"/>
+      <w:r>
+        <w:rPr>
+          <w:rFonts w:ascii="Times New Roman" w:eastAsia="Times New Roman" w:hAnsi="Times New Roman" w:cs="Times New Roman"/>
+          <w:kern w:val="0"/>
+          <w14:ligatures w14:val="none"/>
+        </w:rPr>
+        <w:t xml:space="preserve"> ng </w:t>
+      </w:r>
+      <w:proofErr w:type="spellStart"/>
+      <w:r>
+        <w:rPr>
+          <w:rFonts w:ascii="Times New Roman" w:eastAsia="Times New Roman" w:hAnsi="Times New Roman" w:cs="Times New Roman"/>
+          <w:kern w:val="0"/>
+          <w14:ligatures w14:val="none"/>
+        </w:rPr>
+        <w:t>mga</w:t>
+      </w:r>
+      <w:proofErr w:type="spellEnd"/>
+      <w:r>
+        <w:rPr>
+          <w:rFonts w:ascii="Times New Roman" w:eastAsia="Times New Roman" w:hAnsi="Times New Roman" w:cs="Times New Roman"/>
+          <w:kern w:val="0"/>
+          <w14:ligatures w14:val="none"/>
+        </w:rPr>
+        <w:t xml:space="preserve"> Pilipino </w:t>
+      </w:r>
+      <w:proofErr w:type="spellStart"/>
+      <w:r>
+        <w:rPr>
+          <w:rFonts w:ascii="Times New Roman" w:eastAsia="Times New Roman" w:hAnsi="Times New Roman" w:cs="Times New Roman"/>
+          <w:kern w:val="0"/>
+          <w14:ligatures w14:val="none"/>
+        </w:rPr>
+        <w:t>sa</w:t>
+      </w:r>
+      <w:proofErr w:type="spellEnd"/>
+      <w:r>
+        <w:rPr>
+          <w:rFonts w:ascii="Times New Roman" w:eastAsia="Times New Roman" w:hAnsi="Times New Roman" w:cs="Times New Roman"/>
+          <w:kern w:val="0"/>
+          <w14:ligatures w14:val="none"/>
+        </w:rPr>
+        <w:t xml:space="preserve"> </w:t>
+      </w:r>
+      <w:proofErr w:type="spellStart"/>
+      <w:r>
+        <w:rPr>
+          <w:rFonts w:ascii="Times New Roman" w:eastAsia="Times New Roman" w:hAnsi="Times New Roman" w:cs="Times New Roman"/>
+          <w:kern w:val="0"/>
+          <w14:ligatures w14:val="none"/>
+        </w:rPr>
+        <w:t>pakikibaka</w:t>
+      </w:r>
+      <w:proofErr w:type="spellEnd"/>
+      <w:r>
+        <w:rPr>
+          <w:rFonts w:ascii="Times New Roman" w:eastAsia="Times New Roman" w:hAnsi="Times New Roman" w:cs="Times New Roman"/>
+          <w:kern w:val="0"/>
+          <w14:ligatures w14:val="none"/>
+        </w:rPr>
+        <w:t xml:space="preserve"> para </w:t>
+      </w:r>
+      <w:proofErr w:type="spellStart"/>
+      <w:r>
+        <w:rPr>
+          <w:rFonts w:ascii="Times New Roman" w:eastAsia="Times New Roman" w:hAnsi="Times New Roman" w:cs="Times New Roman"/>
+          <w:kern w:val="0"/>
+          <w14:ligatures w14:val="none"/>
+        </w:rPr>
+        <w:t>sa</w:t>
+      </w:r>
+      <w:proofErr w:type="spellEnd"/>
+      <w:r>
+        <w:rPr>
+          <w:rFonts w:ascii="Times New Roman" w:eastAsia="Times New Roman" w:hAnsi="Times New Roman" w:cs="Times New Roman"/>
+          <w:kern w:val="0"/>
+          <w14:ligatures w14:val="none"/>
+        </w:rPr>
+        <w:t xml:space="preserve"> </w:t>
+      </w:r>
+      <w:proofErr w:type="spellStart"/>
+      <w:r>
+        <w:rPr>
+          <w:rFonts w:ascii="Times New Roman" w:eastAsia="Times New Roman" w:hAnsi="Times New Roman" w:cs="Times New Roman"/>
+          <w:kern w:val="0"/>
+          <w14:ligatures w14:val="none"/>
+        </w:rPr>
+        <w:t>kalayaan</w:t>
+      </w:r>
+      <w:proofErr w:type="spellEnd"/>
+      <w:r>
+        <w:rPr>
+          <w:rFonts w:ascii="Times New Roman" w:eastAsia="Times New Roman" w:hAnsi="Times New Roman" w:cs="Times New Roman"/>
+          <w:kern w:val="0"/>
+          <w14:ligatures w14:val="none"/>
+        </w:rPr>
+        <w:t xml:space="preserve">. </w:t>
       </w:r>
     </w:p>
     <w:p>
@@ -653,13 +3042,113 @@
           <w14:ligatures w14:val="none"/>
         </w:rPr>
       </w:pPr>
-      <w:r>
-        <w:rPr>
-          <w:rFonts w:ascii="Times New Roman" w:eastAsia="Times New Roman" w:hAnsi="Times New Roman" w:cs="Times New Roman"/>
-          <w:kern w:val="0"/>
-          <w14:ligatures w14:val="none"/>
-        </w:rPr>
-        <w:t xml:space="preserve">Nasusuri ang kahalagahan ng pagkakaisa sa panahon ng digmaan. </w:t>
+      <w:proofErr w:type="spellStart"/>
+      <w:r>
+        <w:rPr>
+          <w:rFonts w:ascii="Times New Roman" w:eastAsia="Times New Roman" w:hAnsi="Times New Roman" w:cs="Times New Roman"/>
+          <w:kern w:val="0"/>
+          <w14:ligatures w14:val="none"/>
+        </w:rPr>
+        <w:t>Nasusuri</w:t>
+      </w:r>
+      <w:proofErr w:type="spellEnd"/>
+      <w:r>
+        <w:rPr>
+          <w:rFonts w:ascii="Times New Roman" w:eastAsia="Times New Roman" w:hAnsi="Times New Roman" w:cs="Times New Roman"/>
+          <w:kern w:val="0"/>
+          <w14:ligatures w14:val="none"/>
+        </w:rPr>
+        <w:t xml:space="preserve"> ang </w:t>
+      </w:r>
+      <w:proofErr w:type="spellStart"/>
+      <w:r>
+        <w:rPr>
+          <w:rFonts w:ascii="Times New Roman" w:eastAsia="Times New Roman" w:hAnsi="Times New Roman" w:cs="Times New Roman"/>
+          <w:kern w:val="0"/>
+          <w14:ligatures w14:val="none"/>
+        </w:rPr>
+        <w:t>kahalagahan</w:t>
+      </w:r>
+      <w:proofErr w:type="spellEnd"/>
+      <w:r>
+        <w:rPr>
+          <w:rFonts w:ascii="Times New Roman" w:eastAsia="Times New Roman" w:hAnsi="Times New Roman" w:cs="Times New Roman"/>
+          <w:kern w:val="0"/>
+          <w14:ligatures w14:val="none"/>
+        </w:rPr>
+        <w:t xml:space="preserve"> ng </w:t>
+      </w:r>
+      <w:proofErr w:type="spellStart"/>
+      <w:r>
+        <w:rPr>
+          <w:rFonts w:ascii="Times New Roman" w:eastAsia="Times New Roman" w:hAnsi="Times New Roman" w:cs="Times New Roman"/>
+          <w:kern w:val="0"/>
+          <w14:ligatures w14:val="none"/>
+        </w:rPr>
+        <w:t>pagkakaisa</w:t>
+      </w:r>
+      <w:proofErr w:type="spellEnd"/>
+      <w:r>
+        <w:rPr>
+          <w:rFonts w:ascii="Times New Roman" w:eastAsia="Times New Roman" w:hAnsi="Times New Roman" w:cs="Times New Roman"/>
+          <w:kern w:val="0"/>
+          <w14:ligatures w14:val="none"/>
+        </w:rPr>
+        <w:t xml:space="preserve"> </w:t>
+      </w:r>
+      <w:proofErr w:type="spellStart"/>
+      <w:r>
+        <w:rPr>
+          <w:rFonts w:ascii="Times New Roman" w:eastAsia="Times New Roman" w:hAnsi="Times New Roman" w:cs="Times New Roman"/>
+          <w:kern w:val="0"/>
+          <w14:ligatures w14:val="none"/>
+        </w:rPr>
+        <w:t>sa</w:t>
+      </w:r>
+      <w:proofErr w:type="spellEnd"/>
+      <w:r>
+        <w:rPr>
+          <w:rFonts w:ascii="Times New Roman" w:eastAsia="Times New Roman" w:hAnsi="Times New Roman" w:cs="Times New Roman"/>
+          <w:kern w:val="0"/>
+          <w14:ligatures w14:val="none"/>
+        </w:rPr>
+        <w:t xml:space="preserve"> </w:t>
+      </w:r>
+      <w:proofErr w:type="spellStart"/>
+      <w:r>
+        <w:rPr>
+          <w:rFonts w:ascii="Times New Roman" w:eastAsia="Times New Roman" w:hAnsi="Times New Roman" w:cs="Times New Roman"/>
+          <w:kern w:val="0"/>
+          <w14:ligatures w14:val="none"/>
+        </w:rPr>
+        <w:t>panahon</w:t>
+      </w:r>
+      <w:proofErr w:type="spellEnd"/>
+      <w:r>
+        <w:rPr>
+          <w:rFonts w:ascii="Times New Roman" w:eastAsia="Times New Roman" w:hAnsi="Times New Roman" w:cs="Times New Roman"/>
+          <w:kern w:val="0"/>
+          <w14:ligatures w14:val="none"/>
+        </w:rPr>
+        <w:t xml:space="preserve"> ng </w:t>
+      </w:r>
+      <w:proofErr w:type="spellStart"/>
+      <w:r>
+        <w:rPr>
+          <w:rFonts w:ascii="Times New Roman" w:eastAsia="Times New Roman" w:hAnsi="Times New Roman" w:cs="Times New Roman"/>
+          <w:kern w:val="0"/>
+          <w14:ligatures w14:val="none"/>
+        </w:rPr>
+        <w:t>digmaan</w:t>
+      </w:r>
+      <w:proofErr w:type="spellEnd"/>
+      <w:r>
+        <w:rPr>
+          <w:rFonts w:ascii="Times New Roman" w:eastAsia="Times New Roman" w:hAnsi="Times New Roman" w:cs="Times New Roman"/>
+          <w:kern w:val="0"/>
+          <w14:ligatures w14:val="none"/>
+        </w:rPr>
+        <w:t xml:space="preserve">. </w:t>
       </w:r>
     </w:p>
     <w:p>
@@ -696,8 +3185,74 @@
           <w:szCs w:val="48"/>
           <w14:ligatures w14:val="none"/>
         </w:rPr>
-        <w:t>TERM 3 – Mga Hamon at Tunguhin Bilang Malayang Bansa</w:t>
-      </w:r>
+        <w:t xml:space="preserve">TERM 3 – Mga Hamon at </w:t>
+      </w:r>
+      <w:proofErr w:type="spellStart"/>
+      <w:r>
+        <w:rPr>
+          <w:rFonts w:ascii="Times New Roman" w:eastAsia="Times New Roman" w:hAnsi="Times New Roman" w:cs="Times New Roman"/>
+          <w:b/>
+          <w:bCs/>
+          <w:kern w:val="36"/>
+          <w:sz w:val="48"/>
+          <w:szCs w:val="48"/>
+          <w14:ligatures w14:val="none"/>
+        </w:rPr>
+        <w:t>Tunguhin</w:t>
+      </w:r>
+      <w:proofErr w:type="spellEnd"/>
+      <w:r>
+        <w:rPr>
+          <w:rFonts w:ascii="Times New Roman" w:eastAsia="Times New Roman" w:hAnsi="Times New Roman" w:cs="Times New Roman"/>
+          <w:b/>
+          <w:bCs/>
+          <w:kern w:val="36"/>
+          <w:sz w:val="48"/>
+          <w:szCs w:val="48"/>
+          <w14:ligatures w14:val="none"/>
+        </w:rPr>
+        <w:t xml:space="preserve"> </w:t>
+      </w:r>
+      <w:proofErr w:type="spellStart"/>
+      <w:r>
+        <w:rPr>
+          <w:rFonts w:ascii="Times New Roman" w:eastAsia="Times New Roman" w:hAnsi="Times New Roman" w:cs="Times New Roman"/>
+          <w:b/>
+          <w:bCs/>
+          <w:kern w:val="36"/>
+          <w:sz w:val="48"/>
+          <w:szCs w:val="48"/>
+          <w14:ligatures w14:val="none"/>
+        </w:rPr>
+        <w:t>Bilang</w:t>
+      </w:r>
+      <w:proofErr w:type="spellEnd"/>
+      <w:r>
+        <w:rPr>
+          <w:rFonts w:ascii="Times New Roman" w:eastAsia="Times New Roman" w:hAnsi="Times New Roman" w:cs="Times New Roman"/>
+          <w:b/>
+          <w:bCs/>
+          <w:kern w:val="36"/>
+          <w:sz w:val="48"/>
+          <w:szCs w:val="48"/>
+          <w14:ligatures w14:val="none"/>
+        </w:rPr>
+        <w:t xml:space="preserve"> Malayang </w:t>
+      </w:r>
+      <w:proofErr w:type="spellStart"/>
+      <w:r>
+        <w:rPr>
+          <w:rFonts w:ascii="Times New Roman" w:eastAsia="Times New Roman" w:hAnsi="Times New Roman" w:cs="Times New Roman"/>
+          <w:b/>
+          <w:bCs/>
+          <w:kern w:val="36"/>
+          <w:sz w:val="48"/>
+          <w:szCs w:val="48"/>
+          <w14:ligatures w14:val="none"/>
+        </w:rPr>
+        <w:t>Bansa</w:t>
+      </w:r>
+      <w:proofErr w:type="spellEnd"/>
     </w:p>
     <w:p>
       <w:pPr>
@@ -716,8 +3271,42 @@
           <w:kern w:val="0"/>
           <w14:ligatures w14:val="none"/>
         </w:rPr>
-        <w:t>Unit 1: Pilipinas Pagkatapos ng Digmaan</w:t>
-      </w:r>
+        <w:t xml:space="preserve">Unit 1: Pilipinas </w:t>
+      </w:r>
+      <w:proofErr w:type="spellStart"/>
+      <w:r>
+        <w:rPr>
+          <w:rFonts w:ascii="Times New Roman" w:eastAsia="Times New Roman" w:hAnsi="Times New Roman" w:cs="Times New Roman"/>
+          <w:b/>
+          <w:bCs/>
+          <w:kern w:val="0"/>
+          <w14:ligatures w14:val="none"/>
+        </w:rPr>
+        <w:t>Pagkatapos</w:t>
+      </w:r>
+      <w:proofErr w:type="spellEnd"/>
+      <w:r>
+        <w:rPr>
+          <w:rFonts w:ascii="Times New Roman" w:eastAsia="Times New Roman" w:hAnsi="Times New Roman" w:cs="Times New Roman"/>
+          <w:b/>
+          <w:bCs/>
+          <w:kern w:val="0"/>
+          <w14:ligatures w14:val="none"/>
+        </w:rPr>
+        <w:t xml:space="preserve"> ng </w:t>
+      </w:r>
+      <w:proofErr w:type="spellStart"/>
+      <w:r>
+        <w:rPr>
+          <w:rFonts w:ascii="Times New Roman" w:eastAsia="Times New Roman" w:hAnsi="Times New Roman" w:cs="Times New Roman"/>
+          <w:b/>
+          <w:bCs/>
+          <w:kern w:val="0"/>
+          <w14:ligatures w14:val="none"/>
+        </w:rPr>
+        <w:t>Digmaan</w:t>
+      </w:r>
+      <w:proofErr w:type="spellEnd"/>
     </w:p>
     <w:p>
       <w:pPr>
@@ -732,13 +3321,131 @@
           <w14:ligatures w14:val="none"/>
         </w:rPr>
       </w:pPr>
-      <w:r>
-        <w:rPr>
-          <w:rFonts w:ascii="Times New Roman" w:eastAsia="Times New Roman" w:hAnsi="Times New Roman" w:cs="Times New Roman"/>
-          <w:kern w:val="0"/>
-          <w14:ligatures w14:val="none"/>
-        </w:rPr>
-        <w:t xml:space="preserve">Nasusuri ang kalagayang panlipunan at pang-ekonomiya ng bansa matapos ang digmaan. </w:t>
+      <w:proofErr w:type="spellStart"/>
+      <w:r>
+        <w:rPr>
+          <w:rFonts w:ascii="Times New Roman" w:eastAsia="Times New Roman" w:hAnsi="Times New Roman" w:cs="Times New Roman"/>
+          <w:kern w:val="0"/>
+          <w14:ligatures w14:val="none"/>
+        </w:rPr>
+        <w:t>Nasusuri</w:t>
+      </w:r>
+      <w:proofErr w:type="spellEnd"/>
+      <w:r>
+        <w:rPr>
+          <w:rFonts w:ascii="Times New Roman" w:eastAsia="Times New Roman" w:hAnsi="Times New Roman" w:cs="Times New Roman"/>
+          <w:kern w:val="0"/>
+          <w14:ligatures w14:val="none"/>
+        </w:rPr>
+        <w:t xml:space="preserve"> ang </w:t>
+      </w:r>
+      <w:proofErr w:type="spellStart"/>
+      <w:r>
+        <w:rPr>
+          <w:rFonts w:ascii="Times New Roman" w:eastAsia="Times New Roman" w:hAnsi="Times New Roman" w:cs="Times New Roman"/>
+          <w:kern w:val="0"/>
+          <w14:ligatures w14:val="none"/>
+        </w:rPr>
+        <w:t>kalagayang</w:t>
+      </w:r>
+      <w:proofErr w:type="spellEnd"/>
+      <w:r>
+        <w:rPr>
+          <w:rFonts w:ascii="Times New Roman" w:eastAsia="Times New Roman" w:hAnsi="Times New Roman" w:cs="Times New Roman"/>
+          <w:kern w:val="0"/>
+          <w14:ligatures w14:val="none"/>
+        </w:rPr>
+        <w:t xml:space="preserve"> </w:t>
+      </w:r>
+      <w:proofErr w:type="spellStart"/>
+      <w:r>
+        <w:rPr>
+          <w:rFonts w:ascii="Times New Roman" w:eastAsia="Times New Roman" w:hAnsi="Times New Roman" w:cs="Times New Roman"/>
+          <w:kern w:val="0"/>
+          <w14:ligatures w14:val="none"/>
+        </w:rPr>
+        <w:t>panlipunan</w:t>
+      </w:r>
+      <w:proofErr w:type="spellEnd"/>
+      <w:r>
+        <w:rPr>
+          <w:rFonts w:ascii="Times New Roman" w:eastAsia="Times New Roman" w:hAnsi="Times New Roman" w:cs="Times New Roman"/>
+          <w:kern w:val="0"/>
+          <w14:ligatures w14:val="none"/>
+        </w:rPr>
+        <w:t xml:space="preserve"> at pang-</w:t>
+      </w:r>
+      <w:proofErr w:type="spellStart"/>
+      <w:r>
+        <w:rPr>
+          <w:rFonts w:ascii="Times New Roman" w:eastAsia="Times New Roman" w:hAnsi="Times New Roman" w:cs="Times New Roman"/>
+          <w:kern w:val="0"/>
+          <w14:ligatures w14:val="none"/>
+        </w:rPr>
+        <w:t>ekonomiya</w:t>
+      </w:r>
+      <w:proofErr w:type="spellEnd"/>
+      <w:r>
+        <w:rPr>
+          <w:rFonts w:ascii="Times New Roman" w:eastAsia="Times New Roman" w:hAnsi="Times New Roman" w:cs="Times New Roman"/>
+          <w:kern w:val="0"/>
+          <w14:ligatures w14:val="none"/>
+        </w:rPr>
+        <w:t xml:space="preserve"> ng </w:t>
+      </w:r>
+      <w:proofErr w:type="spellStart"/>
+      <w:r>
+        <w:rPr>
+          <w:rFonts w:ascii="Times New Roman" w:eastAsia="Times New Roman" w:hAnsi="Times New Roman" w:cs="Times New Roman"/>
+          <w:kern w:val="0"/>
+          <w14:ligatures w14:val="none"/>
+        </w:rPr>
+        <w:t>bansa</w:t>
+      </w:r>
+      <w:proofErr w:type="spellEnd"/>
+      <w:r>
+        <w:rPr>
+          <w:rFonts w:ascii="Times New Roman" w:eastAsia="Times New Roman" w:hAnsi="Times New Roman" w:cs="Times New Roman"/>
+          <w:kern w:val="0"/>
+          <w14:ligatures w14:val="none"/>
+        </w:rPr>
+        <w:t xml:space="preserve"> </w:t>
+      </w:r>
+      <w:proofErr w:type="spellStart"/>
+      <w:r>
+        <w:rPr>
+          <w:rFonts w:ascii="Times New Roman" w:eastAsia="Times New Roman" w:hAnsi="Times New Roman" w:cs="Times New Roman"/>
+          <w:kern w:val="0"/>
+          <w14:ligatures w14:val="none"/>
+        </w:rPr>
+        <w:t>matapos</w:t>
+      </w:r>
+      <w:proofErr w:type="spellEnd"/>
+      <w:r>
+        <w:rPr>
+          <w:rFonts w:ascii="Times New Roman" w:eastAsia="Times New Roman" w:hAnsi="Times New Roman" w:cs="Times New Roman"/>
+          <w:kern w:val="0"/>
+          <w14:ligatures w14:val="none"/>
+        </w:rPr>
+        <w:t xml:space="preserve"> ang </w:t>
+      </w:r>
+      <w:proofErr w:type="spellStart"/>
+      <w:r>
+        <w:rPr>
+          <w:rFonts w:ascii="Times New Roman" w:eastAsia="Times New Roman" w:hAnsi="Times New Roman" w:cs="Times New Roman"/>
+          <w:kern w:val="0"/>
+          <w14:ligatures w14:val="none"/>
+        </w:rPr>
+        <w:t>digmaan</w:t>
+      </w:r>
+      <w:proofErr w:type="spellEnd"/>
+      <w:r>
+        <w:rPr>
+          <w:rFonts w:ascii="Times New Roman" w:eastAsia="Times New Roman" w:hAnsi="Times New Roman" w:cs="Times New Roman"/>
+          <w:kern w:val="0"/>
+          <w14:ligatures w14:val="none"/>
+        </w:rPr>
+        <w:t xml:space="preserve">. </w:t>
       </w:r>
     </w:p>
     <w:p>
@@ -754,13 +3461,131 @@
           <w14:ligatures w14:val="none"/>
         </w:rPr>
       </w:pPr>
-      <w:r>
-        <w:rPr>
-          <w:rFonts w:ascii="Times New Roman" w:eastAsia="Times New Roman" w:hAnsi="Times New Roman" w:cs="Times New Roman"/>
-          <w:kern w:val="0"/>
-          <w14:ligatures w14:val="none"/>
-        </w:rPr>
-        <w:t xml:space="preserve">Naipaliliwanag ang mga hakbang sa muling pagbangon ng bansa. </w:t>
+      <w:proofErr w:type="spellStart"/>
+      <w:r>
+        <w:rPr>
+          <w:rFonts w:ascii="Times New Roman" w:eastAsia="Times New Roman" w:hAnsi="Times New Roman" w:cs="Times New Roman"/>
+          <w:kern w:val="0"/>
+          <w14:ligatures w14:val="none"/>
+        </w:rPr>
+        <w:t>Naipaliliwanag</w:t>
+      </w:r>
+      <w:proofErr w:type="spellEnd"/>
+      <w:r>
+        <w:rPr>
+          <w:rFonts w:ascii="Times New Roman" w:eastAsia="Times New Roman" w:hAnsi="Times New Roman" w:cs="Times New Roman"/>
+          <w:kern w:val="0"/>
+          <w14:ligatures w14:val="none"/>
+        </w:rPr>
+        <w:t xml:space="preserve"> ang </w:t>
+      </w:r>
+      <w:proofErr w:type="spellStart"/>
+      <w:r>
+        <w:rPr>
+          <w:rFonts w:ascii="Times New Roman" w:eastAsia="Times New Roman" w:hAnsi="Times New Roman" w:cs="Times New Roman"/>
+          <w:kern w:val="0"/>
+          <w14:ligatures w14:val="none"/>
+        </w:rPr>
+        <w:t>mga</w:t>
+      </w:r>
+      <w:proofErr w:type="spellEnd"/>
+      <w:r>
+        <w:rPr>
+          <w:rFonts w:ascii="Times New Roman" w:eastAsia="Times New Roman" w:hAnsi="Times New Roman" w:cs="Times New Roman"/>
+          <w:kern w:val="0"/>
+          <w14:ligatures w14:val="none"/>
+        </w:rPr>
+        <w:t xml:space="preserve"> </w:t>
+      </w:r>
+      <w:proofErr w:type="spellStart"/>
+      <w:r>
+        <w:rPr>
+          <w:rFonts w:ascii="Times New Roman" w:eastAsia="Times New Roman" w:hAnsi="Times New Roman" w:cs="Times New Roman"/>
+          <w:kern w:val="0"/>
+          <w14:ligatures w14:val="none"/>
+        </w:rPr>
+        <w:t>hakbang</w:t>
+      </w:r>
+      <w:proofErr w:type="spellEnd"/>
+      <w:r>
+        <w:rPr>
+          <w:rFonts w:ascii="Times New Roman" w:eastAsia="Times New Roman" w:hAnsi="Times New Roman" w:cs="Times New Roman"/>
+          <w:kern w:val="0"/>
+          <w14:ligatures w14:val="none"/>
+        </w:rPr>
+        <w:t xml:space="preserve"> </w:t>
+      </w:r>
+      <w:proofErr w:type="spellStart"/>
+      <w:r>
+        <w:rPr>
+          <w:rFonts w:ascii="Times New Roman" w:eastAsia="Times New Roman" w:hAnsi="Times New Roman" w:cs="Times New Roman"/>
+          <w:kern w:val="0"/>
+          <w14:ligatures w14:val="none"/>
+        </w:rPr>
+        <w:t>sa</w:t>
+      </w:r>
+      <w:proofErr w:type="spellEnd"/>
+      <w:r>
+        <w:rPr>
+          <w:rFonts w:ascii="Times New Roman" w:eastAsia="Times New Roman" w:hAnsi="Times New Roman" w:cs="Times New Roman"/>
+          <w:kern w:val="0"/>
+          <w14:ligatures w14:val="none"/>
+        </w:rPr>
+        <w:t xml:space="preserve"> </w:t>
+      </w:r>
+      <w:proofErr w:type="spellStart"/>
+      <w:r>
+        <w:rPr>
+          <w:rFonts w:ascii="Times New Roman" w:eastAsia="Times New Roman" w:hAnsi="Times New Roman" w:cs="Times New Roman"/>
+          <w:kern w:val="0"/>
+          <w14:ligatures w14:val="none"/>
+        </w:rPr>
+        <w:t>muling</w:t>
+      </w:r>
+      <w:proofErr w:type="spellEnd"/>
+      <w:r>
+        <w:rPr>
+          <w:rFonts w:ascii="Times New Roman" w:eastAsia="Times New Roman" w:hAnsi="Times New Roman" w:cs="Times New Roman"/>
+          <w:kern w:val="0"/>
+          <w14:ligatures w14:val="none"/>
+        </w:rPr>
+        <w:t xml:space="preserve"> </w:t>
+      </w:r>
+      <w:proofErr w:type="spellStart"/>
+      <w:r>
+        <w:rPr>
+          <w:rFonts w:ascii="Times New Roman" w:eastAsia="Times New Roman" w:hAnsi="Times New Roman" w:cs="Times New Roman"/>
+          <w:kern w:val="0"/>
+          <w14:ligatures w14:val="none"/>
+        </w:rPr>
+        <w:t>pagbangon</w:t>
+      </w:r>
+      <w:proofErr w:type="spellEnd"/>
+      <w:r>
+        <w:rPr>
+          <w:rFonts w:ascii="Times New Roman" w:eastAsia="Times New Roman" w:hAnsi="Times New Roman" w:cs="Times New Roman"/>
+          <w:kern w:val="0"/>
+          <w14:ligatures w14:val="none"/>
+        </w:rPr>
+        <w:t xml:space="preserve"> ng </w:t>
+      </w:r>
+      <w:proofErr w:type="spellStart"/>
+      <w:r>
+        <w:rPr>
+          <w:rFonts w:ascii="Times New Roman" w:eastAsia="Times New Roman" w:hAnsi="Times New Roman" w:cs="Times New Roman"/>
+          <w:kern w:val="0"/>
+          <w14:ligatures w14:val="none"/>
+        </w:rPr>
+        <w:t>bansa</w:t>
+      </w:r>
+      <w:proofErr w:type="spellEnd"/>
+      <w:r>
+        <w:rPr>
+          <w:rFonts w:ascii="Times New Roman" w:eastAsia="Times New Roman" w:hAnsi="Times New Roman" w:cs="Times New Roman"/>
+          <w:kern w:val="0"/>
+          <w14:ligatures w14:val="none"/>
+        </w:rPr>
+        <w:t xml:space="preserve">. </w:t>
       </w:r>
     </w:p>
     <w:p>
@@ -780,8 +3605,20 @@
           <w:kern w:val="0"/>
           <w14:ligatures w14:val="none"/>
         </w:rPr>
-        <w:t>Unit 2: Neokolonyalismo</w:t>
-      </w:r>
+        <w:t xml:space="preserve">Unit 2: </w:t>
+      </w:r>
+      <w:proofErr w:type="spellStart"/>
+      <w:r>
+        <w:rPr>
+          <w:rFonts w:ascii="Times New Roman" w:eastAsia="Times New Roman" w:hAnsi="Times New Roman" w:cs="Times New Roman"/>
+          <w:b/>
+          <w:bCs/>
+          <w:kern w:val="0"/>
+          <w14:ligatures w14:val="none"/>
+        </w:rPr>
+        <w:t>Neokolonyalismo</w:t>
+      </w:r>
+      <w:proofErr w:type="spellEnd"/>
     </w:p>
     <w:p>
       <w:pPr>
@@ -796,13 +3633,95 @@
           <w14:ligatures w14:val="none"/>
         </w:rPr>
       </w:pPr>
-      <w:r>
-        <w:rPr>
-          <w:rFonts w:ascii="Times New Roman" w:eastAsia="Times New Roman" w:hAnsi="Times New Roman" w:cs="Times New Roman"/>
-          <w:kern w:val="0"/>
-          <w14:ligatures w14:val="none"/>
-        </w:rPr>
-        <w:t xml:space="preserve">Nasusuri ang mga hamon dulot ng neokolonyalismo. </w:t>
+      <w:proofErr w:type="spellStart"/>
+      <w:r>
+        <w:rPr>
+          <w:rFonts w:ascii="Times New Roman" w:eastAsia="Times New Roman" w:hAnsi="Times New Roman" w:cs="Times New Roman"/>
+          <w:kern w:val="0"/>
+          <w14:ligatures w14:val="none"/>
+        </w:rPr>
+        <w:t>Nasusuri</w:t>
+      </w:r>
+      <w:proofErr w:type="spellEnd"/>
+      <w:r>
+        <w:rPr>
+          <w:rFonts w:ascii="Times New Roman" w:eastAsia="Times New Roman" w:hAnsi="Times New Roman" w:cs="Times New Roman"/>
+          <w:kern w:val="0"/>
+          <w14:ligatures w14:val="none"/>
+        </w:rPr>
+        <w:t xml:space="preserve"> ang </w:t>
+      </w:r>
+      <w:proofErr w:type="spellStart"/>
+      <w:r>
+        <w:rPr>
+          <w:rFonts w:ascii="Times New Roman" w:eastAsia="Times New Roman" w:hAnsi="Times New Roman" w:cs="Times New Roman"/>
+          <w:kern w:val="0"/>
+          <w14:ligatures w14:val="none"/>
+        </w:rPr>
+        <w:t>mga</w:t>
+      </w:r>
+      <w:proofErr w:type="spellEnd"/>
+      <w:r>
+        <w:rPr>
+          <w:rFonts w:ascii="Times New Roman" w:eastAsia="Times New Roman" w:hAnsi="Times New Roman" w:cs="Times New Roman"/>
+          <w:kern w:val="0"/>
+          <w14:ligatures w14:val="none"/>
+        </w:rPr>
+        <w:t xml:space="preserve"> </w:t>
+      </w:r>
+      <w:proofErr w:type="spellStart"/>
+      <w:r>
+        <w:rPr>
+          <w:rFonts w:ascii="Times New Roman" w:eastAsia="Times New Roman" w:hAnsi="Times New Roman" w:cs="Times New Roman"/>
+          <w:kern w:val="0"/>
+          <w14:ligatures w14:val="none"/>
+        </w:rPr>
+        <w:t>hamon</w:t>
+      </w:r>
+      <w:proofErr w:type="spellEnd"/>
+      <w:r>
+        <w:rPr>
+          <w:rFonts w:ascii="Times New Roman" w:eastAsia="Times New Roman" w:hAnsi="Times New Roman" w:cs="Times New Roman"/>
+          <w:kern w:val="0"/>
+          <w14:ligatures w14:val="none"/>
+        </w:rPr>
+        <w:t xml:space="preserve"> </w:t>
+      </w:r>
+      <w:proofErr w:type="spellStart"/>
+      <w:r>
+        <w:rPr>
+          <w:rFonts w:ascii="Times New Roman" w:eastAsia="Times New Roman" w:hAnsi="Times New Roman" w:cs="Times New Roman"/>
+          <w:kern w:val="0"/>
+          <w14:ligatures w14:val="none"/>
+        </w:rPr>
+        <w:t>dulot</w:t>
+      </w:r>
+      <w:proofErr w:type="spellEnd"/>
+      <w:r>
+        <w:rPr>
+          <w:rFonts w:ascii="Times New Roman" w:eastAsia="Times New Roman" w:hAnsi="Times New Roman" w:cs="Times New Roman"/>
+          <w:kern w:val="0"/>
+          <w14:ligatures w14:val="none"/>
+        </w:rPr>
+        <w:t xml:space="preserve"> ng </w:t>
+      </w:r>
+      <w:proofErr w:type="spellStart"/>
+      <w:r>
+        <w:rPr>
+          <w:rFonts w:ascii="Times New Roman" w:eastAsia="Times New Roman" w:hAnsi="Times New Roman" w:cs="Times New Roman"/>
+          <w:kern w:val="0"/>
+          <w14:ligatures w14:val="none"/>
+        </w:rPr>
+        <w:t>neokolonyalismo</w:t>
+      </w:r>
+      <w:proofErr w:type="spellEnd"/>
+      <w:r>
+        <w:rPr>
+          <w:rFonts w:ascii="Times New Roman" w:eastAsia="Times New Roman" w:hAnsi="Times New Roman" w:cs="Times New Roman"/>
+          <w:kern w:val="0"/>
+          <w14:ligatures w14:val="none"/>
+        </w:rPr>
+        <w:t xml:space="preserve">. </w:t>
       </w:r>
     </w:p>
     <w:p>
@@ -818,13 +3737,113 @@
           <w14:ligatures w14:val="none"/>
         </w:rPr>
       </w:pPr>
-      <w:r>
-        <w:rPr>
-          <w:rFonts w:ascii="Times New Roman" w:eastAsia="Times New Roman" w:hAnsi="Times New Roman" w:cs="Times New Roman"/>
-          <w:kern w:val="0"/>
-          <w14:ligatures w14:val="none"/>
-        </w:rPr>
-        <w:t xml:space="preserve">Natataya ang impluwensya ng mga dayuhang bansa sa Pilipinas. </w:t>
+      <w:proofErr w:type="spellStart"/>
+      <w:r>
+        <w:rPr>
+          <w:rFonts w:ascii="Times New Roman" w:eastAsia="Times New Roman" w:hAnsi="Times New Roman" w:cs="Times New Roman"/>
+          <w:kern w:val="0"/>
+          <w14:ligatures w14:val="none"/>
+        </w:rPr>
+        <w:t>Natataya</w:t>
+      </w:r>
+      <w:proofErr w:type="spellEnd"/>
+      <w:r>
+        <w:rPr>
+          <w:rFonts w:ascii="Times New Roman" w:eastAsia="Times New Roman" w:hAnsi="Times New Roman" w:cs="Times New Roman"/>
+          <w:kern w:val="0"/>
+          <w14:ligatures w14:val="none"/>
+        </w:rPr>
+        <w:t xml:space="preserve"> ang </w:t>
+      </w:r>
+      <w:proofErr w:type="spellStart"/>
+      <w:r>
+        <w:rPr>
+          <w:rFonts w:ascii="Times New Roman" w:eastAsia="Times New Roman" w:hAnsi="Times New Roman" w:cs="Times New Roman"/>
+          <w:kern w:val="0"/>
+          <w14:ligatures w14:val="none"/>
+        </w:rPr>
+        <w:t>impluwensya</w:t>
+      </w:r>
+      <w:proofErr w:type="spellEnd"/>
+      <w:r>
+        <w:rPr>
+          <w:rFonts w:ascii="Times New Roman" w:eastAsia="Times New Roman" w:hAnsi="Times New Roman" w:cs="Times New Roman"/>
+          <w:kern w:val="0"/>
+          <w14:ligatures w14:val="none"/>
+        </w:rPr>
+        <w:t xml:space="preserve"> ng </w:t>
+      </w:r>
+      <w:proofErr w:type="spellStart"/>
+      <w:r>
+        <w:rPr>
+          <w:rFonts w:ascii="Times New Roman" w:eastAsia="Times New Roman" w:hAnsi="Times New Roman" w:cs="Times New Roman"/>
+          <w:kern w:val="0"/>
+          <w14:ligatures w14:val="none"/>
+        </w:rPr>
+        <w:t>mga</w:t>
+      </w:r>
+      <w:proofErr w:type="spellEnd"/>
+      <w:r>
+        <w:rPr>
+          <w:rFonts w:ascii="Times New Roman" w:eastAsia="Times New Roman" w:hAnsi="Times New Roman" w:cs="Times New Roman"/>
+          <w:kern w:val="0"/>
+          <w14:ligatures w14:val="none"/>
+        </w:rPr>
+        <w:t xml:space="preserve"> </w:t>
+      </w:r>
+      <w:proofErr w:type="spellStart"/>
+      <w:r>
+        <w:rPr>
+          <w:rFonts w:ascii="Times New Roman" w:eastAsia="Times New Roman" w:hAnsi="Times New Roman" w:cs="Times New Roman"/>
+          <w:kern w:val="0"/>
+          <w14:ligatures w14:val="none"/>
+        </w:rPr>
+        <w:t>dayuhang</w:t>
+      </w:r>
+      <w:proofErr w:type="spellEnd"/>
+      <w:r>
+        <w:rPr>
+          <w:rFonts w:ascii="Times New Roman" w:eastAsia="Times New Roman" w:hAnsi="Times New Roman" w:cs="Times New Roman"/>
+          <w:kern w:val="0"/>
+          <w14:ligatures w14:val="none"/>
+        </w:rPr>
+        <w:t xml:space="preserve"> </w:t>
+      </w:r>
+      <w:proofErr w:type="spellStart"/>
+      <w:r>
+        <w:rPr>
+          <w:rFonts w:ascii="Times New Roman" w:eastAsia="Times New Roman" w:hAnsi="Times New Roman" w:cs="Times New Roman"/>
+          <w:kern w:val="0"/>
+          <w14:ligatures w14:val="none"/>
+        </w:rPr>
+        <w:t>bansa</w:t>
+      </w:r>
+      <w:proofErr w:type="spellEnd"/>
+      <w:r>
+        <w:rPr>
+          <w:rFonts w:ascii="Times New Roman" w:eastAsia="Times New Roman" w:hAnsi="Times New Roman" w:cs="Times New Roman"/>
+          <w:kern w:val="0"/>
+          <w14:ligatures w14:val="none"/>
+        </w:rPr>
+        <w:t xml:space="preserve"> </w:t>
+      </w:r>
+      <w:proofErr w:type="spellStart"/>
+      <w:r>
+        <w:rPr>
+          <w:rFonts w:ascii="Times New Roman" w:eastAsia="Times New Roman" w:hAnsi="Times New Roman" w:cs="Times New Roman"/>
+          <w:kern w:val="0"/>
+          <w14:ligatures w14:val="none"/>
+        </w:rPr>
+        <w:t>sa</w:t>
+      </w:r>
+      <w:proofErr w:type="spellEnd"/>
+      <w:r>
+        <w:rPr>
+          <w:rFonts w:ascii="Times New Roman" w:eastAsia="Times New Roman" w:hAnsi="Times New Roman" w:cs="Times New Roman"/>
+          <w:kern w:val="0"/>
+          <w14:ligatures w14:val="none"/>
+        </w:rPr>
+        <w:t xml:space="preserve"> Pilipinas. </w:t>
       </w:r>
     </w:p>
     <w:p>
@@ -844,8 +3863,42 @@
           <w:kern w:val="0"/>
           <w14:ligatures w14:val="none"/>
         </w:rPr>
-        <w:t>Unit 3: Hamon sa Demokrasya</w:t>
-      </w:r>
+        <w:t xml:space="preserve">Unit 3: Hamon </w:t>
+      </w:r>
+      <w:proofErr w:type="spellStart"/>
+      <w:r>
+        <w:rPr>
+          <w:rFonts w:ascii="Times New Roman" w:eastAsia="Times New Roman" w:hAnsi="Times New Roman" w:cs="Times New Roman"/>
+          <w:b/>
+          <w:bCs/>
+          <w:kern w:val="0"/>
+          <w14:ligatures w14:val="none"/>
+        </w:rPr>
+        <w:t>sa</w:t>
+      </w:r>
+      <w:proofErr w:type="spellEnd"/>
+      <w:r>
+        <w:rPr>
+          <w:rFonts w:ascii="Times New Roman" w:eastAsia="Times New Roman" w:hAnsi="Times New Roman" w:cs="Times New Roman"/>
+          <w:b/>
+          <w:bCs/>
+          <w:kern w:val="0"/>
+          <w14:ligatures w14:val="none"/>
+        </w:rPr>
+        <w:t xml:space="preserve"> </w:t>
+      </w:r>
+      <w:proofErr w:type="spellStart"/>
+      <w:r>
+        <w:rPr>
+          <w:rFonts w:ascii="Times New Roman" w:eastAsia="Times New Roman" w:hAnsi="Times New Roman" w:cs="Times New Roman"/>
+          <w:b/>
+          <w:bCs/>
+          <w:kern w:val="0"/>
+          <w14:ligatures w14:val="none"/>
+        </w:rPr>
+        <w:t>Demokrasya</w:t>
+      </w:r>
+      <w:proofErr w:type="spellEnd"/>
     </w:p>
     <w:p>
       <w:pPr>
@@ -860,13 +3913,95 @@
           <w14:ligatures w14:val="none"/>
         </w:rPr>
       </w:pPr>
-      <w:r>
-        <w:rPr>
-          <w:rFonts w:ascii="Times New Roman" w:eastAsia="Times New Roman" w:hAnsi="Times New Roman" w:cs="Times New Roman"/>
-          <w:kern w:val="0"/>
-          <w14:ligatures w14:val="none"/>
-        </w:rPr>
-        <w:t xml:space="preserve">Nasusuri ang mga pangyayari sa panahon ng Batas Militar. </w:t>
+      <w:proofErr w:type="spellStart"/>
+      <w:r>
+        <w:rPr>
+          <w:rFonts w:ascii="Times New Roman" w:eastAsia="Times New Roman" w:hAnsi="Times New Roman" w:cs="Times New Roman"/>
+          <w:kern w:val="0"/>
+          <w14:ligatures w14:val="none"/>
+        </w:rPr>
+        <w:t>Nasusuri</w:t>
+      </w:r>
+      <w:proofErr w:type="spellEnd"/>
+      <w:r>
+        <w:rPr>
+          <w:rFonts w:ascii="Times New Roman" w:eastAsia="Times New Roman" w:hAnsi="Times New Roman" w:cs="Times New Roman"/>
+          <w:kern w:val="0"/>
+          <w14:ligatures w14:val="none"/>
+        </w:rPr>
+        <w:t xml:space="preserve"> ang </w:t>
+      </w:r>
+      <w:proofErr w:type="spellStart"/>
+      <w:r>
+        <w:rPr>
+          <w:rFonts w:ascii="Times New Roman" w:eastAsia="Times New Roman" w:hAnsi="Times New Roman" w:cs="Times New Roman"/>
+          <w:kern w:val="0"/>
+          <w14:ligatures w14:val="none"/>
+        </w:rPr>
+        <w:t>mga</w:t>
+      </w:r>
+      <w:proofErr w:type="spellEnd"/>
+      <w:r>
+        <w:rPr>
+          <w:rFonts w:ascii="Times New Roman" w:eastAsia="Times New Roman" w:hAnsi="Times New Roman" w:cs="Times New Roman"/>
+          <w:kern w:val="0"/>
+          <w14:ligatures w14:val="none"/>
+        </w:rPr>
+        <w:t xml:space="preserve"> </w:t>
+      </w:r>
+      <w:proofErr w:type="spellStart"/>
+      <w:r>
+        <w:rPr>
+          <w:rFonts w:ascii="Times New Roman" w:eastAsia="Times New Roman" w:hAnsi="Times New Roman" w:cs="Times New Roman"/>
+          <w:kern w:val="0"/>
+          <w14:ligatures w14:val="none"/>
+        </w:rPr>
+        <w:t>pangyayari</w:t>
+      </w:r>
+      <w:proofErr w:type="spellEnd"/>
+      <w:r>
+        <w:rPr>
+          <w:rFonts w:ascii="Times New Roman" w:eastAsia="Times New Roman" w:hAnsi="Times New Roman" w:cs="Times New Roman"/>
+          <w:kern w:val="0"/>
+          <w14:ligatures w14:val="none"/>
+        </w:rPr>
+        <w:t xml:space="preserve"> </w:t>
+      </w:r>
+      <w:proofErr w:type="spellStart"/>
+      <w:r>
+        <w:rPr>
+          <w:rFonts w:ascii="Times New Roman" w:eastAsia="Times New Roman" w:hAnsi="Times New Roman" w:cs="Times New Roman"/>
+          <w:kern w:val="0"/>
+          <w14:ligatures w14:val="none"/>
+        </w:rPr>
+        <w:t>sa</w:t>
+      </w:r>
+      <w:proofErr w:type="spellEnd"/>
+      <w:r>
+        <w:rPr>
+          <w:rFonts w:ascii="Times New Roman" w:eastAsia="Times New Roman" w:hAnsi="Times New Roman" w:cs="Times New Roman"/>
+          <w:kern w:val="0"/>
+          <w14:ligatures w14:val="none"/>
+        </w:rPr>
+        <w:t xml:space="preserve"> </w:t>
+      </w:r>
+      <w:proofErr w:type="spellStart"/>
+      <w:r>
+        <w:rPr>
+          <w:rFonts w:ascii="Times New Roman" w:eastAsia="Times New Roman" w:hAnsi="Times New Roman" w:cs="Times New Roman"/>
+          <w:kern w:val="0"/>
+          <w14:ligatures w14:val="none"/>
+        </w:rPr>
+        <w:t>panahon</w:t>
+      </w:r>
+      <w:proofErr w:type="spellEnd"/>
+      <w:r>
+        <w:rPr>
+          <w:rFonts w:ascii="Times New Roman" w:eastAsia="Times New Roman" w:hAnsi="Times New Roman" w:cs="Times New Roman"/>
+          <w:kern w:val="0"/>
+          <w14:ligatures w14:val="none"/>
+        </w:rPr>
+        <w:t xml:space="preserve"> ng Batas Militar. </w:t>
       </w:r>
     </w:p>
     <w:p>
@@ -882,13 +4017,131 @@
           <w14:ligatures w14:val="none"/>
         </w:rPr>
       </w:pPr>
-      <w:r>
-        <w:rPr>
-          <w:rFonts w:ascii="Times New Roman" w:eastAsia="Times New Roman" w:hAnsi="Times New Roman" w:cs="Times New Roman"/>
-          <w:kern w:val="0"/>
-          <w14:ligatures w14:val="none"/>
-        </w:rPr>
-        <w:t xml:space="preserve">Naipaliliwanag ang epekto nito sa karapatang pantao at demokrasya. </w:t>
+      <w:proofErr w:type="spellStart"/>
+      <w:r>
+        <w:rPr>
+          <w:rFonts w:ascii="Times New Roman" w:eastAsia="Times New Roman" w:hAnsi="Times New Roman" w:cs="Times New Roman"/>
+          <w:kern w:val="0"/>
+          <w14:ligatures w14:val="none"/>
+        </w:rPr>
+        <w:t>Naipaliliwanag</w:t>
+      </w:r>
+      <w:proofErr w:type="spellEnd"/>
+      <w:r>
+        <w:rPr>
+          <w:rFonts w:ascii="Times New Roman" w:eastAsia="Times New Roman" w:hAnsi="Times New Roman" w:cs="Times New Roman"/>
+          <w:kern w:val="0"/>
+          <w14:ligatures w14:val="none"/>
+        </w:rPr>
+        <w:t xml:space="preserve"> ang </w:t>
+      </w:r>
+      <w:proofErr w:type="spellStart"/>
+      <w:r>
+        <w:rPr>
+          <w:rFonts w:ascii="Times New Roman" w:eastAsia="Times New Roman" w:hAnsi="Times New Roman" w:cs="Times New Roman"/>
+          <w:kern w:val="0"/>
+          <w14:ligatures w14:val="none"/>
+        </w:rPr>
+        <w:t>epekto</w:t>
+      </w:r>
+      <w:proofErr w:type="spellEnd"/>
+      <w:r>
+        <w:rPr>
+          <w:rFonts w:ascii="Times New Roman" w:eastAsia="Times New Roman" w:hAnsi="Times New Roman" w:cs="Times New Roman"/>
+          <w:kern w:val="0"/>
+          <w14:ligatures w14:val="none"/>
+        </w:rPr>
+        <w:t xml:space="preserve"> </w:t>
+      </w:r>
+      <w:proofErr w:type="spellStart"/>
+      <w:r>
+        <w:rPr>
+          <w:rFonts w:ascii="Times New Roman" w:eastAsia="Times New Roman" w:hAnsi="Times New Roman" w:cs="Times New Roman"/>
+          <w:kern w:val="0"/>
+          <w14:ligatures w14:val="none"/>
+        </w:rPr>
+        <w:t>nito</w:t>
+      </w:r>
+      <w:proofErr w:type="spellEnd"/>
+      <w:r>
+        <w:rPr>
+          <w:rFonts w:ascii="Times New Roman" w:eastAsia="Times New Roman" w:hAnsi="Times New Roman" w:cs="Times New Roman"/>
+          <w:kern w:val="0"/>
+          <w14:ligatures w14:val="none"/>
+        </w:rPr>
+        <w:t xml:space="preserve"> </w:t>
+      </w:r>
+      <w:proofErr w:type="spellStart"/>
+      <w:r>
+        <w:rPr>
+          <w:rFonts w:ascii="Times New Roman" w:eastAsia="Times New Roman" w:hAnsi="Times New Roman" w:cs="Times New Roman"/>
+          <w:kern w:val="0"/>
+          <w14:ligatures w14:val="none"/>
+        </w:rPr>
+        <w:t>sa</w:t>
+      </w:r>
+      <w:proofErr w:type="spellEnd"/>
+      <w:r>
+        <w:rPr>
+          <w:rFonts w:ascii="Times New Roman" w:eastAsia="Times New Roman" w:hAnsi="Times New Roman" w:cs="Times New Roman"/>
+          <w:kern w:val="0"/>
+          <w14:ligatures w14:val="none"/>
+        </w:rPr>
+        <w:t xml:space="preserve"> </w:t>
+      </w:r>
+      <w:proofErr w:type="spellStart"/>
+      <w:r>
+        <w:rPr>
+          <w:rFonts w:ascii="Times New Roman" w:eastAsia="Times New Roman" w:hAnsi="Times New Roman" w:cs="Times New Roman"/>
+          <w:kern w:val="0"/>
+          <w14:ligatures w14:val="none"/>
+        </w:rPr>
+        <w:t>karapatang</w:t>
+      </w:r>
+      <w:proofErr w:type="spellEnd"/>
+      <w:r>
+        <w:rPr>
+          <w:rFonts w:ascii="Times New Roman" w:eastAsia="Times New Roman" w:hAnsi="Times New Roman" w:cs="Times New Roman"/>
+          <w:kern w:val="0"/>
+          <w14:ligatures w14:val="none"/>
+        </w:rPr>
+        <w:t xml:space="preserve"> </w:t>
+      </w:r>
+      <w:proofErr w:type="spellStart"/>
+      <w:r>
+        <w:rPr>
+          <w:rFonts w:ascii="Times New Roman" w:eastAsia="Times New Roman" w:hAnsi="Times New Roman" w:cs="Times New Roman"/>
+          <w:kern w:val="0"/>
+          <w14:ligatures w14:val="none"/>
+        </w:rPr>
+        <w:t>pantao</w:t>
+      </w:r>
+      <w:proofErr w:type="spellEnd"/>
+      <w:r>
+        <w:rPr>
+          <w:rFonts w:ascii="Times New Roman" w:eastAsia="Times New Roman" w:hAnsi="Times New Roman" w:cs="Times New Roman"/>
+          <w:kern w:val="0"/>
+          <w14:ligatures w14:val="none"/>
+        </w:rPr>
+        <w:t xml:space="preserve"> at </w:t>
+      </w:r>
+      <w:proofErr w:type="spellStart"/>
+      <w:r>
+        <w:rPr>
+          <w:rFonts w:ascii="Times New Roman" w:eastAsia="Times New Roman" w:hAnsi="Times New Roman" w:cs="Times New Roman"/>
+          <w:kern w:val="0"/>
+          <w14:ligatures w14:val="none"/>
+        </w:rPr>
+        <w:t>demokrasya</w:t>
+      </w:r>
+      <w:proofErr w:type="spellEnd"/>
+      <w:r>
+        <w:rPr>
+          <w:rFonts w:ascii="Times New Roman" w:eastAsia="Times New Roman" w:hAnsi="Times New Roman" w:cs="Times New Roman"/>
+          <w:kern w:val="0"/>
+          <w14:ligatures w14:val="none"/>
+        </w:rPr>
+        <w:t xml:space="preserve">. </w:t>
       </w:r>
     </w:p>
     <w:p>
@@ -908,8 +4161,42 @@
           <w:kern w:val="0"/>
           <w14:ligatures w14:val="none"/>
         </w:rPr>
-        <w:t>Unit 4: Pagbabalik ng Demokrasya</w:t>
-      </w:r>
+        <w:t xml:space="preserve">Unit 4: </w:t>
+      </w:r>
+      <w:proofErr w:type="spellStart"/>
+      <w:r>
+        <w:rPr>
+          <w:rFonts w:ascii="Times New Roman" w:eastAsia="Times New Roman" w:hAnsi="Times New Roman" w:cs="Times New Roman"/>
+          <w:b/>
+          <w:bCs/>
+          <w:kern w:val="0"/>
+          <w14:ligatures w14:val="none"/>
+        </w:rPr>
+        <w:t>Pagbabalik</w:t>
+      </w:r>
+      <w:proofErr w:type="spellEnd"/>
+      <w:r>
+        <w:rPr>
+          <w:rFonts w:ascii="Times New Roman" w:eastAsia="Times New Roman" w:hAnsi="Times New Roman" w:cs="Times New Roman"/>
+          <w:b/>
+          <w:bCs/>
+          <w:kern w:val="0"/>
+          <w14:ligatures w14:val="none"/>
+        </w:rPr>
+        <w:t xml:space="preserve"> ng </w:t>
+      </w:r>
+      <w:proofErr w:type="spellStart"/>
+      <w:r>
+        <w:rPr>
+          <w:rFonts w:ascii="Times New Roman" w:eastAsia="Times New Roman" w:hAnsi="Times New Roman" w:cs="Times New Roman"/>
+          <w:b/>
+          <w:bCs/>
+          <w:kern w:val="0"/>
+          <w14:ligatures w14:val="none"/>
+        </w:rPr>
+        <w:t>Demokrasya</w:t>
+      </w:r>
+      <w:proofErr w:type="spellEnd"/>
     </w:p>
     <w:p>
       <w:pPr>
@@ -924,13 +4211,41 @@
           <w14:ligatures w14:val="none"/>
         </w:rPr>
       </w:pPr>
-      <w:r>
-        <w:rPr>
-          <w:rFonts w:ascii="Times New Roman" w:eastAsia="Times New Roman" w:hAnsi="Times New Roman" w:cs="Times New Roman"/>
-          <w:kern w:val="0"/>
-          <w14:ligatures w14:val="none"/>
-        </w:rPr>
-        <w:t xml:space="preserve">Nasusuri ang kahalagahan ng EDSA People Power Revolution. </w:t>
+      <w:proofErr w:type="spellStart"/>
+      <w:r>
+        <w:rPr>
+          <w:rFonts w:ascii="Times New Roman" w:eastAsia="Times New Roman" w:hAnsi="Times New Roman" w:cs="Times New Roman"/>
+          <w:kern w:val="0"/>
+          <w14:ligatures w14:val="none"/>
+        </w:rPr>
+        <w:t>Nasusuri</w:t>
+      </w:r>
+      <w:proofErr w:type="spellEnd"/>
+      <w:r>
+        <w:rPr>
+          <w:rFonts w:ascii="Times New Roman" w:eastAsia="Times New Roman" w:hAnsi="Times New Roman" w:cs="Times New Roman"/>
+          <w:kern w:val="0"/>
+          <w14:ligatures w14:val="none"/>
+        </w:rPr>
+        <w:t xml:space="preserve"> ang </w:t>
+      </w:r>
+      <w:proofErr w:type="spellStart"/>
+      <w:r>
+        <w:rPr>
+          <w:rFonts w:ascii="Times New Roman" w:eastAsia="Times New Roman" w:hAnsi="Times New Roman" w:cs="Times New Roman"/>
+          <w:kern w:val="0"/>
+          <w14:ligatures w14:val="none"/>
+        </w:rPr>
+        <w:t>kahalagahan</w:t>
+      </w:r>
+      <w:proofErr w:type="spellEnd"/>
+      <w:r>
+        <w:rPr>
+          <w:rFonts w:ascii="Times New Roman" w:eastAsia="Times New Roman" w:hAnsi="Times New Roman" w:cs="Times New Roman"/>
+          <w:kern w:val="0"/>
+          <w14:ligatures w14:val="none"/>
+        </w:rPr>
+        <w:t xml:space="preserve"> ng EDSA People Power Revolution. </w:t>
       </w:r>
     </w:p>
     <w:p>
@@ -946,13 +4261,113 @@
           <w14:ligatures w14:val="none"/>
         </w:rPr>
       </w:pPr>
-      <w:r>
-        <w:rPr>
-          <w:rFonts w:ascii="Times New Roman" w:eastAsia="Times New Roman" w:hAnsi="Times New Roman" w:cs="Times New Roman"/>
-          <w:kern w:val="0"/>
-          <w14:ligatures w14:val="none"/>
-        </w:rPr>
-        <w:t xml:space="preserve">Napahahalagahan ang papel ng mamamayan sa pagpapanatili ng demokrasya. </w:t>
+      <w:proofErr w:type="spellStart"/>
+      <w:r>
+        <w:rPr>
+          <w:rFonts w:ascii="Times New Roman" w:eastAsia="Times New Roman" w:hAnsi="Times New Roman" w:cs="Times New Roman"/>
+          <w:kern w:val="0"/>
+          <w14:ligatures w14:val="none"/>
+        </w:rPr>
+        <w:t>Napahahalagahan</w:t>
+      </w:r>
+      <w:proofErr w:type="spellEnd"/>
+      <w:r>
+        <w:rPr>
+          <w:rFonts w:ascii="Times New Roman" w:eastAsia="Times New Roman" w:hAnsi="Times New Roman" w:cs="Times New Roman"/>
+          <w:kern w:val="0"/>
+          <w14:ligatures w14:val="none"/>
+        </w:rPr>
+        <w:t xml:space="preserve"> ang </w:t>
+      </w:r>
+      <w:proofErr w:type="spellStart"/>
+      <w:r>
+        <w:rPr>
+          <w:rFonts w:ascii="Times New Roman" w:eastAsia="Times New Roman" w:hAnsi="Times New Roman" w:cs="Times New Roman"/>
+          <w:kern w:val="0"/>
+          <w14:ligatures w14:val="none"/>
+        </w:rPr>
+        <w:t>papel</w:t>
+      </w:r>
+      <w:proofErr w:type="spellEnd"/>
+      <w:r>
+        <w:rPr>
+          <w:rFonts w:ascii="Times New Roman" w:eastAsia="Times New Roman" w:hAnsi="Times New Roman" w:cs="Times New Roman"/>
+          <w:kern w:val="0"/>
+          <w14:ligatures w14:val="none"/>
+        </w:rPr>
+        <w:t xml:space="preserve"> ng </w:t>
+      </w:r>
+      <w:proofErr w:type="spellStart"/>
+      <w:r>
+        <w:rPr>
+          <w:rFonts w:ascii="Times New Roman" w:eastAsia="Times New Roman" w:hAnsi="Times New Roman" w:cs="Times New Roman"/>
+          <w:kern w:val="0"/>
+          <w14:ligatures w14:val="none"/>
+        </w:rPr>
+        <w:t>mamamayan</w:t>
+      </w:r>
+      <w:proofErr w:type="spellEnd"/>
+      <w:r>
+        <w:rPr>
+          <w:rFonts w:ascii="Times New Roman" w:eastAsia="Times New Roman" w:hAnsi="Times New Roman" w:cs="Times New Roman"/>
+          <w:kern w:val="0"/>
+          <w14:ligatures w14:val="none"/>
+        </w:rPr>
+        <w:t xml:space="preserve"> </w:t>
+      </w:r>
+      <w:proofErr w:type="spellStart"/>
+      <w:r>
+        <w:rPr>
+          <w:rFonts w:ascii="Times New Roman" w:eastAsia="Times New Roman" w:hAnsi="Times New Roman" w:cs="Times New Roman"/>
+          <w:kern w:val="0"/>
+          <w14:ligatures w14:val="none"/>
+        </w:rPr>
+        <w:t>sa</w:t>
+      </w:r>
+      <w:proofErr w:type="spellEnd"/>
+      <w:r>
+        <w:rPr>
+          <w:rFonts w:ascii="Times New Roman" w:eastAsia="Times New Roman" w:hAnsi="Times New Roman" w:cs="Times New Roman"/>
+          <w:kern w:val="0"/>
+          <w14:ligatures w14:val="none"/>
+        </w:rPr>
+        <w:t xml:space="preserve"> </w:t>
+      </w:r>
+      <w:proofErr w:type="spellStart"/>
+      <w:r>
+        <w:rPr>
+          <w:rFonts w:ascii="Times New Roman" w:eastAsia="Times New Roman" w:hAnsi="Times New Roman" w:cs="Times New Roman"/>
+          <w:kern w:val="0"/>
+          <w14:ligatures w14:val="none"/>
+        </w:rPr>
+        <w:t>pagpapanatili</w:t>
+      </w:r>
+      <w:proofErr w:type="spellEnd"/>
+      <w:r>
+        <w:rPr>
+          <w:rFonts w:ascii="Times New Roman" w:eastAsia="Times New Roman" w:hAnsi="Times New Roman" w:cs="Times New Roman"/>
+          <w:kern w:val="0"/>
+          <w14:ligatures w14:val="none"/>
+        </w:rPr>
+        <w:t xml:space="preserve"> ng </w:t>
+      </w:r>
+      <w:proofErr w:type="spellStart"/>
+      <w:r>
+        <w:rPr>
+          <w:rFonts w:ascii="Times New Roman" w:eastAsia="Times New Roman" w:hAnsi="Times New Roman" w:cs="Times New Roman"/>
+          <w:kern w:val="0"/>
+          <w14:ligatures w14:val="none"/>
+        </w:rPr>
+        <w:t>demokrasya</w:t>
+      </w:r>
+      <w:proofErr w:type="spellEnd"/>
+      <w:r>
+        <w:rPr>
+          <w:rFonts w:ascii="Times New Roman" w:eastAsia="Times New Roman" w:hAnsi="Times New Roman" w:cs="Times New Roman"/>
+          <w:kern w:val="0"/>
+          <w14:ligatures w14:val="none"/>
+        </w:rPr>
+        <w:t xml:space="preserve">. </w:t>
       </w:r>
     </w:p>
     <w:p>
@@ -972,7 +4387,29 @@
           <w:kern w:val="0"/>
           <w14:ligatures w14:val="none"/>
         </w:rPr>
-        <w:t>Unit 5: Mga Kontemporaryong Isyu</w:t>
+        <w:t xml:space="preserve">Unit 5: Mga </w:t>
+      </w:r>
+      <w:proofErr w:type="spellStart"/>
+      <w:r>
+        <w:rPr>
+          <w:rFonts w:ascii="Times New Roman" w:eastAsia="Times New Roman" w:hAnsi="Times New Roman" w:cs="Times New Roman"/>
+          <w:b/>
+          <w:bCs/>
+          <w:kern w:val="0"/>
+          <w14:ligatures w14:val="none"/>
+        </w:rPr>
+        <w:t>Kontemporaryong</w:t>
+      </w:r>
+      <w:proofErr w:type="spellEnd"/>
+      <w:r>
+        <w:rPr>
+          <w:rFonts w:ascii="Times New Roman" w:eastAsia="Times New Roman" w:hAnsi="Times New Roman" w:cs="Times New Roman"/>
+          <w:b/>
+          <w:bCs/>
+          <w:kern w:val="0"/>
+          <w14:ligatures w14:val="none"/>
+        </w:rPr>
+        <w:t xml:space="preserve"> Isyu</w:t>
       </w:r>
     </w:p>
     <w:p>
@@ -988,13 +4425,114 @@
           <w14:ligatures w14:val="none"/>
         </w:rPr>
       </w:pPr>
-      <w:r>
-        <w:rPr>
-          <w:rFonts w:ascii="Times New Roman" w:eastAsia="Times New Roman" w:hAnsi="Times New Roman" w:cs="Times New Roman"/>
-          <w:kern w:val="0"/>
-          <w14:ligatures w14:val="none"/>
-        </w:rPr>
-        <w:t xml:space="preserve">Nasusuri ang mga kasalukuyang isyung pambansa at pandaigdig. </w:t>
+      <w:proofErr w:type="spellStart"/>
+      <w:r>
+        <w:rPr>
+          <w:rFonts w:ascii="Times New Roman" w:eastAsia="Times New Roman" w:hAnsi="Times New Roman" w:cs="Times New Roman"/>
+          <w:kern w:val="0"/>
+          <w14:ligatures w14:val="none"/>
+        </w:rPr>
+        <w:lastRenderedPageBreak/>
+        <w:t>Nasusuri</w:t>
+      </w:r>
+      <w:proofErr w:type="spellEnd"/>
+      <w:r>
+        <w:rPr>
+          <w:rFonts w:ascii="Times New Roman" w:eastAsia="Times New Roman" w:hAnsi="Times New Roman" w:cs="Times New Roman"/>
+          <w:kern w:val="0"/>
+          <w14:ligatures w14:val="none"/>
+        </w:rPr>
+        <w:t xml:space="preserve"> ang </w:t>
+      </w:r>
+      <w:proofErr w:type="spellStart"/>
+      <w:r>
+        <w:rPr>
+          <w:rFonts w:ascii="Times New Roman" w:eastAsia="Times New Roman" w:hAnsi="Times New Roman" w:cs="Times New Roman"/>
+          <w:kern w:val="0"/>
+          <w14:ligatures w14:val="none"/>
+        </w:rPr>
+        <w:t>mga</w:t>
+      </w:r>
+      <w:proofErr w:type="spellEnd"/>
+      <w:r>
+        <w:rPr>
+          <w:rFonts w:ascii="Times New Roman" w:eastAsia="Times New Roman" w:hAnsi="Times New Roman" w:cs="Times New Roman"/>
+          <w:kern w:val="0"/>
+          <w14:ligatures w14:val="none"/>
+        </w:rPr>
+        <w:t xml:space="preserve"> </w:t>
+      </w:r>
+      <w:proofErr w:type="spellStart"/>
+      <w:r>
+        <w:rPr>
+          <w:rFonts w:ascii="Times New Roman" w:eastAsia="Times New Roman" w:hAnsi="Times New Roman" w:cs="Times New Roman"/>
+          <w:kern w:val="0"/>
+          <w14:ligatures w14:val="none"/>
+        </w:rPr>
+        <w:t>kasalukuyang</w:t>
+      </w:r>
+      <w:proofErr w:type="spellEnd"/>
+      <w:r>
+        <w:rPr>
+          <w:rFonts w:ascii="Times New Roman" w:eastAsia="Times New Roman" w:hAnsi="Times New Roman" w:cs="Times New Roman"/>
+          <w:kern w:val="0"/>
+          <w14:ligatures w14:val="none"/>
+        </w:rPr>
+        <w:t xml:space="preserve"> </w:t>
+      </w:r>
+      <w:proofErr w:type="spellStart"/>
+      <w:r>
+        <w:rPr>
+          <w:rFonts w:ascii="Times New Roman" w:eastAsia="Times New Roman" w:hAnsi="Times New Roman" w:cs="Times New Roman"/>
+          <w:kern w:val="0"/>
+          <w14:ligatures w14:val="none"/>
+        </w:rPr>
+        <w:t>isyung</w:t>
+      </w:r>
+      <w:proofErr w:type="spellEnd"/>
+      <w:r>
+        <w:rPr>
+          <w:rFonts w:ascii="Times New Roman" w:eastAsia="Times New Roman" w:hAnsi="Times New Roman" w:cs="Times New Roman"/>
+          <w:kern w:val="0"/>
+          <w14:ligatures w14:val="none"/>
+        </w:rPr>
+        <w:t xml:space="preserve"> </w:t>
+      </w:r>
+      <w:proofErr w:type="spellStart"/>
+      <w:r>
+        <w:rPr>
+          <w:rFonts w:ascii="Times New Roman" w:eastAsia="Times New Roman" w:hAnsi="Times New Roman" w:cs="Times New Roman"/>
+          <w:kern w:val="0"/>
+          <w14:ligatures w14:val="none"/>
+        </w:rPr>
+        <w:t>pambansa</w:t>
+      </w:r>
+      <w:proofErr w:type="spellEnd"/>
+      <w:r>
+        <w:rPr>
+          <w:rFonts w:ascii="Times New Roman" w:eastAsia="Times New Roman" w:hAnsi="Times New Roman" w:cs="Times New Roman"/>
+          <w:kern w:val="0"/>
+          <w14:ligatures w14:val="none"/>
+        </w:rPr>
+        <w:t xml:space="preserve"> at </w:t>
+      </w:r>
+      <w:proofErr w:type="spellStart"/>
+      <w:r>
+        <w:rPr>
+          <w:rFonts w:ascii="Times New Roman" w:eastAsia="Times New Roman" w:hAnsi="Times New Roman" w:cs="Times New Roman"/>
+          <w:kern w:val="0"/>
+          <w14:ligatures w14:val="none"/>
+        </w:rPr>
+        <w:t>pandaigdig</w:t>
+      </w:r>
+      <w:proofErr w:type="spellEnd"/>
+      <w:r>
+        <w:rPr>
+          <w:rFonts w:ascii="Times New Roman" w:eastAsia="Times New Roman" w:hAnsi="Times New Roman" w:cs="Times New Roman"/>
+          <w:kern w:val="0"/>
+          <w14:ligatures w14:val="none"/>
+        </w:rPr>
+        <w:t xml:space="preserve">. </w:t>
       </w:r>
     </w:p>
     <w:p>
@@ -1010,13 +4548,95 @@
           <w14:ligatures w14:val="none"/>
         </w:rPr>
       </w:pPr>
-      <w:r>
-        <w:rPr>
-          <w:rFonts w:ascii="Times New Roman" w:eastAsia="Times New Roman" w:hAnsi="Times New Roman" w:cs="Times New Roman"/>
-          <w:kern w:val="0"/>
-          <w14:ligatures w14:val="none"/>
-        </w:rPr>
-        <w:t xml:space="preserve">Naipaliliwanag ang papel ng Pilipinas sa pandaigdigang komunidad. </w:t>
+      <w:proofErr w:type="spellStart"/>
+      <w:r>
+        <w:rPr>
+          <w:rFonts w:ascii="Times New Roman" w:eastAsia="Times New Roman" w:hAnsi="Times New Roman" w:cs="Times New Roman"/>
+          <w:kern w:val="0"/>
+          <w14:ligatures w14:val="none"/>
+        </w:rPr>
+        <w:t>Naipaliliwanag</w:t>
+      </w:r>
+      <w:proofErr w:type="spellEnd"/>
+      <w:r>
+        <w:rPr>
+          <w:rFonts w:ascii="Times New Roman" w:eastAsia="Times New Roman" w:hAnsi="Times New Roman" w:cs="Times New Roman"/>
+          <w:kern w:val="0"/>
+          <w14:ligatures w14:val="none"/>
+        </w:rPr>
+        <w:t xml:space="preserve"> ang </w:t>
+      </w:r>
+      <w:proofErr w:type="spellStart"/>
+      <w:r>
+        <w:rPr>
+          <w:rFonts w:ascii="Times New Roman" w:eastAsia="Times New Roman" w:hAnsi="Times New Roman" w:cs="Times New Roman"/>
+          <w:kern w:val="0"/>
+          <w14:ligatures w14:val="none"/>
+        </w:rPr>
+        <w:t>papel</w:t>
+      </w:r>
+      <w:proofErr w:type="spellEnd"/>
+      <w:r>
+        <w:rPr>
+          <w:rFonts w:ascii="Times New Roman" w:eastAsia="Times New Roman" w:hAnsi="Times New Roman" w:cs="Times New Roman"/>
+          <w:kern w:val="0"/>
+          <w14:ligatures w14:val="none"/>
+        </w:rPr>
+        <w:t xml:space="preserve"> ng Pilipinas </w:t>
+      </w:r>
+      <w:proofErr w:type="spellStart"/>
+      <w:r>
+        <w:rPr>
+          <w:rFonts w:ascii="Times New Roman" w:eastAsia="Times New Roman" w:hAnsi="Times New Roman" w:cs="Times New Roman"/>
+          <w:kern w:val="0"/>
+          <w14:ligatures w14:val="none"/>
+        </w:rPr>
+        <w:t>sa</w:t>
+      </w:r>
+      <w:proofErr w:type="spellEnd"/>
+      <w:r>
+        <w:rPr>
+          <w:rFonts w:ascii="Times New Roman" w:eastAsia="Times New Roman" w:hAnsi="Times New Roman" w:cs="Times New Roman"/>
+          <w:kern w:val="0"/>
+          <w14:ligatures w14:val="none"/>
+        </w:rPr>
+        <w:t xml:space="preserve"> </w:t>
+      </w:r>
+      <w:proofErr w:type="spellStart"/>
+      <w:r>
+        <w:rPr>
+          <w:rFonts w:ascii="Times New Roman" w:eastAsia="Times New Roman" w:hAnsi="Times New Roman" w:cs="Times New Roman"/>
+          <w:kern w:val="0"/>
+          <w14:ligatures w14:val="none"/>
+        </w:rPr>
+        <w:t>pandaigdigang</w:t>
+      </w:r>
+      <w:proofErr w:type="spellEnd"/>
+      <w:r>
+        <w:rPr>
+          <w:rFonts w:ascii="Times New Roman" w:eastAsia="Times New Roman" w:hAnsi="Times New Roman" w:cs="Times New Roman"/>
+          <w:kern w:val="0"/>
+          <w14:ligatures w14:val="none"/>
+        </w:rPr>
+        <w:t xml:space="preserve"> </w:t>
+      </w:r>
+      <w:proofErr w:type="spellStart"/>
+      <w:r>
+        <w:rPr>
+          <w:rFonts w:ascii="Times New Roman" w:eastAsia="Times New Roman" w:hAnsi="Times New Roman" w:cs="Times New Roman"/>
+          <w:kern w:val="0"/>
+          <w14:ligatures w14:val="none"/>
+        </w:rPr>
+        <w:t>komunidad</w:t>
+      </w:r>
+      <w:proofErr w:type="spellEnd"/>
+      <w:r>
+        <w:rPr>
+          <w:rFonts w:ascii="Times New Roman" w:eastAsia="Times New Roman" w:hAnsi="Times New Roman" w:cs="Times New Roman"/>
+          <w:kern w:val="0"/>
+          <w14:ligatures w14:val="none"/>
+        </w:rPr>
+        <w:t xml:space="preserve">. </w:t>
       </w:r>
     </w:p>
     <w:p>
@@ -1032,13 +4652,149 @@
           <w14:ligatures w14:val="none"/>
         </w:rPr>
       </w:pPr>
-      <w:r>
-        <w:rPr>
-          <w:rFonts w:ascii="Times New Roman" w:eastAsia="Times New Roman" w:hAnsi="Times New Roman" w:cs="Times New Roman"/>
-          <w:kern w:val="0"/>
-          <w14:ligatures w14:val="none"/>
-        </w:rPr>
-        <w:t xml:space="preserve">Napahahalagahan ang pambansang soberanya kabilang ang mga aralin tungkol sa West Philippine Sea. </w:t>
+      <w:proofErr w:type="spellStart"/>
+      <w:r>
+        <w:rPr>
+          <w:rFonts w:ascii="Times New Roman" w:eastAsia="Times New Roman" w:hAnsi="Times New Roman" w:cs="Times New Roman"/>
+          <w:kern w:val="0"/>
+          <w14:ligatures w14:val="none"/>
+        </w:rPr>
+        <w:t>Napahahalagahan</w:t>
+      </w:r>
+      <w:proofErr w:type="spellEnd"/>
+      <w:r>
+        <w:rPr>
+          <w:rFonts w:ascii="Times New Roman" w:eastAsia="Times New Roman" w:hAnsi="Times New Roman" w:cs="Times New Roman"/>
+          <w:kern w:val="0"/>
+          <w14:ligatures w14:val="none"/>
+        </w:rPr>
+        <w:t xml:space="preserve"> ang </w:t>
+      </w:r>
+      <w:proofErr w:type="spellStart"/>
+      <w:r>
+        <w:rPr>
+          <w:rFonts w:ascii="Times New Roman" w:eastAsia="Times New Roman" w:hAnsi="Times New Roman" w:cs="Times New Roman"/>
+          <w:kern w:val="0"/>
+          <w14:ligatures w14:val="none"/>
+        </w:rPr>
+        <w:t>pambansang</w:t>
+      </w:r>
+      <w:proofErr w:type="spellEnd"/>
+      <w:r>
+        <w:rPr>
+          <w:rFonts w:ascii="Times New Roman" w:eastAsia="Times New Roman" w:hAnsi="Times New Roman" w:cs="Times New Roman"/>
+          <w:kern w:val="0"/>
+          <w14:ligatures w14:val="none"/>
+        </w:rPr>
+        <w:t xml:space="preserve"> </w:t>
+      </w:r>
+      <w:proofErr w:type="spellStart"/>
+      <w:r>
+        <w:rPr>
+          <w:rFonts w:ascii="Times New Roman" w:eastAsia="Times New Roman" w:hAnsi="Times New Roman" w:cs="Times New Roman"/>
+          <w:kern w:val="0"/>
+          <w14:ligatures w14:val="none"/>
+        </w:rPr>
+        <w:t>soberanya</w:t>
+      </w:r>
+      <w:proofErr w:type="spellEnd"/>
+      <w:r>
+        <w:rPr>
+          <w:rFonts w:ascii="Times New Roman" w:eastAsia="Times New Roman" w:hAnsi="Times New Roman" w:cs="Times New Roman"/>
+          <w:kern w:val="0"/>
+          <w14:ligatures w14:val="none"/>
+        </w:rPr>
+        <w:t xml:space="preserve"> </w:t>
+      </w:r>
+      <w:proofErr w:type="spellStart"/>
+      <w:r>
+        <w:rPr>
+          <w:rFonts w:ascii="Times New Roman" w:eastAsia="Times New Roman" w:hAnsi="Times New Roman" w:cs="Times New Roman"/>
+          <w:kern w:val="0"/>
+          <w14:ligatures w14:val="none"/>
+        </w:rPr>
+        <w:t>kabilang</w:t>
+      </w:r>
+      <w:proofErr w:type="spellEnd"/>
+      <w:r>
+        <w:rPr>
+          <w:rFonts w:ascii="Times New Roman" w:eastAsia="Times New Roman" w:hAnsi="Times New Roman" w:cs="Times New Roman"/>
+          <w:kern w:val="0"/>
+          <w14:ligatures w14:val="none"/>
+        </w:rPr>
+        <w:t xml:space="preserve"> ang </w:t>
+      </w:r>
+      <w:proofErr w:type="spellStart"/>
+      <w:r>
+        <w:rPr>
+          <w:rFonts w:ascii="Times New Roman" w:eastAsia="Times New Roman" w:hAnsi="Times New Roman" w:cs="Times New Roman"/>
+          <w:kern w:val="0"/>
+          <w14:ligatures w14:val="none"/>
+        </w:rPr>
+        <w:t>mga</w:t>
+      </w:r>
+      <w:proofErr w:type="spellEnd"/>
+      <w:r>
+        <w:rPr>
+          <w:rFonts w:ascii="Times New Roman" w:eastAsia="Times New Roman" w:hAnsi="Times New Roman" w:cs="Times New Roman"/>
+          <w:kern w:val="0"/>
+          <w14:ligatures w14:val="none"/>
+        </w:rPr>
+        <w:t xml:space="preserve"> </w:t>
+      </w:r>
+      <w:proofErr w:type="spellStart"/>
+      <w:r>
+        <w:rPr>
+          <w:rFonts w:ascii="Times New Roman" w:eastAsia="Times New Roman" w:hAnsi="Times New Roman" w:cs="Times New Roman"/>
+          <w:kern w:val="0"/>
+          <w14:ligatures w14:val="none"/>
+        </w:rPr>
+        <w:t>aralin</w:t>
+      </w:r>
+      <w:proofErr w:type="spellEnd"/>
+      <w:r>
+        <w:rPr>
+          <w:rFonts w:ascii="Times New Roman" w:eastAsia="Times New Roman" w:hAnsi="Times New Roman" w:cs="Times New Roman"/>
+          <w:kern w:val="0"/>
+          <w14:ligatures w14:val="none"/>
+        </w:rPr>
+        <w:t xml:space="preserve"> </w:t>
+      </w:r>
+      <w:proofErr w:type="spellStart"/>
+      <w:r>
+        <w:rPr>
+          <w:rFonts w:ascii="Times New Roman" w:eastAsia="Times New Roman" w:hAnsi="Times New Roman" w:cs="Times New Roman"/>
+          <w:kern w:val="0"/>
+          <w14:ligatures w14:val="none"/>
+        </w:rPr>
+        <w:t>tungkol</w:t>
+      </w:r>
+      <w:proofErr w:type="spellEnd"/>
+      <w:r>
+        <w:rPr>
+          <w:rFonts w:ascii="Times New Roman" w:eastAsia="Times New Roman" w:hAnsi="Times New Roman" w:cs="Times New Roman"/>
+          <w:kern w:val="0"/>
+          <w14:ligatures w14:val="none"/>
+        </w:rPr>
+        <w:t xml:space="preserve"> </w:t>
+      </w:r>
+      <w:proofErr w:type="spellStart"/>
+      <w:r>
+        <w:rPr>
+          <w:rFonts w:ascii="Times New Roman" w:eastAsia="Times New Roman" w:hAnsi="Times New Roman" w:cs="Times New Roman"/>
+          <w:kern w:val="0"/>
+          <w14:ligatures w14:val="none"/>
+        </w:rPr>
+        <w:t>sa</w:t>
+      </w:r>
+      <w:proofErr w:type="spellEnd"/>
+      <w:r>
+        <w:rPr>
+          <w:rFonts w:ascii="Times New Roman" w:eastAsia="Times New Roman" w:hAnsi="Times New Roman" w:cs="Times New Roman"/>
+          <w:kern w:val="0"/>
+          <w14:ligatures w14:val="none"/>
+        </w:rPr>
+        <w:t xml:space="preserve"> West Philippine Sea. </w:t>
       </w:r>
     </w:p>
     <w:p>
@@ -1083,8 +4839,61 @@
           <w:kern w:val="0"/>
           <w14:ligatures w14:val="none"/>
         </w:rPr>
-        <w:lastRenderedPageBreak/>
-        <w:t>Sa pagtatapos ng Grade 6, ang mag-aaral ay inaasahang:</w:t>
+        <w:t xml:space="preserve">Sa </w:t>
+      </w:r>
+      <w:proofErr w:type="spellStart"/>
+      <w:r>
+        <w:rPr>
+          <w:rFonts w:ascii="Times New Roman" w:eastAsia="Times New Roman" w:hAnsi="Times New Roman" w:cs="Times New Roman"/>
+          <w:kern w:val="0"/>
+          <w14:ligatures w14:val="none"/>
+        </w:rPr>
+        <w:t>pagtatapos</w:t>
+      </w:r>
+      <w:proofErr w:type="spellEnd"/>
+      <w:r>
+        <w:rPr>
+          <w:rFonts w:ascii="Times New Roman" w:eastAsia="Times New Roman" w:hAnsi="Times New Roman" w:cs="Times New Roman"/>
+          <w:kern w:val="0"/>
+          <w14:ligatures w14:val="none"/>
+        </w:rPr>
+        <w:t xml:space="preserve"> ng Grade 6, ang mag-</w:t>
+      </w:r>
+      <w:proofErr w:type="spellStart"/>
+      <w:r>
+        <w:rPr>
+          <w:rFonts w:ascii="Times New Roman" w:eastAsia="Times New Roman" w:hAnsi="Times New Roman" w:cs="Times New Roman"/>
+          <w:kern w:val="0"/>
+          <w14:ligatures w14:val="none"/>
+        </w:rPr>
+        <w:t>aaral</w:t>
+      </w:r>
+      <w:proofErr w:type="spellEnd"/>
+      <w:r>
+        <w:rPr>
+          <w:rFonts w:ascii="Times New Roman" w:eastAsia="Times New Roman" w:hAnsi="Times New Roman" w:cs="Times New Roman"/>
+          <w:kern w:val="0"/>
+          <w14:ligatures w14:val="none"/>
+        </w:rPr>
+        <w:t xml:space="preserve"> ay </w:t>
+      </w:r>
+      <w:proofErr w:type="spellStart"/>
+      <w:r>
+        <w:rPr>
+          <w:rFonts w:ascii="Times New Roman" w:eastAsia="Times New Roman" w:hAnsi="Times New Roman" w:cs="Times New Roman"/>
+          <w:kern w:val="0"/>
+          <w14:ligatures w14:val="none"/>
+        </w:rPr>
+        <w:t>inaasahang</w:t>
+      </w:r>
+      <w:proofErr w:type="spellEnd"/>
+      <w:r>
+        <w:rPr>
+          <w:rFonts w:ascii="Times New Roman" w:eastAsia="Times New Roman" w:hAnsi="Times New Roman" w:cs="Times New Roman"/>
+          <w:kern w:val="0"/>
+          <w14:ligatures w14:val="none"/>
+        </w:rPr>
+        <w:t>:</w:t>
       </w:r>
     </w:p>
     <w:p>
@@ -1100,13 +4909,113 @@
           <w14:ligatures w14:val="none"/>
         </w:rPr>
       </w:pPr>
-      <w:r>
-        <w:rPr>
-          <w:rFonts w:ascii="Times New Roman" w:eastAsia="Times New Roman" w:hAnsi="Times New Roman" w:cs="Times New Roman"/>
-          <w:kern w:val="0"/>
-          <w14:ligatures w14:val="none"/>
-        </w:rPr>
-        <w:t xml:space="preserve">Nakapagsusuri ng mga pangyayaring humubog sa pagkabansa ng Pilipinas. </w:t>
+      <w:proofErr w:type="spellStart"/>
+      <w:r>
+        <w:rPr>
+          <w:rFonts w:ascii="Times New Roman" w:eastAsia="Times New Roman" w:hAnsi="Times New Roman" w:cs="Times New Roman"/>
+          <w:kern w:val="0"/>
+          <w14:ligatures w14:val="none"/>
+        </w:rPr>
+        <w:t>Nakapagsusuri</w:t>
+      </w:r>
+      <w:proofErr w:type="spellEnd"/>
+      <w:r>
+        <w:rPr>
+          <w:rFonts w:ascii="Times New Roman" w:eastAsia="Times New Roman" w:hAnsi="Times New Roman" w:cs="Times New Roman"/>
+          <w:kern w:val="0"/>
+          <w14:ligatures w14:val="none"/>
+        </w:rPr>
+        <w:t xml:space="preserve"> ng </w:t>
+      </w:r>
+      <w:proofErr w:type="spellStart"/>
+      <w:r>
+        <w:rPr>
+          <w:rFonts w:ascii="Times New Roman" w:eastAsia="Times New Roman" w:hAnsi="Times New Roman" w:cs="Times New Roman"/>
+          <w:kern w:val="0"/>
+          <w14:ligatures w14:val="none"/>
+        </w:rPr>
+        <w:t>mga</w:t>
+      </w:r>
+      <w:proofErr w:type="spellEnd"/>
+      <w:r>
+        <w:rPr>
+          <w:rFonts w:ascii="Times New Roman" w:eastAsia="Times New Roman" w:hAnsi="Times New Roman" w:cs="Times New Roman"/>
+          <w:kern w:val="0"/>
+          <w14:ligatures w14:val="none"/>
+        </w:rPr>
+        <w:t xml:space="preserve"> </w:t>
+      </w:r>
+      <w:proofErr w:type="spellStart"/>
+      <w:r>
+        <w:rPr>
+          <w:rFonts w:ascii="Times New Roman" w:eastAsia="Times New Roman" w:hAnsi="Times New Roman" w:cs="Times New Roman"/>
+          <w:kern w:val="0"/>
+          <w14:ligatures w14:val="none"/>
+        </w:rPr>
+        <w:t>pangyayaring</w:t>
+      </w:r>
+      <w:proofErr w:type="spellEnd"/>
+      <w:r>
+        <w:rPr>
+          <w:rFonts w:ascii="Times New Roman" w:eastAsia="Times New Roman" w:hAnsi="Times New Roman" w:cs="Times New Roman"/>
+          <w:kern w:val="0"/>
+          <w14:ligatures w14:val="none"/>
+        </w:rPr>
+        <w:t xml:space="preserve"> </w:t>
+      </w:r>
+      <w:proofErr w:type="spellStart"/>
+      <w:r>
+        <w:rPr>
+          <w:rFonts w:ascii="Times New Roman" w:eastAsia="Times New Roman" w:hAnsi="Times New Roman" w:cs="Times New Roman"/>
+          <w:kern w:val="0"/>
+          <w14:ligatures w14:val="none"/>
+        </w:rPr>
+        <w:t>humubog</w:t>
+      </w:r>
+      <w:proofErr w:type="spellEnd"/>
+      <w:r>
+        <w:rPr>
+          <w:rFonts w:ascii="Times New Roman" w:eastAsia="Times New Roman" w:hAnsi="Times New Roman" w:cs="Times New Roman"/>
+          <w:kern w:val="0"/>
+          <w14:ligatures w14:val="none"/>
+        </w:rPr>
+        <w:t xml:space="preserve"> </w:t>
+      </w:r>
+      <w:proofErr w:type="spellStart"/>
+      <w:r>
+        <w:rPr>
+          <w:rFonts w:ascii="Times New Roman" w:eastAsia="Times New Roman" w:hAnsi="Times New Roman" w:cs="Times New Roman"/>
+          <w:kern w:val="0"/>
+          <w14:ligatures w14:val="none"/>
+        </w:rPr>
+        <w:t>sa</w:t>
+      </w:r>
+      <w:proofErr w:type="spellEnd"/>
+      <w:r>
+        <w:rPr>
+          <w:rFonts w:ascii="Times New Roman" w:eastAsia="Times New Roman" w:hAnsi="Times New Roman" w:cs="Times New Roman"/>
+          <w:kern w:val="0"/>
+          <w14:ligatures w14:val="none"/>
+        </w:rPr>
+        <w:t xml:space="preserve"> </w:t>
+      </w:r>
+      <w:proofErr w:type="spellStart"/>
+      <w:r>
+        <w:rPr>
+          <w:rFonts w:ascii="Times New Roman" w:eastAsia="Times New Roman" w:hAnsi="Times New Roman" w:cs="Times New Roman"/>
+          <w:kern w:val="0"/>
+          <w14:ligatures w14:val="none"/>
+        </w:rPr>
+        <w:t>pagkabansa</w:t>
+      </w:r>
+      <w:proofErr w:type="spellEnd"/>
+      <w:r>
+        <w:rPr>
+          <w:rFonts w:ascii="Times New Roman" w:eastAsia="Times New Roman" w:hAnsi="Times New Roman" w:cs="Times New Roman"/>
+          <w:kern w:val="0"/>
+          <w14:ligatures w14:val="none"/>
+        </w:rPr>
+        <w:t xml:space="preserve"> ng Pilipinas. </w:t>
       </w:r>
     </w:p>
     <w:p>
@@ -1122,13 +5031,95 @@
           <w14:ligatures w14:val="none"/>
         </w:rPr>
       </w:pPr>
-      <w:r>
-        <w:rPr>
-          <w:rFonts w:ascii="Times New Roman" w:eastAsia="Times New Roman" w:hAnsi="Times New Roman" w:cs="Times New Roman"/>
-          <w:kern w:val="0"/>
-          <w14:ligatures w14:val="none"/>
-        </w:rPr>
-        <w:t xml:space="preserve">Nakapagpapakita ng pagiging makabayan at responsableng mamamayan. </w:t>
+      <w:proofErr w:type="spellStart"/>
+      <w:r>
+        <w:rPr>
+          <w:rFonts w:ascii="Times New Roman" w:eastAsia="Times New Roman" w:hAnsi="Times New Roman" w:cs="Times New Roman"/>
+          <w:kern w:val="0"/>
+          <w14:ligatures w14:val="none"/>
+        </w:rPr>
+        <w:t>Nakapagpapakita</w:t>
+      </w:r>
+      <w:proofErr w:type="spellEnd"/>
+      <w:r>
+        <w:rPr>
+          <w:rFonts w:ascii="Times New Roman" w:eastAsia="Times New Roman" w:hAnsi="Times New Roman" w:cs="Times New Roman"/>
+          <w:kern w:val="0"/>
+          <w14:ligatures w14:val="none"/>
+        </w:rPr>
+        <w:t xml:space="preserve"> ng </w:t>
+      </w:r>
+      <w:proofErr w:type="spellStart"/>
+      <w:r>
+        <w:rPr>
+          <w:rFonts w:ascii="Times New Roman" w:eastAsia="Times New Roman" w:hAnsi="Times New Roman" w:cs="Times New Roman"/>
+          <w:kern w:val="0"/>
+          <w14:ligatures w14:val="none"/>
+        </w:rPr>
+        <w:t>pagiging</w:t>
+      </w:r>
+      <w:proofErr w:type="spellEnd"/>
+      <w:r>
+        <w:rPr>
+          <w:rFonts w:ascii="Times New Roman" w:eastAsia="Times New Roman" w:hAnsi="Times New Roman" w:cs="Times New Roman"/>
+          <w:kern w:val="0"/>
+          <w14:ligatures w14:val="none"/>
+        </w:rPr>
+        <w:t xml:space="preserve"> </w:t>
+      </w:r>
+      <w:proofErr w:type="spellStart"/>
+      <w:r>
+        <w:rPr>
+          <w:rFonts w:ascii="Times New Roman" w:eastAsia="Times New Roman" w:hAnsi="Times New Roman" w:cs="Times New Roman"/>
+          <w:kern w:val="0"/>
+          <w14:ligatures w14:val="none"/>
+        </w:rPr>
+        <w:t>makabayan</w:t>
+      </w:r>
+      <w:proofErr w:type="spellEnd"/>
+      <w:r>
+        <w:rPr>
+          <w:rFonts w:ascii="Times New Roman" w:eastAsia="Times New Roman" w:hAnsi="Times New Roman" w:cs="Times New Roman"/>
+          <w:kern w:val="0"/>
+          <w14:ligatures w14:val="none"/>
+        </w:rPr>
+        <w:t xml:space="preserve"> at </w:t>
+      </w:r>
+      <w:proofErr w:type="spellStart"/>
+      <w:r>
+        <w:rPr>
+          <w:rFonts w:ascii="Times New Roman" w:eastAsia="Times New Roman" w:hAnsi="Times New Roman" w:cs="Times New Roman"/>
+          <w:kern w:val="0"/>
+          <w14:ligatures w14:val="none"/>
+        </w:rPr>
+        <w:t>responsableng</w:t>
+      </w:r>
+      <w:proofErr w:type="spellEnd"/>
+      <w:r>
+        <w:rPr>
+          <w:rFonts w:ascii="Times New Roman" w:eastAsia="Times New Roman" w:hAnsi="Times New Roman" w:cs="Times New Roman"/>
+          <w:kern w:val="0"/>
+          <w14:ligatures w14:val="none"/>
+        </w:rPr>
+        <w:t xml:space="preserve"> </w:t>
+      </w:r>
+      <w:proofErr w:type="spellStart"/>
+      <w:r>
+        <w:rPr>
+          <w:rFonts w:ascii="Times New Roman" w:eastAsia="Times New Roman" w:hAnsi="Times New Roman" w:cs="Times New Roman"/>
+          <w:kern w:val="0"/>
+          <w14:ligatures w14:val="none"/>
+        </w:rPr>
+        <w:t>mamamayan</w:t>
+      </w:r>
+      <w:proofErr w:type="spellEnd"/>
+      <w:r>
+        <w:rPr>
+          <w:rFonts w:ascii="Times New Roman" w:eastAsia="Times New Roman" w:hAnsi="Times New Roman" w:cs="Times New Roman"/>
+          <w:kern w:val="0"/>
+          <w14:ligatures w14:val="none"/>
+        </w:rPr>
+        <w:t xml:space="preserve">. </w:t>
       </w:r>
     </w:p>
     <w:p>
@@ -1144,13 +5135,221 @@
           <w14:ligatures w14:val="none"/>
         </w:rPr>
       </w:pPr>
-      <w:r>
-        <w:rPr>
-          <w:rFonts w:ascii="Times New Roman" w:eastAsia="Times New Roman" w:hAnsi="Times New Roman" w:cs="Times New Roman"/>
-          <w:kern w:val="0"/>
-          <w14:ligatures w14:val="none"/>
-        </w:rPr>
-        <w:t xml:space="preserve">Nakapagmumungkahi ng mga solusyon sa mga hamon ng bansa bilang aktibong kalahok sa lipunan. </w:t>
+      <w:proofErr w:type="spellStart"/>
+      <w:r>
+        <w:rPr>
+          <w:rFonts w:ascii="Times New Roman" w:eastAsia="Times New Roman" w:hAnsi="Times New Roman" w:cs="Times New Roman"/>
+          <w:kern w:val="0"/>
+          <w14:ligatures w14:val="none"/>
+        </w:rPr>
+        <w:t>Nakapagmumungkahi</w:t>
+      </w:r>
+      <w:proofErr w:type="spellEnd"/>
+      <w:r>
+        <w:rPr>
+          <w:rFonts w:ascii="Times New Roman" w:eastAsia="Times New Roman" w:hAnsi="Times New Roman" w:cs="Times New Roman"/>
+          <w:kern w:val="0"/>
+          <w14:ligatures w14:val="none"/>
+        </w:rPr>
+        <w:t xml:space="preserve"> ng </w:t>
+      </w:r>
+      <w:proofErr w:type="spellStart"/>
+      <w:r>
+        <w:rPr>
+          <w:rFonts w:ascii="Times New Roman" w:eastAsia="Times New Roman" w:hAnsi="Times New Roman" w:cs="Times New Roman"/>
+          <w:kern w:val="0"/>
+          <w14:ligatures w14:val="none"/>
+        </w:rPr>
+        <w:t>mga</w:t>
+      </w:r>
+      <w:proofErr w:type="spellEnd"/>
+      <w:r>
+        <w:rPr>
+          <w:rFonts w:ascii="Times New Roman" w:eastAsia="Times New Roman" w:hAnsi="Times New Roman" w:cs="Times New Roman"/>
+          <w:kern w:val="0"/>
+          <w14:ligatures w14:val="none"/>
+        </w:rPr>
+        <w:t xml:space="preserve"> </w:t>
+      </w:r>
+      <w:proofErr w:type="spellStart"/>
+      <w:r>
+        <w:rPr>
+          <w:rFonts w:ascii="Times New Roman" w:eastAsia="Times New Roman" w:hAnsi="Times New Roman" w:cs="Times New Roman"/>
+          <w:kern w:val="0"/>
+          <w14:ligatures w14:val="none"/>
+        </w:rPr>
+        <w:t>solusyon</w:t>
+      </w:r>
+      <w:proofErr w:type="spellEnd"/>
+      <w:r>
+        <w:rPr>
+          <w:rFonts w:ascii="Times New Roman" w:eastAsia="Times New Roman" w:hAnsi="Times New Roman" w:cs="Times New Roman"/>
+          <w:kern w:val="0"/>
+          <w14:ligatures w14:val="none"/>
+        </w:rPr>
+        <w:t xml:space="preserve"> </w:t>
+      </w:r>
+      <w:proofErr w:type="spellStart"/>
+      <w:r>
+        <w:rPr>
+          <w:rFonts w:ascii="Times New Roman" w:eastAsia="Times New Roman" w:hAnsi="Times New Roman" w:cs="Times New Roman"/>
+          <w:kern w:val="0"/>
+          <w14:ligatures w14:val="none"/>
+        </w:rPr>
+        <w:t>sa</w:t>
+      </w:r>
+      <w:proofErr w:type="spellEnd"/>
+      <w:r>
+        <w:rPr>
+          <w:rFonts w:ascii="Times New Roman" w:eastAsia="Times New Roman" w:hAnsi="Times New Roman" w:cs="Times New Roman"/>
+          <w:kern w:val="0"/>
+          <w14:ligatures w14:val="none"/>
+        </w:rPr>
+        <w:t xml:space="preserve"> </w:t>
+      </w:r>
+      <w:proofErr w:type="spellStart"/>
+      <w:r>
+        <w:rPr>
+          <w:rFonts w:ascii="Times New Roman" w:eastAsia="Times New Roman" w:hAnsi="Times New Roman" w:cs="Times New Roman"/>
+          <w:kern w:val="0"/>
+          <w14:ligatures w14:val="none"/>
+        </w:rPr>
+        <w:t>mga</w:t>
+      </w:r>
+      <w:proofErr w:type="spellEnd"/>
+      <w:r>
+        <w:rPr>
+          <w:rFonts w:ascii="Times New Roman" w:eastAsia="Times New Roman" w:hAnsi="Times New Roman" w:cs="Times New Roman"/>
+          <w:kern w:val="0"/>
+          <w14:ligatures w14:val="none"/>
+        </w:rPr>
+        <w:t xml:space="preserve"> </w:t>
+      </w:r>
+      <w:proofErr w:type="spellStart"/>
+      <w:r>
+        <w:rPr>
+          <w:rFonts w:ascii="Times New Roman" w:eastAsia="Times New Roman" w:hAnsi="Times New Roman" w:cs="Times New Roman"/>
+          <w:kern w:val="0"/>
+          <w14:ligatures w14:val="none"/>
+        </w:rPr>
+        <w:t>hamon</w:t>
+      </w:r>
+      <w:proofErr w:type="spellEnd"/>
+      <w:r>
+        <w:rPr>
+          <w:rFonts w:ascii="Times New Roman" w:eastAsia="Times New Roman" w:hAnsi="Times New Roman" w:cs="Times New Roman"/>
+          <w:kern w:val="0"/>
+          <w14:ligatures w14:val="none"/>
+        </w:rPr>
+        <w:t xml:space="preserve"> ng </w:t>
+      </w:r>
+      <w:proofErr w:type="spellStart"/>
+      <w:r>
+        <w:rPr>
+          <w:rFonts w:ascii="Times New Roman" w:eastAsia="Times New Roman" w:hAnsi="Times New Roman" w:cs="Times New Roman"/>
+          <w:kern w:val="0"/>
+          <w14:ligatures w14:val="none"/>
+        </w:rPr>
+        <w:t>bansa</w:t>
+      </w:r>
+      <w:proofErr w:type="spellEnd"/>
+      <w:r>
+        <w:rPr>
+          <w:rFonts w:ascii="Times New Roman" w:eastAsia="Times New Roman" w:hAnsi="Times New Roman" w:cs="Times New Roman"/>
+          <w:kern w:val="0"/>
+          <w14:ligatures w14:val="none"/>
+        </w:rPr>
+        <w:t xml:space="preserve"> </w:t>
+      </w:r>
+      <w:proofErr w:type="spellStart"/>
+      <w:r>
+        <w:rPr>
+          <w:rFonts w:ascii="Times New Roman" w:eastAsia="Times New Roman" w:hAnsi="Times New Roman" w:cs="Times New Roman"/>
+          <w:kern w:val="0"/>
+          <w14:ligatures w14:val="none"/>
+        </w:rPr>
+        <w:t>bilang</w:t>
+      </w:r>
+      <w:proofErr w:type="spellEnd"/>
+      <w:r>
+        <w:rPr>
+          <w:rFonts w:ascii="Times New Roman" w:eastAsia="Times New Roman" w:hAnsi="Times New Roman" w:cs="Times New Roman"/>
+          <w:kern w:val="0"/>
+          <w14:ligatures w14:val="none"/>
+        </w:rPr>
+        <w:t xml:space="preserve"> </w:t>
+      </w:r>
+      <w:proofErr w:type="spellStart"/>
+      <w:r>
+        <w:rPr>
+          <w:rFonts w:ascii="Times New Roman" w:eastAsia="Times New Roman" w:hAnsi="Times New Roman" w:cs="Times New Roman"/>
+          <w:kern w:val="0"/>
+          <w14:ligatures w14:val="none"/>
+        </w:rPr>
+        <w:t>aktibong</w:t>
+      </w:r>
+      <w:proofErr w:type="spellEnd"/>
+      <w:r>
+        <w:rPr>
+          <w:rFonts w:ascii="Times New Roman" w:eastAsia="Times New Roman" w:hAnsi="Times New Roman" w:cs="Times New Roman"/>
+          <w:kern w:val="0"/>
+          <w14:ligatures w14:val="none"/>
+        </w:rPr>
+        <w:t xml:space="preserve"> </w:t>
+      </w:r>
+      <w:proofErr w:type="spellStart"/>
+      <w:r>
+        <w:rPr>
+          <w:rFonts w:ascii="Times New Roman" w:eastAsia="Times New Roman" w:hAnsi="Times New Roman" w:cs="Times New Roman"/>
+          <w:kern w:val="0"/>
+          <w14:ligatures w14:val="none"/>
+        </w:rPr>
+        <w:t>kalahok</w:t>
+      </w:r>
+      <w:proofErr w:type="spellEnd"/>
+      <w:r>
+        <w:rPr>
+          <w:rFonts w:ascii="Times New Roman" w:eastAsia="Times New Roman" w:hAnsi="Times New Roman" w:cs="Times New Roman"/>
+          <w:kern w:val="0"/>
+          <w14:ligatures w14:val="none"/>
+        </w:rPr>
+        <w:t xml:space="preserve"> </w:t>
+      </w:r>
+      <w:proofErr w:type="spellStart"/>
+      <w:r>
+        <w:rPr>
+          <w:rFonts w:ascii="Times New Roman" w:eastAsia="Times New Roman" w:hAnsi="Times New Roman" w:cs="Times New Roman"/>
+          <w:kern w:val="0"/>
+          <w14:ligatures w14:val="none"/>
+        </w:rPr>
+        <w:t>sa</w:t>
+      </w:r>
+      <w:proofErr w:type="spellEnd"/>
+      <w:r>
+        <w:rPr>
+          <w:rFonts w:ascii="Times New Roman" w:eastAsia="Times New Roman" w:hAnsi="Times New Roman" w:cs="Times New Roman"/>
+          <w:kern w:val="0"/>
+          <w14:ligatures w14:val="none"/>
+        </w:rPr>
+        <w:t xml:space="preserve"> </w:t>
+      </w:r>
+      <w:proofErr w:type="spellStart"/>
+      <w:r>
+        <w:rPr>
+          <w:rFonts w:ascii="Times New Roman" w:eastAsia="Times New Roman" w:hAnsi="Times New Roman" w:cs="Times New Roman"/>
+          <w:kern w:val="0"/>
+          <w14:ligatures w14:val="none"/>
+        </w:rPr>
+        <w:t>lipunan</w:t>
+      </w:r>
+      <w:proofErr w:type="spellEnd"/>
+      <w:r>
+        <w:rPr>
+          <w:rFonts w:ascii="Times New Roman" w:eastAsia="Times New Roman" w:hAnsi="Times New Roman" w:cs="Times New Roman"/>
+          <w:kern w:val="0"/>
+          <w14:ligatures w14:val="none"/>
+        </w:rPr>
+        <w:t xml:space="preserve">. </w:t>
       </w:r>
     </w:p>
     <w:p/>
@@ -2210,6 +6409,118 @@
     </w:lvl>
   </w:abstractNum>
   <w:abstractNum w:abstractNumId="7" w15:restartNumberingAfterBreak="0">
+    <w:nsid w:val="4AE156C0"/>
+    <w:multiLevelType w:val="hybridMultilevel"/>
+    <w:tmpl w:val="60809A06"/>
+    <w:lvl w:ilvl="0" w:tplc="4978E406">
+      <w:numFmt w:val="bullet"/>
+      <w:lvlText w:val="-"/>
+      <w:lvlJc w:val="left"/>
+      <w:pPr>
+        <w:ind w:left="720" w:hanging="360"/>
+      </w:pPr>
+      <w:rPr>
+        <w:rFonts w:ascii="Times New Roman" w:eastAsia="Times New Roman" w:hAnsi="Times New Roman" w:cs="Times New Roman" w:hint="default"/>
+      </w:rPr>
+    </w:lvl>
+    <w:lvl w:ilvl="1" w:tplc="04090003" w:tentative="1">
+      <w:start w:val="1"/>
+      <w:numFmt w:val="bullet"/>
+      <w:lvlText w:val="o"/>
+      <w:lvlJc w:val="left"/>
+      <w:pPr>
+        <w:ind w:left="1440" w:hanging="360"/>
+      </w:pPr>
+      <w:rPr>
+        <w:rFonts w:ascii="Courier New" w:hAnsi="Courier New" w:cs="Courier New" w:hint="default"/>
+      </w:rPr>
+    </w:lvl>
+    <w:lvl w:ilvl="2" w:tplc="04090005" w:tentative="1">
+      <w:start w:val="1"/>
+      <w:numFmt w:val="bullet"/>
+      <w:lvlText w:val=""/>
+      <w:lvlJc w:val="left"/>
+      <w:pPr>
+        <w:ind w:left="2160" w:hanging="360"/>
+      </w:pPr>
+      <w:rPr>
+        <w:rFonts w:ascii="Wingdings" w:hAnsi="Wingdings" w:hint="default"/>
+      </w:rPr>
+    </w:lvl>
+    <w:lvl w:ilvl="3" w:tplc="04090001" w:tentative="1">
+      <w:start w:val="1"/>
+      <w:numFmt w:val="bullet"/>
+      <w:lvlText w:val=""/>
+      <w:lvlJc w:val="left"/>
+      <w:pPr>
+        <w:ind w:left="2880" w:hanging="360"/>
+      </w:pPr>
+      <w:rPr>
+        <w:rFonts w:ascii="Symbol" w:hAnsi="Symbol" w:hint="default"/>
+      </w:rPr>
+    </w:lvl>
+    <w:lvl w:ilvl="4" w:tplc="04090003" w:tentative="1">
+      <w:start w:val="1"/>
+      <w:numFmt w:val="bullet"/>
+      <w:lvlText w:val="o"/>
+      <w:lvlJc w:val="left"/>
+      <w:pPr>
+        <w:ind w:left="3600" w:hanging="360"/>
+      </w:pPr>
+      <w:rPr>
+        <w:rFonts w:ascii="Courier New" w:hAnsi="Courier New" w:cs="Courier New" w:hint="default"/>
+      </w:rPr>
+    </w:lvl>
+    <w:lvl w:ilvl="5" w:tplc="04090005" w:tentative="1">
+      <w:start w:val="1"/>
+      <w:numFmt w:val="bullet"/>
+      <w:lvlText w:val=""/>
+      <w:lvlJc w:val="left"/>
+      <w:pPr>
+        <w:ind w:left="4320" w:hanging="360"/>
+      </w:pPr>
+      <w:rPr>
+        <w:rFonts w:ascii="Wingdings" w:hAnsi="Wingdings" w:hint="default"/>
+      </w:rPr>
+    </w:lvl>
+    <w:lvl w:ilvl="6" w:tplc="04090001" w:tentative="1">
+      <w:start w:val="1"/>
+      <w:numFmt w:val="bullet"/>
+      <w:lvlText w:val=""/>
+      <w:lvlJc w:val="left"/>
+      <w:pPr>
+        <w:ind w:left="5040" w:hanging="360"/>
+      </w:pPr>
+      <w:rPr>
+        <w:rFonts w:ascii="Symbol" w:hAnsi="Symbol" w:hint="default"/>
+      </w:rPr>
+    </w:lvl>
+    <w:lvl w:ilvl="7" w:tplc="04090003" w:tentative="1">
+      <w:start w:val="1"/>
+      <w:numFmt w:val="bullet"/>
+      <w:lvlText w:val="o"/>
+      <w:lvlJc w:val="left"/>
+      <w:pPr>
+        <w:ind w:left="5760" w:hanging="360"/>
+      </w:pPr>
+      <w:rPr>
+        <w:rFonts w:ascii="Courier New" w:hAnsi="Courier New" w:cs="Courier New" w:hint="default"/>
+      </w:rPr>
+    </w:lvl>
+    <w:lvl w:ilvl="8" w:tplc="04090005" w:tentative="1">
+      <w:start w:val="1"/>
+      <w:numFmt w:val="bullet"/>
+      <w:lvlText w:val=""/>
+      <w:lvlJc w:val="left"/>
+      <w:pPr>
+        <w:ind w:left="6480" w:hanging="360"/>
+      </w:pPr>
+      <w:rPr>
+        <w:rFonts w:ascii="Wingdings" w:hAnsi="Wingdings" w:hint="default"/>
+      </w:rPr>
+    </w:lvl>
+  </w:abstractNum>
+  <w:abstractNum w:abstractNumId="8" w15:restartNumberingAfterBreak="0">
     <w:nsid w:val="57A2326D"/>
     <w:multiLevelType w:val="multilevel"/>
     <w:tmpl w:val="90F4570A"/>
@@ -2358,7 +6669,7 @@
       </w:rPr>
     </w:lvl>
   </w:abstractNum>
-  <w:abstractNum w:abstractNumId="8" w15:restartNumberingAfterBreak="0">
+  <w:abstractNum w:abstractNumId="9" w15:restartNumberingAfterBreak="0">
     <w:nsid w:val="57F631C9"/>
     <w:multiLevelType w:val="multilevel"/>
     <w:tmpl w:val="6D62E4F0"/>
@@ -2507,7 +6818,7 @@
       </w:rPr>
     </w:lvl>
   </w:abstractNum>
-  <w:abstractNum w:abstractNumId="9" w15:restartNumberingAfterBreak="0">
+  <w:abstractNum w:abstractNumId="10" w15:restartNumberingAfterBreak="0">
     <w:nsid w:val="5B410C67"/>
     <w:multiLevelType w:val="multilevel"/>
     <w:tmpl w:val="0E287D3E"/>
@@ -2656,7 +6967,7 @@
       </w:rPr>
     </w:lvl>
   </w:abstractNum>
-  <w:abstractNum w:abstractNumId="10" w15:restartNumberingAfterBreak="0">
+  <w:abstractNum w:abstractNumId="11" w15:restartNumberingAfterBreak="0">
     <w:nsid w:val="5D380094"/>
     <w:multiLevelType w:val="multilevel"/>
     <w:tmpl w:val="CF3835EA"/>
@@ -2805,7 +7116,7 @@
       </w:rPr>
     </w:lvl>
   </w:abstractNum>
-  <w:abstractNum w:abstractNumId="11" w15:restartNumberingAfterBreak="0">
+  <w:abstractNum w:abstractNumId="12" w15:restartNumberingAfterBreak="0">
     <w:nsid w:val="6BE0319F"/>
     <w:multiLevelType w:val="multilevel"/>
     <w:tmpl w:val="E0BE9C5A"/>
@@ -2954,7 +7265,7 @@
       </w:rPr>
     </w:lvl>
   </w:abstractNum>
-  <w:abstractNum w:abstractNumId="12" w15:restartNumberingAfterBreak="0">
+  <w:abstractNum w:abstractNumId="13" w15:restartNumberingAfterBreak="0">
     <w:nsid w:val="73EB5E0C"/>
     <w:multiLevelType w:val="multilevel"/>
     <w:tmpl w:val="8EBA1C72"/>
@@ -3103,7 +7414,7 @@
       </w:rPr>
     </w:lvl>
   </w:abstractNum>
-  <w:abstractNum w:abstractNumId="13" w15:restartNumberingAfterBreak="0">
+  <w:abstractNum w:abstractNumId="14" w15:restartNumberingAfterBreak="0">
     <w:nsid w:val="7E333B7A"/>
     <w:multiLevelType w:val="multilevel"/>
     <w:tmpl w:val="F3CEBFC0"/>
@@ -3253,10 +7564,10 @@
     </w:lvl>
   </w:abstractNum>
   <w:num w:numId="1" w16cid:durableId="449671645">
-    <w:abstractNumId w:val="9"/>
+    <w:abstractNumId w:val="10"/>
   </w:num>
   <w:num w:numId="2" w16cid:durableId="1298219476">
-    <w:abstractNumId w:val="12"/>
+    <w:abstractNumId w:val="13"/>
   </w:num>
   <w:num w:numId="3" w16cid:durableId="2126190173">
     <w:abstractNumId w:val="4"/>
@@ -3268,22 +7579,22 @@
     <w:abstractNumId w:val="0"/>
   </w:num>
   <w:num w:numId="6" w16cid:durableId="1789815300">
-    <w:abstractNumId w:val="13"/>
+    <w:abstractNumId w:val="14"/>
   </w:num>
   <w:num w:numId="7" w16cid:durableId="1225676422">
-    <w:abstractNumId w:val="11"/>
+    <w:abstractNumId w:val="12"/>
   </w:num>
   <w:num w:numId="8" w16cid:durableId="1891189632">
     <w:abstractNumId w:val="3"/>
   </w:num>
   <w:num w:numId="9" w16cid:durableId="1185244882">
-    <w:abstractNumId w:val="7"/>
+    <w:abstractNumId w:val="8"/>
   </w:num>
   <w:num w:numId="10" w16cid:durableId="1458111473">
-    <w:abstractNumId w:val="10"/>
+    <w:abstractNumId w:val="11"/>
   </w:num>
   <w:num w:numId="11" w16cid:durableId="705255402">
-    <w:abstractNumId w:val="8"/>
+    <w:abstractNumId w:val="9"/>
   </w:num>
   <w:num w:numId="12" w16cid:durableId="2041205820">
     <w:abstractNumId w:val="1"/>
@@ -3293,6 +7604,9 @@
   </w:num>
   <w:num w:numId="14" w16cid:durableId="1932665361">
     <w:abstractNumId w:val="2"/>
+  </w:num>
+  <w:num w:numId="15" w16cid:durableId="63336249">
+    <w:abstractNumId w:val="7"/>
   </w:num>
 </w:numbering>
 </file>
